--- a/01-电源电路/01-线性稳压电路/低压差LDO稳压电路/低压差LDO稳压电路.docx
+++ b/01-电源电路/01-线性稳压电路/低压差LDO稳压电路/低压差LDO稳压电路.docx
@@ -3303,6 +3303,20 @@
     </w:p>
     <w:bookmarkEnd w:id="26"/>
     <w:bookmarkEnd w:id="27"/>
+    <w:p>
+      <w:pPr>
+        <w:spacing w:before="360"/>
+        <w:jc w:val="center"/>
+      </w:pPr>
+      <w:r>
+        <w:rPr>
+          <w:rFonts w:ascii="Times New Roman" w:hAnsi="Times New Roman"/>
+          <w:color w:val="555555"/>
+          <w:sz w:val="21"/>
+        </w:rPr>
+        <w:t>材料收集者：杜文杰</w:t>
+      </w:r>
+    </w:p>
     <w:sectPr>
       <w:headerReference r:id="rId9" w:type="default"/>
       <w:footerReference r:id="rId10" w:type="default"/>

--- a/01-电源电路/01-线性稳压电路/低压差LDO稳压电路/低压差LDO稳压电路.docx
+++ b/01-电源电路/01-线性稳压电路/低压差LDO稳压电路/低压差LDO稳压电路.docx
@@ -1,6 +1,6 @@
 
 <file path=word/document.xml><?xml version="1.0" encoding="utf-8"?>
-<w:document xmlns:w="http://schemas.openxmlformats.org/wordprocessingml/2006/main" xmlns:m="http://schemas.openxmlformats.org/officeDocument/2006/math" xmlns:r="http://schemas.openxmlformats.org/officeDocument/2006/relationships" xmlns:o="urn:schemas-microsoft-com:office:office" xmlns:v="urn:schemas-microsoft-com:vml" xmlns:w10="urn:schemas-microsoft-com:office:word" xmlns:a="http://schemas.openxmlformats.org/drawingml/2006/main" xmlns:pic="http://schemas.openxmlformats.org/drawingml/2006/picture" xmlns:wp="http://schemas.openxmlformats.org/drawingml/2006/wordprocessingDrawing">
+<w:document xmlns:m="http://schemas.openxmlformats.org/officeDocument/2006/math" xmlns:r="http://schemas.openxmlformats.org/officeDocument/2006/relationships" xmlns:w="http://schemas.openxmlformats.org/wordprocessingml/2006/main" xmlns:o="urn:schemas-microsoft-com:office:office" xmlns:v="urn:schemas-microsoft-com:vml" xmlns:w10="urn:schemas-microsoft-com:office:word" xmlns:a="http://schemas.openxmlformats.org/drawingml/2006/main" xmlns:pic="http://schemas.openxmlformats.org/drawingml/2006/picture" xmlns:wp="http://schemas.openxmlformats.org/drawingml/2006/wordprocessingDrawing">
   <w:body>
     <w:bookmarkStart w:id="27" w:name="低压差-ldo-稳压电路"/>
     <w:p>
@@ -9,16 +9,19 @@
       </w:pPr>
       <w:r>
         <w:rPr>
-          <w:rFonts w:hint="eastAsia"/>
+          <w:rFonts w:hint="eastAsia" w:eastAsia="黑体"/>
         </w:rPr>
         <w:t xml:space="preserve">低压差</w:t>
       </w:r>
       <w:r>
+        <w:rPr>
+          <w:rFonts w:eastAsia="黑体"/>
+        </w:rPr>
         <w:t xml:space="preserve"> LDO </w:t>
       </w:r>
       <w:r>
         <w:rPr>
-          <w:rFonts w:hint="eastAsia"/>
+          <w:rFonts w:hint="eastAsia" w:eastAsia="黑体"/>
         </w:rPr>
         <w:t xml:space="preserve">稳压电路</w:t>
       </w:r>
@@ -30,7 +33,7 @@
       </w:pPr>
       <w:r>
         <w:rPr>
-          <w:rFonts w:hint="eastAsia"/>
+          <w:rFonts w:hint="eastAsia" w:eastAsia="黑体"/>
         </w:rPr>
         <w:t xml:space="preserve">拓扑描述</w:t>
       </w:r>
@@ -41,15 +44,19 @@
       </w:pPr>
       <w:r>
         <w:rPr>
-          <w:rFonts w:hint="eastAsia"/>
+          <w:rFonts w:hint="eastAsia" w:eastAsia="黑体"/>
         </w:rPr>
         <w:t xml:space="preserve">由</w:t>
       </w:r>
       <w:r>
+        <w:rPr>
+          <w:rFonts w:eastAsia="黑体"/>
+        </w:rPr>
         <w:t xml:space="preserve"> </w:t>
       </w:r>
       <w:r>
         <w:rPr>
+          <w:rFonts w:eastAsia="黑体"/>
           <w:b/>
           <w:bCs/>
         </w:rPr>
@@ -57,7 +64,7 @@
       </w:r>
       <w:r>
         <w:rPr>
-          <w:rFonts w:hint="eastAsia"/>
+          <w:rFonts w:hint="eastAsia" w:eastAsia="黑体"/>
           <w:b/>
           <w:bCs/>
         </w:rPr>
@@ -65,6 +72,7 @@
       </w:r>
       <w:r>
         <w:rPr>
+          <w:rFonts w:eastAsia="黑体"/>
           <w:b/>
           <w:bCs/>
         </w:rPr>
@@ -86,49 +94,61 @@
       </m:oMath>
       <w:r>
         <w:rPr>
-          <w:rFonts w:hint="eastAsia"/>
+          <w:rFonts w:hint="eastAsia" w:eastAsia="黑体"/>
         </w:rPr>
         <w:t xml:space="preserve">（如</w:t>
       </w:r>
       <w:r>
+        <w:rPr>
+          <w:rFonts w:eastAsia="黑体"/>
+        </w:rPr>
         <w:t xml:space="preserve"> AMS1117、TPS7A </w:t>
       </w:r>
       <w:r>
         <w:rPr>
-          <w:rFonts w:hint="eastAsia"/>
+          <w:rFonts w:hint="eastAsia" w:eastAsia="黑体"/>
         </w:rPr>
         <w:t xml:space="preserve">系列，含输入脚</w:t>
       </w:r>
       <w:r>
+        <w:rPr>
+          <w:rFonts w:eastAsia="黑体"/>
+        </w:rPr>
         <w:t xml:space="preserve"> </w:t>
       </w:r>
       <w:r>
         <w:rPr>
-          <w:rFonts w:hint="eastAsia"/>
+          <w:rFonts w:hint="eastAsia" w:eastAsia="黑体"/>
         </w:rPr>
         <w:t xml:space="preserve">IN、输出脚</w:t>
       </w:r>
       <w:r>
+        <w:rPr>
+          <w:rFonts w:eastAsia="黑体"/>
+        </w:rPr>
         <w:t xml:space="preserve"> </w:t>
       </w:r>
       <w:r>
         <w:rPr>
-          <w:rFonts w:hint="eastAsia"/>
+          <w:rFonts w:hint="eastAsia" w:eastAsia="黑体"/>
         </w:rPr>
         <w:t xml:space="preserve">OUT、公共脚</w:t>
       </w:r>
       <w:r>
+        <w:rPr>
+          <w:rFonts w:eastAsia="黑体"/>
+        </w:rPr>
         <w:t xml:space="preserve"> </w:t>
       </w:r>
       <w:r>
         <w:rPr>
-          <w:rFonts w:hint="eastAsia"/>
+          <w:rFonts w:hint="eastAsia" w:eastAsia="黑体"/>
         </w:rPr>
         <w:t xml:space="preserve">GND）、</w:t>
       </w:r>
       <w:r>
         <w:rPr>
-          <w:rFonts w:hint="eastAsia"/>
+          <w:rFonts w:hint="eastAsia" w:eastAsia="黑体"/>
           <w:b/>
           <w:bCs/>
         </w:rPr>
@@ -136,6 +156,7 @@
       </w:r>
       <w:r>
         <w:rPr>
+          <w:rFonts w:eastAsia="黑体"/>
           <w:b/>
           <w:bCs/>
         </w:rPr>
@@ -159,20 +180,26 @@
         </m:sSub>
       </m:oMath>
       <w:r>
+        <w:rPr>
+          <w:rFonts w:eastAsia="黑体"/>
+        </w:rPr>
         <w:t xml:space="preserve"> </w:t>
       </w:r>
       <w:r>
         <w:rPr>
-          <w:rFonts w:hint="eastAsia"/>
+          <w:rFonts w:hint="eastAsia" w:eastAsia="黑体"/>
         </w:rPr>
         <w:t xml:space="preserve">与</w:t>
       </w:r>
       <w:r>
+        <w:rPr>
+          <w:rFonts w:eastAsia="黑体"/>
+        </w:rPr>
         <w:t xml:space="preserve"> </w:t>
       </w:r>
       <w:r>
         <w:rPr>
-          <w:rFonts w:hint="eastAsia"/>
+          <w:rFonts w:hint="eastAsia" w:eastAsia="黑体"/>
           <w:b/>
           <w:bCs/>
         </w:rPr>
@@ -180,6 +207,7 @@
       </w:r>
       <w:r>
         <w:rPr>
+          <w:rFonts w:eastAsia="黑体"/>
           <w:b/>
           <w:bCs/>
         </w:rPr>
@@ -206,26 +234,32 @@
         </m:sSub>
       </m:oMath>
       <w:r>
+        <w:rPr>
+          <w:rFonts w:eastAsia="黑体"/>
+        </w:rPr>
         <w:t xml:space="preserve"> </w:t>
       </w:r>
       <w:r>
         <w:rPr>
-          <w:rFonts w:hint="eastAsia"/>
+          <w:rFonts w:hint="eastAsia" w:eastAsia="黑体"/>
         </w:rPr>
         <w:t xml:space="preserve">组成。电路共有</w:t>
       </w:r>
       <w:r>
+        <w:rPr>
+          <w:rFonts w:eastAsia="黑体"/>
+        </w:rPr>
         <w:t xml:space="preserve"> 3 </w:t>
       </w:r>
       <w:r>
         <w:rPr>
-          <w:rFonts w:hint="eastAsia"/>
+          <w:rFonts w:hint="eastAsia" w:eastAsia="黑体"/>
         </w:rPr>
         <w:t xml:space="preserve">个关键节点：</w:t>
       </w:r>
       <w:r>
         <w:rPr>
-          <w:rFonts w:hint="eastAsia"/>
+          <w:rFonts w:hint="eastAsia" w:eastAsia="黑体"/>
           <w:b/>
           <w:bCs/>
         </w:rPr>
@@ -233,6 +267,7 @@
       </w:r>
       <w:r>
         <w:rPr>
+          <w:rFonts w:eastAsia="黑体"/>
           <w:b/>
           <w:bCs/>
         </w:rPr>
@@ -240,7 +275,7 @@
       </w:r>
       <w:r>
         <w:rPr>
-          <w:rFonts w:hint="eastAsia"/>
+          <w:rFonts w:hint="eastAsia" w:eastAsia="黑体"/>
           <w:b/>
           <w:bCs/>
         </w:rPr>
@@ -248,11 +283,14 @@
       </w:r>
       <w:r>
         <w:rPr>
-          <w:rFonts w:hint="eastAsia"/>
+          <w:rFonts w:hint="eastAsia" w:eastAsia="黑体"/>
         </w:rPr>
         <w:t xml:space="preserve">（输入电压</w:t>
       </w:r>
       <w:r>
+        <w:rPr>
+          <w:rFonts w:eastAsia="黑体"/>
+        </w:rPr>
         <w:t xml:space="preserve"> </w:t>
       </w:r>
       <m:oMath>
@@ -273,11 +311,14 @@
         </m:sSub>
       </m:oMath>
       <w:r>
+        <w:rPr>
+          <w:rFonts w:eastAsia="黑体"/>
+        </w:rPr>
         <w:t xml:space="preserve"> </w:t>
       </w:r>
       <w:r>
         <w:rPr>
-          <w:rFonts w:hint="eastAsia"/>
+          <w:rFonts w:hint="eastAsia" w:eastAsia="黑体"/>
         </w:rPr>
         <w:t xml:space="preserve">正端、</w:t>
       </w:r>
@@ -296,15 +337,21 @@
         </m:sSub>
       </m:oMath>
       <w:r>
+        <w:rPr>
+          <w:rFonts w:eastAsia="黑体"/>
+        </w:rPr>
         <w:t xml:space="preserve"> </w:t>
       </w:r>
       <w:r>
         <w:rPr>
-          <w:rFonts w:hint="eastAsia"/>
+          <w:rFonts w:hint="eastAsia" w:eastAsia="黑体"/>
         </w:rPr>
         <w:t xml:space="preserve">的</w:t>
       </w:r>
       <w:r>
+        <w:rPr>
+          <w:rFonts w:eastAsia="黑体"/>
+        </w:rPr>
         <w:t xml:space="preserve"> IN、</w:t>
       </w:r>
       <m:oMath>
@@ -325,17 +372,20 @@
         </m:sSub>
       </m:oMath>
       <w:r>
+        <w:rPr>
+          <w:rFonts w:eastAsia="黑体"/>
+        </w:rPr>
         <w:t xml:space="preserve"> </w:t>
       </w:r>
       <w:r>
         <w:rPr>
-          <w:rFonts w:hint="eastAsia"/>
+          <w:rFonts w:hint="eastAsia" w:eastAsia="黑体"/>
         </w:rPr>
         <w:t xml:space="preserve">一端三者相连）；</w:t>
       </w:r>
       <w:r>
         <w:rPr>
-          <w:rFonts w:hint="eastAsia"/>
+          <w:rFonts w:hint="eastAsia" w:eastAsia="黑体"/>
           <w:b/>
           <w:bCs/>
         </w:rPr>
@@ -343,6 +393,7 @@
       </w:r>
       <w:r>
         <w:rPr>
+          <w:rFonts w:eastAsia="黑体"/>
           <w:b/>
           <w:bCs/>
         </w:rPr>
@@ -350,7 +401,7 @@
       </w:r>
       <w:r>
         <w:rPr>
-          <w:rFonts w:hint="eastAsia"/>
+          <w:rFonts w:hint="eastAsia" w:eastAsia="黑体"/>
           <w:b/>
           <w:bCs/>
         </w:rPr>
@@ -358,7 +409,7 @@
       </w:r>
       <w:r>
         <w:rPr>
-          <w:rFonts w:hint="eastAsia"/>
+          <w:rFonts w:hint="eastAsia" w:eastAsia="黑体"/>
         </w:rPr>
         <w:t xml:space="preserve">（</w:t>
       </w:r>
@@ -377,15 +428,21 @@
         </m:sSub>
       </m:oMath>
       <w:r>
+        <w:rPr>
+          <w:rFonts w:eastAsia="黑体"/>
+        </w:rPr>
         <w:t xml:space="preserve"> </w:t>
       </w:r>
       <w:r>
         <w:rPr>
-          <w:rFonts w:hint="eastAsia"/>
+          <w:rFonts w:hint="eastAsia" w:eastAsia="黑体"/>
         </w:rPr>
         <w:t xml:space="preserve">的</w:t>
       </w:r>
       <w:r>
+        <w:rPr>
+          <w:rFonts w:eastAsia="黑体"/>
+        </w:rPr>
         <w:t xml:space="preserve"> OUT、</w:t>
       </w:r>
       <m:oMath>
@@ -409,15 +466,21 @@
         </m:sSub>
       </m:oMath>
       <w:r>
+        <w:rPr>
+          <w:rFonts w:eastAsia="黑体"/>
+        </w:rPr>
         <w:t xml:space="preserve"> </w:t>
       </w:r>
       <w:r>
         <w:rPr>
-          <w:rFonts w:hint="eastAsia"/>
+          <w:rFonts w:hint="eastAsia" w:eastAsia="黑体"/>
         </w:rPr>
         <w:t xml:space="preserve">一端与输出</w:t>
       </w:r>
       <w:r>
+        <w:rPr>
+          <w:rFonts w:eastAsia="黑体"/>
+        </w:rPr>
         <w:t xml:space="preserve"> </w:t>
       </w:r>
       <m:oMath>
@@ -441,17 +504,20 @@
         </m:sSub>
       </m:oMath>
       <w:r>
+        <w:rPr>
+          <w:rFonts w:eastAsia="黑体"/>
+        </w:rPr>
         <w:t xml:space="preserve"> </w:t>
       </w:r>
       <w:r>
         <w:rPr>
-          <w:rFonts w:hint="eastAsia"/>
+          <w:rFonts w:hint="eastAsia" w:eastAsia="黑体"/>
         </w:rPr>
         <w:t xml:space="preserve">相连）；</w:t>
       </w:r>
       <w:r>
         <w:rPr>
-          <w:rFonts w:hint="eastAsia"/>
+          <w:rFonts w:hint="eastAsia" w:eastAsia="黑体"/>
           <w:b/>
           <w:bCs/>
         </w:rPr>
@@ -459,6 +525,7 @@
       </w:r>
       <w:r>
         <w:rPr>
+          <w:rFonts w:eastAsia="黑体"/>
           <w:b/>
           <w:bCs/>
         </w:rPr>
@@ -466,7 +533,7 @@
       </w:r>
       <w:r>
         <w:rPr>
-          <w:rFonts w:hint="eastAsia"/>
+          <w:rFonts w:hint="eastAsia" w:eastAsia="黑体"/>
           <w:b/>
           <w:bCs/>
         </w:rPr>
@@ -474,6 +541,7 @@
       </w:r>
       <w:r>
         <w:rPr>
+          <w:rFonts w:eastAsia="黑体"/>
           <w:b/>
           <w:bCs/>
         </w:rPr>
@@ -481,7 +549,7 @@
       </w:r>
       <w:r>
         <w:rPr>
-          <w:rFonts w:hint="eastAsia"/>
+          <w:rFonts w:hint="eastAsia" w:eastAsia="黑体"/>
         </w:rPr>
         <w:t xml:space="preserve">（</w:t>
       </w:r>
@@ -503,11 +571,14 @@
         </m:sSub>
       </m:oMath>
       <w:r>
+        <w:rPr>
+          <w:rFonts w:eastAsia="黑体"/>
+        </w:rPr>
         <w:t xml:space="preserve"> </w:t>
       </w:r>
       <w:r>
         <w:rPr>
-          <w:rFonts w:hint="eastAsia"/>
+          <w:rFonts w:hint="eastAsia" w:eastAsia="黑体"/>
         </w:rPr>
         <w:t xml:space="preserve">负端、</w:t>
       </w:r>
@@ -526,15 +597,21 @@
         </m:sSub>
       </m:oMath>
       <w:r>
+        <w:rPr>
+          <w:rFonts w:eastAsia="黑体"/>
+        </w:rPr>
         <w:t xml:space="preserve"> </w:t>
       </w:r>
       <w:r>
         <w:rPr>
-          <w:rFonts w:hint="eastAsia"/>
+          <w:rFonts w:hint="eastAsia" w:eastAsia="黑体"/>
         </w:rPr>
         <w:t xml:space="preserve">的公共脚</w:t>
       </w:r>
       <w:r>
+        <w:rPr>
+          <w:rFonts w:eastAsia="黑体"/>
+        </w:rPr>
         <w:t xml:space="preserve"> GND、</w:t>
       </w:r>
       <m:oMath>
@@ -555,11 +632,14 @@
         </m:sSub>
       </m:oMath>
       <w:r>
+        <w:rPr>
+          <w:rFonts w:eastAsia="黑体"/>
+        </w:rPr>
         <w:t xml:space="preserve"> </w:t>
       </w:r>
       <w:r>
         <w:rPr>
-          <w:rFonts w:hint="eastAsia"/>
+          <w:rFonts w:hint="eastAsia" w:eastAsia="黑体"/>
         </w:rPr>
         <w:t xml:space="preserve">另一端、</w:t>
       </w:r>
@@ -584,11 +664,14 @@
         </m:sSub>
       </m:oMath>
       <w:r>
+        <w:rPr>
+          <w:rFonts w:eastAsia="黑体"/>
+        </w:rPr>
         <w:t xml:space="preserve"> </w:t>
       </w:r>
       <w:r>
         <w:rPr>
-          <w:rFonts w:hint="eastAsia"/>
+          <w:rFonts w:hint="eastAsia" w:eastAsia="黑体"/>
         </w:rPr>
         <w:t xml:space="preserve">另一端四者相连）。</w:t>
       </w:r>
@@ -597,7 +680,7 @@
       <w:pPr/>
       <w:r>
         <w:rPr>
-          <w:rFonts w:hint="eastAsia"/>
+          <w:rFonts w:hint="eastAsia" w:eastAsia="黑体"/>
         </w:rPr>
         <w:t xml:space="preserve">各元件管脚连接：</w:t>
       </w:r>
@@ -616,47 +699,62 @@
         </m:sSub>
       </m:oMath>
       <w:r>
+        <w:rPr>
+          <w:rFonts w:eastAsia="黑体"/>
+        </w:rPr>
         <w:t xml:space="preserve"> </w:t>
       </w:r>
       <w:r>
         <w:rPr>
-          <w:rFonts w:hint="eastAsia"/>
+          <w:rFonts w:hint="eastAsia" w:eastAsia="黑体"/>
         </w:rPr>
         <w:t xml:space="preserve">的</w:t>
       </w:r>
       <w:r>
+        <w:rPr>
+          <w:rFonts w:eastAsia="黑体"/>
+        </w:rPr>
         <w:t xml:space="preserve"> IN </w:t>
       </w:r>
       <w:r>
         <w:rPr>
-          <w:rFonts w:hint="eastAsia"/>
+          <w:rFonts w:hint="eastAsia" w:eastAsia="黑体"/>
         </w:rPr>
         <w:t xml:space="preserve">接输入节点、OUT</w:t>
       </w:r>
       <w:r>
+        <w:rPr>
+          <w:rFonts w:eastAsia="黑体"/>
+        </w:rPr>
         <w:t xml:space="preserve"> </w:t>
       </w:r>
       <w:r>
         <w:rPr>
-          <w:rFonts w:hint="eastAsia"/>
+          <w:rFonts w:hint="eastAsia" w:eastAsia="黑体"/>
         </w:rPr>
         <w:t xml:space="preserve">接输出节点、公共脚</w:t>
       </w:r>
       <w:r>
+        <w:rPr>
+          <w:rFonts w:eastAsia="黑体"/>
+        </w:rPr>
         <w:t xml:space="preserve"> GND </w:t>
       </w:r>
       <w:r>
         <w:rPr>
-          <w:rFonts w:hint="eastAsia"/>
+          <w:rFonts w:hint="eastAsia" w:eastAsia="黑体"/>
         </w:rPr>
         <w:t xml:space="preserve">接地节点</w:t>
       </w:r>
       <w:r>
+        <w:rPr>
+          <w:rFonts w:eastAsia="黑体"/>
+        </w:rPr>
         <w:t xml:space="preserve"> </w:t>
       </w:r>
       <w:r>
         <w:rPr>
-          <w:rFonts w:hint="eastAsia"/>
+          <w:rFonts w:hint="eastAsia" w:eastAsia="黑体"/>
         </w:rPr>
         <w:t xml:space="preserve">GND；</w:t>
       </w:r>
@@ -678,20 +776,26 @@
         </m:sSub>
       </m:oMath>
       <w:r>
+        <w:rPr>
+          <w:rFonts w:eastAsia="黑体"/>
+        </w:rPr>
         <w:t xml:space="preserve"> </w:t>
       </w:r>
       <w:r>
         <w:rPr>
-          <w:rFonts w:hint="eastAsia"/>
+          <w:rFonts w:hint="eastAsia" w:eastAsia="黑体"/>
         </w:rPr>
         <w:t xml:space="preserve">一端接输入节点、另一端接地节点</w:t>
       </w:r>
       <w:r>
+        <w:rPr>
+          <w:rFonts w:eastAsia="黑体"/>
+        </w:rPr>
         <w:t xml:space="preserve"> </w:t>
       </w:r>
       <w:r>
         <w:rPr>
-          <w:rFonts w:hint="eastAsia"/>
+          <w:rFonts w:hint="eastAsia" w:eastAsia="黑体"/>
         </w:rPr>
         <w:t xml:space="preserve">GND；</w:t>
       </w:r>
@@ -716,15 +820,21 @@
         </m:sSub>
       </m:oMath>
       <w:r>
+        <w:rPr>
+          <w:rFonts w:eastAsia="黑体"/>
+        </w:rPr>
         <w:t xml:space="preserve"> </w:t>
       </w:r>
       <w:r>
         <w:rPr>
-          <w:rFonts w:hint="eastAsia"/>
+          <w:rFonts w:hint="eastAsia" w:eastAsia="黑体"/>
         </w:rPr>
         <w:t xml:space="preserve">一端接输出节点、另一端接地节点</w:t>
       </w:r>
       <w:r>
+        <w:rPr>
+          <w:rFonts w:eastAsia="黑体"/>
+        </w:rPr>
         <w:t xml:space="preserve"> GND。</w:t>
       </w:r>
     </w:p>
@@ -732,38 +842,50 @@
       <w:pPr/>
       <w:r>
         <w:rPr>
-          <w:rFonts w:hint="eastAsia"/>
+          <w:rFonts w:hint="eastAsia" w:eastAsia="黑体"/>
         </w:rPr>
         <w:t xml:space="preserve">由此构成”LDO</w:t>
       </w:r>
       <w:r>
+        <w:rPr>
+          <w:rFonts w:eastAsia="黑体"/>
+        </w:rPr>
         <w:t xml:space="preserve"> </w:t>
       </w:r>
       <w:r>
         <w:rPr>
-          <w:rFonts w:hint="eastAsia"/>
+          <w:rFonts w:hint="eastAsia" w:eastAsia="黑体"/>
         </w:rPr>
         <w:t xml:space="preserve">调整管采用</w:t>
       </w:r>
       <w:r>
+        <w:rPr>
+          <w:rFonts w:eastAsia="黑体"/>
+        </w:rPr>
         <w:t xml:space="preserve"> PNP </w:t>
       </w:r>
       <w:r>
         <w:rPr>
-          <w:rFonts w:hint="eastAsia"/>
+          <w:rFonts w:hint="eastAsia" w:eastAsia="黑体"/>
         </w:rPr>
         <w:t xml:space="preserve">或</w:t>
       </w:r>
       <w:r>
+        <w:rPr>
+          <w:rFonts w:eastAsia="黑体"/>
+        </w:rPr>
         <w:t xml:space="preserve"> </w:t>
       </w:r>
       <w:r>
         <w:rPr>
-          <w:rFonts w:hint="eastAsia"/>
+          <w:rFonts w:hint="eastAsia" w:eastAsia="黑体"/>
         </w:rPr>
         <w:t xml:space="preserve">P-MOSFET（压差小）、输入输出端分别由</w:t>
       </w:r>
       <w:r>
+        <w:rPr>
+          <w:rFonts w:eastAsia="黑体"/>
+        </w:rPr>
         <w:t xml:space="preserve"> </w:t>
       </w:r>
       <m:oMath>
@@ -784,6 +906,9 @@
         </m:sSub>
       </m:oMath>
       <w:r>
+        <w:rPr>
+          <w:rFonts w:eastAsia="黑体"/>
+        </w:rPr>
         <w:t xml:space="preserve">、</w:t>
       </w:r>
       <m:oMath>
@@ -807,15 +932,21 @@
         </m:sSub>
       </m:oMath>
       <w:r>
+        <w:rPr>
+          <w:rFonts w:eastAsia="黑体"/>
+        </w:rPr>
         <w:t xml:space="preserve"> </w:t>
       </w:r>
       <w:r>
         <w:rPr>
-          <w:rFonts w:hint="eastAsia"/>
+          <w:rFonts w:hint="eastAsia" w:eastAsia="黑体"/>
         </w:rPr>
         <w:t xml:space="preserve">旁路、芯片公共脚接地”的低压差线性稳压组态，在输入输出压差低至数百毫伏时仍稳定输出，满足</w:t>
       </w:r>
       <w:r>
+        <w:rPr>
+          <w:rFonts w:eastAsia="黑体"/>
+        </w:rPr>
         <w:t xml:space="preserve"> </w:t>
       </w:r>
       <m:oMath>
@@ -897,7 +1028,7 @@
       </m:oMath>
       <w:r>
         <w:rPr>
-          <w:rFonts w:hint="eastAsia"/>
+          <w:rFonts w:hint="eastAsia" w:eastAsia="黑体"/>
         </w:rPr>
         <w:t xml:space="preserve">，适用于对噪声与静态电流要求高的低压场合。</w:t>
       </w:r>
@@ -910,7 +1041,7 @@
       </w:pPr>
       <w:r>
         <w:rPr>
-          <w:rFonts w:hint="eastAsia"/>
+          <w:rFonts w:hint="eastAsia" w:eastAsia="黑体"/>
         </w:rPr>
         <w:t xml:space="preserve">工作原理</w:t>
       </w:r>
@@ -921,20 +1052,26 @@
       </w:pPr>
       <w:r>
         <w:rPr>
-          <w:rFonts w:hint="eastAsia"/>
+          <w:rFonts w:hint="eastAsia" w:eastAsia="黑体"/>
         </w:rPr>
         <w:t xml:space="preserve">内部基准与误差放大器通过</w:t>
       </w:r>
       <w:r>
+        <w:rPr>
+          <w:rFonts w:eastAsia="黑体"/>
+        </w:rPr>
         <w:t xml:space="preserve"> P </w:t>
       </w:r>
       <w:r>
         <w:rPr>
-          <w:rFonts w:hint="eastAsia"/>
+          <w:rFonts w:hint="eastAsia" w:eastAsia="黑体"/>
         </w:rPr>
         <w:t xml:space="preserve">型调整管控制输出，调整管只需吸收很小的压差即可稳定输出。在低压差工作区，输出电压关系为</w:t>
       </w:r>
       <w:r>
+        <w:rPr>
+          <w:rFonts w:eastAsia="黑体"/>
+        </w:rPr>
         <w:t xml:space="preserve"> </w:t>
       </w:r>
       <m:oMath>
@@ -1016,7 +1153,7 @@
       </m:oMath>
       <w:r>
         <w:rPr>
-          <w:rFonts w:hint="eastAsia"/>
+          <w:rFonts w:hint="eastAsia" w:eastAsia="黑体"/>
         </w:rPr>
         <w:t xml:space="preserve">，压差由负载电流与调整管导通电阻决定。</w:t>
       </w:r>
@@ -1029,7 +1166,7 @@
       </w:pPr>
       <w:r>
         <w:rPr>
-          <w:rFonts w:hint="eastAsia"/>
+          <w:rFonts w:hint="eastAsia" w:eastAsia="黑体"/>
         </w:rPr>
         <w:t xml:space="preserve">关键计算公式</w:t>
       </w:r>
@@ -1043,7 +1180,7 @@
       </w:pPr>
       <w:r>
         <w:rPr>
-          <w:rFonts w:hint="eastAsia"/>
+          <w:rFonts w:hint="eastAsia" w:eastAsia="黑体"/>
         </w:rPr>
         <w:t xml:space="preserve">最小输入电压（</w:t>
       </w:r>
@@ -1080,11 +1217,14 @@
         </m:sSub>
       </m:oMath>
       <w:r>
+        <w:rPr>
+          <w:rFonts w:eastAsia="黑体"/>
+        </w:rPr>
         <w:t xml:space="preserve"> </w:t>
       </w:r>
       <w:r>
         <w:rPr>
-          <w:rFonts w:hint="eastAsia"/>
+          <w:rFonts w:hint="eastAsia" w:eastAsia="黑体"/>
         </w:rPr>
         <w:t xml:space="preserve">为压差）：</w:t>
       </w:r>
@@ -1207,16 +1347,19 @@
       </w:pPr>
       <w:r>
         <w:rPr>
-          <w:rFonts w:hint="eastAsia"/>
+          <w:rFonts w:hint="eastAsia" w:eastAsia="黑体"/>
         </w:rPr>
         <w:t xml:space="preserve">压差与导通电阻关系（MOSFET</w:t>
       </w:r>
       <w:r>
+        <w:rPr>
+          <w:rFonts w:eastAsia="黑体"/>
+        </w:rPr>
         <w:t xml:space="preserve"> </w:t>
       </w:r>
       <w:r>
         <w:rPr>
-          <w:rFonts w:hint="eastAsia"/>
+          <w:rFonts w:hint="eastAsia" w:eastAsia="黑体"/>
         </w:rPr>
         <w:t xml:space="preserve">调整管）：</w:t>
       </w:r>
@@ -1336,7 +1479,7 @@
       </w:pPr>
       <w:r>
         <w:rPr>
-          <w:rFonts w:hint="eastAsia"/>
+          <w:rFonts w:hint="eastAsia" w:eastAsia="黑体"/>
         </w:rPr>
         <w:t xml:space="preserve">稳压器功耗：</w:t>
       </w:r>
@@ -1456,7 +1599,7 @@
       </w:pPr>
       <w:r>
         <w:rPr>
-          <w:rFonts w:hint="eastAsia"/>
+          <w:rFonts w:hint="eastAsia" w:eastAsia="黑体"/>
         </w:rPr>
         <w:t xml:space="preserve">效率：</w:t>
       </w:r>
@@ -1582,7 +1725,7 @@
       </w:pPr>
       <w:r>
         <w:rPr>
-          <w:rFonts w:hint="eastAsia"/>
+          <w:rFonts w:hint="eastAsia" w:eastAsia="黑体"/>
         </w:rPr>
         <w:t xml:space="preserve">旁路电容对输出纹波的滤波作用（</w:t>
       </w:r>
@@ -1607,11 +1750,14 @@
         </m:sSub>
       </m:oMath>
       <w:r>
+        <w:rPr>
+          <w:rFonts w:eastAsia="黑体"/>
+        </w:rPr>
         <w:t xml:space="preserve"> </w:t>
       </w:r>
       <w:r>
         <w:rPr>
-          <w:rFonts w:hint="eastAsia"/>
+          <w:rFonts w:hint="eastAsia" w:eastAsia="黑体"/>
         </w:rPr>
         <w:t xml:space="preserve">处）：</w:t>
       </w:r>
@@ -1759,7 +1905,7 @@
             </w:pPr>
             <w:r>
               <w:rPr>
-                <w:rFonts w:hint="eastAsia"/>
+                <w:rFonts w:hint="eastAsia" w:eastAsia="黑体"/>
               </w:rPr>
               <w:t xml:space="preserve">符号</w:t>
             </w:r>
@@ -1773,7 +1919,7 @@
             </w:pPr>
             <w:r>
               <w:rPr>
-                <w:rFonts w:hint="eastAsia"/>
+                <w:rFonts w:hint="eastAsia" w:eastAsia="黑体"/>
               </w:rPr>
               <w:t xml:space="preserve">含义</w:t>
             </w:r>
@@ -1787,7 +1933,7 @@
             </w:pPr>
             <w:r>
               <w:rPr>
-                <w:rFonts w:hint="eastAsia"/>
+                <w:rFonts w:hint="eastAsia" w:eastAsia="黑体"/>
               </w:rPr>
               <w:t xml:space="preserve">单位</w:t>
             </w:r>
@@ -1834,6 +1980,9 @@
               </m:sSub>
             </m:oMath>
             <w:r>
+              <w:rPr>
+                <w:rFonts w:eastAsia="黑体"/>
+              </w:rPr>
               <w:t xml:space="preserve">​</w:t>
             </w:r>
           </w:p>
@@ -1846,16 +1995,19 @@
             </w:pPr>
             <w:r>
               <w:rPr>
-                <w:rFonts w:hint="eastAsia"/>
+                <w:rFonts w:hint="eastAsia" w:eastAsia="黑体"/>
               </w:rPr>
               <w:t xml:space="preserve">压差（Dropout</w:t>
             </w:r>
             <w:r>
+              <w:rPr>
+                <w:rFonts w:eastAsia="黑体"/>
+              </w:rPr>
               <w:t xml:space="preserve"> </w:t>
             </w:r>
             <w:r>
               <w:rPr>
-                <w:rFonts w:hint="eastAsia"/>
+                <w:rFonts w:hint="eastAsia" w:eastAsia="黑体"/>
               </w:rPr>
               <w:t xml:space="preserve">Voltage）</w:t>
             </w:r>
@@ -1868,6 +2020,9 @@
               <w:pStyle w:val="Compact"/>
             </w:pPr>
             <w:r>
+              <w:rPr>
+                <w:rFonts w:eastAsia="黑体"/>
+              </w:rPr>
               <w:t xml:space="preserve">V</w:t>
             </w:r>
           </w:p>
@@ -1916,6 +2071,9 @@
               </m:sSub>
             </m:oMath>
             <w:r>
+              <w:rPr>
+                <w:rFonts w:eastAsia="黑体"/>
+              </w:rPr>
               <w:t xml:space="preserve">​</w:t>
             </w:r>
           </w:p>
@@ -1928,7 +2086,7 @@
             </w:pPr>
             <w:r>
               <w:rPr>
-                <w:rFonts w:hint="eastAsia"/>
+                <w:rFonts w:hint="eastAsia" w:eastAsia="黑体"/>
               </w:rPr>
               <w:t xml:space="preserve">调整管导通电阻</w:t>
             </w:r>
@@ -1941,6 +2099,9 @@
               <w:pStyle w:val="Compact"/>
             </w:pPr>
             <w:r>
+              <w:rPr>
+                <w:rFonts w:eastAsia="黑体"/>
+              </w:rPr>
               <w:t xml:space="preserve">Ω</w:t>
             </w:r>
           </w:p>
@@ -1959,6 +2120,9 @@
               </m:r>
             </m:oMath>
             <w:r>
+              <w:rPr>
+                <w:rFonts w:eastAsia="黑体"/>
+              </w:rPr>
               <w:t xml:space="preserve">​</w:t>
             </w:r>
           </w:p>
@@ -1971,7 +2135,7 @@
             </w:pPr>
             <w:r>
               <w:rPr>
-                <w:rFonts w:hint="eastAsia"/>
+                <w:rFonts w:hint="eastAsia" w:eastAsia="黑体"/>
               </w:rPr>
               <w:t xml:space="preserve">效率</w:t>
             </w:r>
@@ -1984,6 +2148,9 @@
               <w:pStyle w:val="Compact"/>
             </w:pPr>
             <w:r>
+              <w:rPr>
+                <w:rFonts w:eastAsia="黑体"/>
+              </w:rPr>
               <w:t xml:space="preserve">—</w:t>
             </w:r>
           </w:p>
@@ -2017,6 +2184,9 @@
               </m:sSub>
             </m:oMath>
             <w:r>
+              <w:rPr>
+                <w:rFonts w:eastAsia="黑体"/>
+              </w:rPr>
               <w:t xml:space="preserve">​</w:t>
             </w:r>
           </w:p>
@@ -2029,7 +2199,7 @@
             </w:pPr>
             <w:r>
               <w:rPr>
-                <w:rFonts w:hint="eastAsia"/>
+                <w:rFonts w:hint="eastAsia" w:eastAsia="黑体"/>
               </w:rPr>
               <w:t xml:space="preserve">输出电流</w:t>
             </w:r>
@@ -2042,6 +2212,9 @@
               <w:pStyle w:val="Compact"/>
             </w:pPr>
             <w:r>
+              <w:rPr>
+                <w:rFonts w:eastAsia="黑体"/>
+              </w:rPr>
               <w:t xml:space="preserve">A</w:t>
             </w:r>
           </w:p>
@@ -2075,6 +2248,9 @@
               </m:sSub>
             </m:oMath>
             <w:r>
+              <w:rPr>
+                <w:rFonts w:eastAsia="黑体"/>
+              </w:rPr>
               <w:t xml:space="preserve">​</w:t>
             </w:r>
           </w:p>
@@ -2087,7 +2263,7 @@
             </w:pPr>
             <w:r>
               <w:rPr>
-                <w:rFonts w:hint="eastAsia"/>
+                <w:rFonts w:hint="eastAsia" w:eastAsia="黑体"/>
               </w:rPr>
               <w:t xml:space="preserve">输出电容</w:t>
             </w:r>
@@ -2100,6 +2276,9 @@
               <w:pStyle w:val="Compact"/>
             </w:pPr>
             <w:r>
+              <w:rPr>
+                <w:rFonts w:eastAsia="黑体"/>
+              </w:rPr>
               <w:t xml:space="preserve">F</w:t>
             </w:r>
           </w:p>
@@ -2127,6 +2306,9 @@
               </m:sSub>
             </m:oMath>
             <w:r>
+              <w:rPr>
+                <w:rFonts w:eastAsia="黑体"/>
+              </w:rPr>
               <w:t xml:space="preserve">​</w:t>
             </w:r>
           </w:p>
@@ -2139,7 +2321,7 @@
             </w:pPr>
             <w:r>
               <w:rPr>
-                <w:rFonts w:hint="eastAsia"/>
+                <w:rFonts w:hint="eastAsia" w:eastAsia="黑体"/>
               </w:rPr>
               <w:t xml:space="preserve">稳压器功耗</w:t>
             </w:r>
@@ -2152,6 +2334,9 @@
               <w:pStyle w:val="Compact"/>
             </w:pPr>
             <w:r>
+              <w:rPr>
+                <w:rFonts w:eastAsia="黑体"/>
+              </w:rPr>
               <w:t xml:space="preserve">W</w:t>
             </w:r>
           </w:p>
@@ -2166,7 +2351,7 @@
       </w:pPr>
       <w:r>
         <w:rPr>
-          <w:rFonts w:hint="eastAsia"/>
+          <w:rFonts w:hint="eastAsia" w:eastAsia="黑体"/>
         </w:rPr>
         <w:t xml:space="preserve">元件调整影响</w:t>
       </w:r>
@@ -2213,6 +2398,7 @@
       </m:oMath>
       <w:r>
         <w:rPr>
+          <w:rFonts w:eastAsia="黑体"/>
           <w:b/>
           <w:bCs/>
         </w:rPr>
@@ -2220,21 +2406,27 @@
       </w:r>
       <w:r>
         <w:rPr>
-          <w:rFonts w:hint="eastAsia"/>
+          <w:rFonts w:hint="eastAsia" w:eastAsia="黑体"/>
           <w:b/>
           <w:bCs/>
         </w:rPr>
         <w:t xml:space="preserve">↓（选导通电阻低的型号）</w:t>
       </w:r>
       <w:r>
+        <w:rPr>
+          <w:rFonts w:eastAsia="黑体"/>
+        </w:rPr>
         <w:t xml:space="preserve"> </w:t>
       </w:r>
       <w:r>
+        <w:rPr>
+          <w:rFonts w:eastAsia="黑体"/>
+        </w:rPr>
         <w:t xml:space="preserve">→ </w:t>
       </w:r>
       <w:r>
         <w:rPr>
-          <w:rFonts w:hint="eastAsia"/>
+          <w:rFonts w:hint="eastAsia" w:eastAsia="黑体"/>
         </w:rPr>
         <w:t xml:space="preserve">允许更低的输入电压，效率更高。</w:t>
       </w:r>
@@ -2269,6 +2461,7 @@
       </m:oMath>
       <w:r>
         <w:rPr>
+          <w:rFonts w:eastAsia="黑体"/>
           <w:b/>
           <w:bCs/>
         </w:rPr>
@@ -2276,38 +2469,51 @@
       </w:r>
       <w:r>
         <w:rPr>
+          <w:rFonts w:eastAsia="黑体"/>
           <w:b/>
           <w:bCs/>
         </w:rPr>
         <w:t xml:space="preserve">↑</w:t>
       </w:r>
       <w:r>
+        <w:rPr>
+          <w:rFonts w:eastAsia="黑体"/>
+        </w:rPr>
         <w:t xml:space="preserve"> </w:t>
       </w:r>
       <w:r>
+        <w:rPr>
+          <w:rFonts w:eastAsia="黑体"/>
+        </w:rPr>
         <w:t xml:space="preserve">→ </w:t>
       </w:r>
       <w:r>
         <w:rPr>
-          <w:rFonts w:hint="eastAsia"/>
+          <w:rFonts w:hint="eastAsia" w:eastAsia="黑体"/>
         </w:rPr>
         <w:t xml:space="preserve">负载瞬态响应更好，但过于依赖</w:t>
       </w:r>
       <w:r>
+        <w:rPr>
+          <w:rFonts w:eastAsia="黑体"/>
+        </w:rPr>
         <w:t xml:space="preserve"> ESR </w:t>
       </w:r>
       <w:r>
         <w:rPr>
-          <w:rFonts w:hint="eastAsia"/>
+          <w:rFonts w:hint="eastAsia" w:eastAsia="黑体"/>
         </w:rPr>
         <w:t xml:space="preserve">的旧型号需匹配其</w:t>
       </w:r>
       <w:r>
+        <w:rPr>
+          <w:rFonts w:eastAsia="黑体"/>
+        </w:rPr>
         <w:t xml:space="preserve"> ESR </w:t>
       </w:r>
       <w:r>
         <w:rPr>
-          <w:rFonts w:hint="eastAsia"/>
+          <w:rFonts w:hint="eastAsia" w:eastAsia="黑体"/>
         </w:rPr>
         <w:t xml:space="preserve">范围。</w:t>
       </w:r>
@@ -2342,6 +2548,7 @@
       </m:oMath>
       <w:r>
         <w:rPr>
+          <w:rFonts w:eastAsia="黑体"/>
           <w:b/>
           <w:bCs/>
         </w:rPr>
@@ -2349,6 +2556,7 @@
       </w:r>
       <w:r>
         <w:rPr>
+          <w:rFonts w:eastAsia="黑体"/>
           <w:b/>
           <w:bCs/>
         </w:rPr>
@@ -2356,21 +2564,27 @@
       </w:r>
       <w:r>
         <w:rPr>
-          <w:rFonts w:hint="eastAsia"/>
+          <w:rFonts w:hint="eastAsia" w:eastAsia="黑体"/>
           <w:b/>
           <w:bCs/>
         </w:rPr>
         <w:t xml:space="preserve">不当（过小或过大）</w:t>
       </w:r>
       <w:r>
+        <w:rPr>
+          <w:rFonts w:eastAsia="黑体"/>
+        </w:rPr>
         <w:t xml:space="preserve"> </w:t>
       </w:r>
       <w:r>
+        <w:rPr>
+          <w:rFonts w:eastAsia="黑体"/>
+        </w:rPr>
         <w:t xml:space="preserve">→ </w:t>
       </w:r>
       <w:r>
         <w:rPr>
-          <w:rFonts w:hint="eastAsia"/>
+          <w:rFonts w:hint="eastAsia" w:eastAsia="黑体"/>
         </w:rPr>
         <w:t xml:space="preserve">影响环路稳定，需按数据手册选型。</w:t>
       </w:r>
@@ -2405,6 +2619,7 @@
       </m:oMath>
       <w:r>
         <w:rPr>
+          <w:rFonts w:eastAsia="黑体"/>
           <w:b/>
           <w:bCs/>
         </w:rPr>
@@ -2412,20 +2627,27 @@
       </w:r>
       <w:r>
         <w:rPr>
+          <w:rFonts w:eastAsia="黑体"/>
           <w:b/>
           <w:bCs/>
         </w:rPr>
         <w:t xml:space="preserve">↑</w:t>
       </w:r>
       <w:r>
+        <w:rPr>
+          <w:rFonts w:eastAsia="黑体"/>
+        </w:rPr>
         <w:t xml:space="preserve"> </w:t>
       </w:r>
       <w:r>
+        <w:rPr>
+          <w:rFonts w:eastAsia="黑体"/>
+        </w:rPr>
         <w:t xml:space="preserve">→ </w:t>
       </w:r>
       <w:r>
         <w:rPr>
-          <w:rFonts w:hint="eastAsia"/>
+          <w:rFonts w:hint="eastAsia" w:eastAsia="黑体"/>
         </w:rPr>
         <w:t xml:space="preserve">压差增大，功耗同步升高。</w:t>
       </w:r>
@@ -2438,7 +2660,7 @@
       </w:pPr>
       <w:r>
         <w:rPr>
-          <w:rFonts w:hint="eastAsia"/>
+          <w:rFonts w:hint="eastAsia" w:eastAsia="黑体"/>
         </w:rPr>
         <w:t xml:space="preserve">典型参数示例</w:t>
       </w:r>
@@ -2453,20 +2675,26 @@
       </w:pPr>
       <w:r>
         <w:rPr>
-          <w:rFonts w:hint="eastAsia"/>
+          <w:rFonts w:hint="eastAsia" w:eastAsia="黑体"/>
         </w:rPr>
         <w:t xml:space="preserve">用</w:t>
       </w:r>
       <w:r>
+        <w:rPr>
+          <w:rFonts w:eastAsia="黑体"/>
+        </w:rPr>
         <w:t xml:space="preserve"> </w:t>
       </w:r>
       <w:r>
         <w:rPr>
-          <w:rFonts w:hint="eastAsia"/>
+          <w:rFonts w:hint="eastAsia" w:eastAsia="黑体"/>
         </w:rPr>
         <w:t xml:space="preserve">AMS1117-3.3，取</w:t>
       </w:r>
       <w:r>
+        <w:rPr>
+          <w:rFonts w:eastAsia="黑体"/>
+        </w:rPr>
         <w:t xml:space="preserve"> </w:t>
       </w:r>
       <m:oMath>
@@ -2506,6 +2734,9 @@
         </m:r>
       </m:oMath>
       <w:r>
+        <w:rPr>
+          <w:rFonts w:eastAsia="黑体"/>
+        </w:rPr>
         <w:t xml:space="preserve">、</w:t>
       </w:r>
       <m:oMath>
@@ -2548,6 +2779,9 @@
         </m:r>
       </m:oMath>
       <w:r>
+        <w:rPr>
+          <w:rFonts w:eastAsia="黑体"/>
+        </w:rPr>
         <w:t xml:space="preserve">、</w:t>
       </w:r>
       <m:oMath>
@@ -2603,7 +2837,7 @@
       </m:oMath>
       <w:r>
         <w:rPr>
-          <w:rFonts w:hint="eastAsia"/>
+          <w:rFonts w:hint="eastAsia" w:eastAsia="黑体"/>
         </w:rPr>
         <w:t xml:space="preserve">：</w:t>
       </w:r>
@@ -2684,16 +2918,19 @@
       </m:oMath>
       <w:r>
         <w:rPr>
-          <w:rFonts w:hint="eastAsia"/>
+          <w:rFonts w:hint="eastAsia" w:eastAsia="黑体"/>
         </w:rPr>
         <w:t xml:space="preserve">，4.0</w:t>
       </w:r>
       <w:r>
+        <w:rPr>
+          <w:rFonts w:eastAsia="黑体"/>
+        </w:rPr>
         <w:t xml:space="preserve"> V </w:t>
       </w:r>
       <w:r>
         <w:rPr>
-          <w:rFonts w:hint="eastAsia"/>
+          <w:rFonts w:hint="eastAsia" w:eastAsia="黑体"/>
         </w:rPr>
         <w:t xml:space="preserve">已偏低，应改用更低压差型号。</w:t>
       </w:r>
@@ -2708,11 +2945,14 @@
       </w:pPr>
       <w:r>
         <w:rPr>
-          <w:rFonts w:hint="eastAsia"/>
+          <w:rFonts w:hint="eastAsia" w:eastAsia="黑体"/>
         </w:rPr>
         <w:t xml:space="preserve">用</w:t>
       </w:r>
       <w:r>
+        <w:rPr>
+          <w:rFonts w:eastAsia="黑体"/>
+        </w:rPr>
         <w:t xml:space="preserve"> </w:t>
       </w:r>
       <m:oMath>
@@ -2769,20 +3009,26 @@
         </m:r>
       </m:oMath>
       <w:r>
+        <w:rPr>
+          <w:rFonts w:eastAsia="黑体"/>
+        </w:rPr>
         <w:t xml:space="preserve"> </w:t>
       </w:r>
       <w:r>
         <w:rPr>
-          <w:rFonts w:hint="eastAsia"/>
+          <w:rFonts w:hint="eastAsia" w:eastAsia="黑体"/>
         </w:rPr>
         <w:t xml:space="preserve">的</w:t>
       </w:r>
       <w:r>
+        <w:rPr>
+          <w:rFonts w:eastAsia="黑体"/>
+        </w:rPr>
         <w:t xml:space="preserve"> P-MOS </w:t>
       </w:r>
       <w:r>
         <w:rPr>
-          <w:rFonts w:hint="eastAsia"/>
+          <w:rFonts w:hint="eastAsia" w:eastAsia="黑体"/>
         </w:rPr>
         <w:t xml:space="preserve">LDO：</w:t>
       </w:r>
@@ -2826,15 +3072,21 @@
         </m:r>
       </m:oMath>
       <w:r>
+        <w:rPr>
+          <w:rFonts w:eastAsia="黑体"/>
+        </w:rPr>
         <w:t xml:space="preserve"> </w:t>
       </w:r>
       <w:r>
         <w:rPr>
-          <w:rFonts w:hint="eastAsia"/>
+          <w:rFonts w:hint="eastAsia" w:eastAsia="黑体"/>
         </w:rPr>
         <w:t xml:space="preserve">时</w:t>
       </w:r>
       <w:r>
+        <w:rPr>
+          <w:rFonts w:eastAsia="黑体"/>
+        </w:rPr>
         <w:t xml:space="preserve"> </w:t>
       </w:r>
       <m:oMath>
@@ -2907,6 +3159,9 @@
         </m:r>
       </m:oMath>
       <w:r>
+        <w:rPr>
+          <w:rFonts w:eastAsia="黑体"/>
+        </w:rPr>
         <w:t xml:space="preserve">。</w:t>
       </w:r>
     </w:p>
@@ -2918,7 +3173,7 @@
       </w:pPr>
       <w:r>
         <w:rPr>
-          <w:rFonts w:hint="eastAsia"/>
+          <w:rFonts w:hint="eastAsia" w:eastAsia="黑体"/>
         </w:rPr>
         <w:t xml:space="preserve">常见器件型号</w:t>
       </w:r>
@@ -2933,25 +3188,31 @@
       </w:pPr>
       <w:r>
         <w:rPr>
-          <w:rFonts w:hint="eastAsia"/>
+          <w:rFonts w:hint="eastAsia" w:eastAsia="黑体"/>
         </w:rPr>
         <w:t xml:space="preserve">AMS1117（1117</w:t>
       </w:r>
       <w:r>
+        <w:rPr>
+          <w:rFonts w:eastAsia="黑体"/>
+        </w:rPr>
         <w:t xml:space="preserve"> </w:t>
       </w:r>
       <w:r>
         <w:rPr>
-          <w:rFonts w:hint="eastAsia"/>
+          <w:rFonts w:hint="eastAsia" w:eastAsia="黑体"/>
         </w:rPr>
         <w:t xml:space="preserve">系列，压差约</w:t>
       </w:r>
       <w:r>
+        <w:rPr>
+          <w:rFonts w:eastAsia="黑体"/>
+        </w:rPr>
         <w:t xml:space="preserve"> 1.1 </w:t>
       </w:r>
       <w:r>
         <w:rPr>
-          <w:rFonts w:hint="eastAsia"/>
+          <w:rFonts w:hint="eastAsia" w:eastAsia="黑体"/>
         </w:rPr>
         <w:t xml:space="preserve">V）。</w:t>
       </w:r>
@@ -2966,16 +3227,19 @@
       </w:pPr>
       <w:r>
         <w:rPr>
-          <w:rFonts w:hint="eastAsia"/>
+          <w:rFonts w:hint="eastAsia" w:eastAsia="黑体"/>
         </w:rPr>
         <w:t xml:space="preserve">LM2940（低压差，1</w:t>
       </w:r>
       <w:r>
+        <w:rPr>
+          <w:rFonts w:eastAsia="黑体"/>
+        </w:rPr>
         <w:t xml:space="preserve"> </w:t>
       </w:r>
       <w:r>
         <w:rPr>
-          <w:rFonts w:hint="eastAsia"/>
+          <w:rFonts w:hint="eastAsia" w:eastAsia="黑体"/>
         </w:rPr>
         <w:t xml:space="preserve">A）。</w:t>
       </w:r>
@@ -2990,16 +3254,19 @@
       </w:pPr>
       <w:r>
         <w:rPr>
-          <w:rFonts w:hint="eastAsia"/>
+          <w:rFonts w:hint="eastAsia" w:eastAsia="黑体"/>
         </w:rPr>
         <w:t xml:space="preserve">TPS7A47、TPS7A49（超低噪声</w:t>
       </w:r>
       <w:r>
+        <w:rPr>
+          <w:rFonts w:eastAsia="黑体"/>
+        </w:rPr>
         <w:t xml:space="preserve"> </w:t>
       </w:r>
       <w:r>
         <w:rPr>
-          <w:rFonts w:hint="eastAsia"/>
+          <w:rFonts w:hint="eastAsia" w:eastAsia="黑体"/>
         </w:rPr>
         <w:t xml:space="preserve">LDO）。</w:t>
       </w:r>
@@ -3014,7 +3281,7 @@
       </w:pPr>
       <w:r>
         <w:rPr>
-          <w:rFonts w:hint="eastAsia"/>
+          <w:rFonts w:hint="eastAsia" w:eastAsia="黑体"/>
         </w:rPr>
         <w:t xml:space="preserve">MCP1700、MIC5205（低静态电流、小封装）。</w:t>
       </w:r>
@@ -3029,16 +3296,19 @@
       </w:pPr>
       <w:r>
         <w:rPr>
-          <w:rFonts w:hint="eastAsia"/>
+          <w:rFonts w:hint="eastAsia" w:eastAsia="黑体"/>
         </w:rPr>
         <w:t xml:space="preserve">LP2985（微功耗</w:t>
       </w:r>
       <w:r>
+        <w:rPr>
+          <w:rFonts w:eastAsia="黑体"/>
+        </w:rPr>
         <w:t xml:space="preserve"> </w:t>
       </w:r>
       <w:r>
         <w:rPr>
-          <w:rFonts w:hint="eastAsia"/>
+          <w:rFonts w:hint="eastAsia" w:eastAsia="黑体"/>
         </w:rPr>
         <w:t xml:space="preserve">LDO）。</w:t>
       </w:r>
@@ -3051,7 +3321,7 @@
       </w:pPr>
       <w:r>
         <w:rPr>
-          <w:rFonts w:hint="eastAsia"/>
+          <w:rFonts w:hint="eastAsia" w:eastAsia="黑体"/>
         </w:rPr>
         <w:t xml:space="preserve">注意事项</w:t>
       </w:r>
@@ -3066,34 +3336,43 @@
       </w:pPr>
       <w:r>
         <w:rPr>
-          <w:rFonts w:hint="eastAsia"/>
+          <w:rFonts w:hint="eastAsia" w:eastAsia="黑体"/>
         </w:rPr>
         <w:t xml:space="preserve">选型时关注压差、静态电流与输出电容</w:t>
       </w:r>
       <w:r>
+        <w:rPr>
+          <w:rFonts w:eastAsia="黑体"/>
+        </w:rPr>
         <w:t xml:space="preserve"> ESR </w:t>
       </w:r>
       <w:r>
         <w:rPr>
-          <w:rFonts w:hint="eastAsia"/>
+          <w:rFonts w:hint="eastAsia" w:eastAsia="黑体"/>
         </w:rPr>
         <w:t xml:space="preserve">要求，部分</w:t>
       </w:r>
       <w:r>
+        <w:rPr>
+          <w:rFonts w:eastAsia="黑体"/>
+        </w:rPr>
         <w:t xml:space="preserve"> LDO </w:t>
       </w:r>
       <w:r>
         <w:rPr>
-          <w:rFonts w:hint="eastAsia"/>
+          <w:rFonts w:hint="eastAsia" w:eastAsia="黑体"/>
         </w:rPr>
         <w:t xml:space="preserve">对输出电容类型敏感（如必须用低</w:t>
       </w:r>
       <w:r>
+        <w:rPr>
+          <w:rFonts w:eastAsia="黑体"/>
+        </w:rPr>
         <w:t xml:space="preserve"> ESR </w:t>
       </w:r>
       <w:r>
         <w:rPr>
-          <w:rFonts w:hint="eastAsia"/>
+          <w:rFonts w:hint="eastAsia" w:eastAsia="黑体"/>
         </w:rPr>
         <w:t xml:space="preserve">陶瓷电容）。</w:t>
       </w:r>
@@ -3108,11 +3387,14 @@
       </w:pPr>
       <w:r>
         <w:rPr>
-          <w:rFonts w:hint="eastAsia"/>
+          <w:rFonts w:hint="eastAsia" w:eastAsia="黑体"/>
         </w:rPr>
         <w:t xml:space="preserve">低压差不代表零压差，输入仍须高于</w:t>
       </w:r>
       <w:r>
+        <w:rPr>
+          <w:rFonts w:eastAsia="黑体"/>
+        </w:rPr>
         <w:t xml:space="preserve"> </w:t>
       </w:r>
       <m:oMath>
@@ -3172,6 +3454,9 @@
         </m:sSub>
       </m:oMath>
       <w:r>
+        <w:rPr>
+          <w:rFonts w:eastAsia="黑体"/>
+        </w:rPr>
         <w:t xml:space="preserve">。</w:t>
       </w:r>
     </w:p>
@@ -3185,7 +3470,7 @@
       </w:pPr>
       <w:r>
         <w:rPr>
-          <w:rFonts w:hint="eastAsia"/>
+          <w:rFonts w:hint="eastAsia" w:eastAsia="黑体"/>
         </w:rPr>
         <w:t xml:space="preserve">电池供电低功耗场合优先选低静态电流（</w:t>
       </w:r>
@@ -3204,20 +3489,26 @@
         </m:sSub>
       </m:oMath>
       <w:r>
+        <w:rPr>
+          <w:rFonts w:eastAsia="黑体"/>
+        </w:rPr>
         <w:t xml:space="preserve"> </w:t>
       </w:r>
       <w:r>
         <w:rPr>
-          <w:rFonts w:hint="eastAsia"/>
+          <w:rFonts w:hint="eastAsia" w:eastAsia="黑体"/>
         </w:rPr>
         <w:t xml:space="preserve">为</w:t>
       </w:r>
       <w:r>
+        <w:rPr>
+          <w:rFonts w:eastAsia="黑体"/>
+        </w:rPr>
         <w:t xml:space="preserve"> μA </w:t>
       </w:r>
       <w:r>
         <w:rPr>
-          <w:rFonts w:hint="eastAsia"/>
+          <w:rFonts w:hint="eastAsia" w:eastAsia="黑体"/>
         </w:rPr>
         <w:t xml:space="preserve">级）型号。</w:t>
       </w:r>
@@ -3230,7 +3521,7 @@
       </w:pPr>
       <w:r>
         <w:rPr>
-          <w:rFonts w:hint="eastAsia"/>
+          <w:rFonts w:hint="eastAsia" w:eastAsia="黑体"/>
         </w:rPr>
         <w:t xml:space="preserve">参考资料</w:t>
       </w:r>
@@ -3244,20 +3535,32 @@
         </w:numPr>
       </w:pPr>
       <w:r>
+        <w:rPr>
+          <w:rFonts w:eastAsia="黑体"/>
+        </w:rPr>
         <w:t xml:space="preserve">TI</w:t>
       </w:r>
       <w:r>
+        <w:rPr>
+          <w:rFonts w:eastAsia="黑体"/>
+        </w:rPr>
         <w:t xml:space="preserve"> </w:t>
       </w:r>
       <w:r>
+        <w:rPr>
+          <w:rFonts w:eastAsia="黑体"/>
+        </w:rPr>
         <w:t xml:space="preserve">“Linear and LDO regulators”</w:t>
       </w:r>
       <w:r>
+        <w:rPr>
+          <w:rFonts w:eastAsia="黑体"/>
+        </w:rPr>
         <w:t xml:space="preserve"> </w:t>
       </w:r>
       <w:r>
         <w:rPr>
-          <w:rFonts w:hint="eastAsia"/>
+          <w:rFonts w:hint="eastAsia" w:eastAsia="黑体"/>
         </w:rPr>
         <w:t xml:space="preserve">产品页。</w:t>
       </w:r>
@@ -3271,20 +3574,26 @@
         </w:numPr>
       </w:pPr>
       <w:r>
+        <w:rPr>
+          <w:rFonts w:eastAsia="黑体"/>
+        </w:rPr>
         <w:t xml:space="preserve">ADI </w:t>
       </w:r>
       <w:r>
         <w:rPr>
-          <w:rFonts w:hint="eastAsia"/>
+          <w:rFonts w:hint="eastAsia" w:eastAsia="黑体"/>
         </w:rPr>
         <w:t xml:space="preserve">应用笔记（LDO</w:t>
       </w:r>
       <w:r>
+        <w:rPr>
+          <w:rFonts w:eastAsia="黑体"/>
+        </w:rPr>
         <w:t xml:space="preserve"> </w:t>
       </w:r>
       <w:r>
         <w:rPr>
-          <w:rFonts w:hint="eastAsia"/>
+          <w:rFonts w:hint="eastAsia" w:eastAsia="黑体"/>
         </w:rPr>
         <w:t xml:space="preserve">稳压器设计）。</w:t>
       </w:r>
@@ -3298,6 +3607,9 @@
         </w:numPr>
       </w:pPr>
       <w:r>
+        <w:rPr>
+          <w:rFonts w:eastAsia="黑体"/>
+        </w:rPr>
         <w:t xml:space="preserve">Wikipedia: Low-dropout regulator。</w:t>
       </w:r>
     </w:p>
@@ -3310,11 +3622,11 @@
       </w:pPr>
       <w:r>
         <w:rPr>
-          <w:rFonts w:ascii="Times New Roman" w:hAnsi="Times New Roman"/>
+          <w:rFonts w:ascii="Times New Roman" w:hAnsi="Times New Roman" w:eastAsia="黑体"/>
           <w:color w:val="555555"/>
           <w:sz w:val="21"/>
         </w:rPr>
-        <w:t>材料收集者：杜文杰</w:t>
+        <w:t>材料收集者：杜文杰，WX手机：19519196569，QQ:3478827729</w:t>
       </w:r>
     </w:p>
     <w:sectPr>
@@ -3334,7 +3646,7 @@
 </file>
 
 <file path=word/footer1.xml><?xml version="1.0" encoding="utf-8"?>
-<w:ftr xmlns:m="http://schemas.openxmlformats.org/officeDocument/2006/math" xmlns:mc="http://schemas.openxmlformats.org/markup-compatibility/2006" xmlns:mo="http://schemas.microsoft.com/office/mac/office/2008/main" xmlns:mv="urn:schemas-microsoft-com:mac:vml" xmlns:o="urn:schemas-microsoft-com:office:office" xmlns:r="http://schemas.openxmlformats.org/officeDocument/2006/relationships" xmlns:v="urn:schemas-microsoft-com:vml" xmlns:w10="urn:schemas-microsoft-com:office:word" xmlns:w14="http://schemas.microsoft.com/office/word/2010/wordml" xmlns:w="http://schemas.openxmlformats.org/wordprocessingml/2006/main" xmlns:wne="http://schemas.microsoft.com/office/word/2006/wordml" xmlns:wp14="http://schemas.microsoft.com/office/word/2010/wordprocessingDrawing" xmlns:wp="http://schemas.openxmlformats.org/drawingml/2006/wordprocessingDrawing" xmlns:wpc="http://schemas.microsoft.com/office/word/2010/wordprocessingCanvas" xmlns:wpg="http://schemas.microsoft.com/office/word/2010/wordprocessingGroup" xmlns:wpi="http://schemas.microsoft.com/office/word/2010/wordprocessingInk" xmlns:wps="http://schemas.microsoft.com/office/word/2010/wordprocessingShape" mc:Ignorable="w14 wp14">
+<w:ftr xmlns:mc="http://schemas.openxmlformats.org/markup-compatibility/2006" xmlns:w="http://schemas.openxmlformats.org/wordprocessingml/2006/main" xmlns:m="http://schemas.openxmlformats.org/officeDocument/2006/math" xmlns:mo="http://schemas.microsoft.com/office/mac/office/2008/main" xmlns:mv="urn:schemas-microsoft-com:mac:vml" xmlns:o="urn:schemas-microsoft-com:office:office" xmlns:r="http://schemas.openxmlformats.org/officeDocument/2006/relationships" xmlns:v="urn:schemas-microsoft-com:vml" xmlns:w10="urn:schemas-microsoft-com:office:word" xmlns:w14="http://schemas.microsoft.com/office/word/2010/wordml" xmlns:wne="http://schemas.microsoft.com/office/word/2006/wordml" xmlns:wp14="http://schemas.microsoft.com/office/word/2010/wordprocessingDrawing" xmlns:wp="http://schemas.openxmlformats.org/drawingml/2006/wordprocessingDrawing" xmlns:wpc="http://schemas.microsoft.com/office/word/2010/wordprocessingCanvas" xmlns:wpg="http://schemas.microsoft.com/office/word/2010/wordprocessingGroup" xmlns:wpi="http://schemas.microsoft.com/office/word/2010/wordprocessingInk" xmlns:wps="http://schemas.microsoft.com/office/word/2010/wordprocessingShape" mc:Ignorable="w14 wp14">
   <w:p>
     <w:pPr>
       <w:pStyle w:val="Footer"/>
@@ -3342,12 +3654,14 @@
     </w:pPr>
     <w:r>
       <w:rPr>
+        <w:rFonts w:eastAsia="黑体"/>
         <w:sz w:val="18"/>
       </w:rPr>
       <w:t xml:space="preserve">第 </w:t>
     </w:r>
     <w:r>
       <w:rPr>
+        <w:rFonts w:eastAsia="黑体"/>
         <w:sz w:val="18"/>
       </w:rPr>
       <w:fldChar w:fldCharType="begin"/>
@@ -3356,6 +3670,7 @@
     </w:r>
     <w:r>
       <w:rPr>
+        <w:rFonts w:eastAsia="黑体"/>
         <w:sz w:val="18"/>
       </w:rPr>
       <w:t xml:space="preserve"> 页</w:t>
@@ -3369,6 +3684,9 @@
   <w:footnote w:type="continuationSeparator" w:id="0">
     <w:p>
       <w:r>
+        <w:rPr>
+          <w:rFonts w:eastAsia="黑体"/>
+        </w:rPr>
         <w:continuationSeparator/>
       </w:r>
     </w:p>
@@ -3376,6 +3694,9 @@
   <w:footnote w:type="separator" w:id="-1">
     <w:p>
       <w:r>
+        <w:rPr>
+          <w:rFonts w:eastAsia="黑体"/>
+        </w:rPr>
         <w:separator/>
       </w:r>
     </w:p>
@@ -3384,7 +3705,7 @@
 </file>
 
 <file path=word/header1.xml><?xml version="1.0" encoding="utf-8"?>
-<w:hdr xmlns:m="http://schemas.openxmlformats.org/officeDocument/2006/math" xmlns:mc="http://schemas.openxmlformats.org/markup-compatibility/2006" xmlns:mo="http://schemas.microsoft.com/office/mac/office/2008/main" xmlns:mv="urn:schemas-microsoft-com:mac:vml" xmlns:o="urn:schemas-microsoft-com:office:office" xmlns:r="http://schemas.openxmlformats.org/officeDocument/2006/relationships" xmlns:v="urn:schemas-microsoft-com:vml" xmlns:w10="urn:schemas-microsoft-com:office:word" xmlns:w14="http://schemas.microsoft.com/office/word/2010/wordml" xmlns:w="http://schemas.openxmlformats.org/wordprocessingml/2006/main" xmlns:wne="http://schemas.microsoft.com/office/word/2006/wordml" xmlns:wp14="http://schemas.microsoft.com/office/word/2010/wordprocessingDrawing" xmlns:wp="http://schemas.openxmlformats.org/drawingml/2006/wordprocessingDrawing" xmlns:wpc="http://schemas.microsoft.com/office/word/2010/wordprocessingCanvas" xmlns:wpg="http://schemas.microsoft.com/office/word/2010/wordprocessingGroup" xmlns:wpi="http://schemas.microsoft.com/office/word/2010/wordprocessingInk" xmlns:wps="http://schemas.microsoft.com/office/word/2010/wordprocessingShape" mc:Ignorable="w14 wp14">
+<w:hdr xmlns:mc="http://schemas.openxmlformats.org/markup-compatibility/2006" xmlns:w="http://schemas.openxmlformats.org/wordprocessingml/2006/main" xmlns:m="http://schemas.openxmlformats.org/officeDocument/2006/math" xmlns:mo="http://schemas.microsoft.com/office/mac/office/2008/main" xmlns:mv="urn:schemas-microsoft-com:mac:vml" xmlns:o="urn:schemas-microsoft-com:office:office" xmlns:r="http://schemas.openxmlformats.org/officeDocument/2006/relationships" xmlns:v="urn:schemas-microsoft-com:vml" xmlns:w10="urn:schemas-microsoft-com:office:word" xmlns:w14="http://schemas.microsoft.com/office/word/2010/wordml" xmlns:wne="http://schemas.microsoft.com/office/word/2006/wordml" xmlns:wp14="http://schemas.microsoft.com/office/word/2010/wordprocessingDrawing" xmlns:wp="http://schemas.openxmlformats.org/drawingml/2006/wordprocessingDrawing" xmlns:wpc="http://schemas.microsoft.com/office/word/2010/wordprocessingCanvas" xmlns:wpg="http://schemas.microsoft.com/office/word/2010/wordprocessingGroup" xmlns:wpi="http://schemas.microsoft.com/office/word/2010/wordprocessingInk" xmlns:wps="http://schemas.microsoft.com/office/word/2010/wordprocessingShape" mc:Ignorable="w14 wp14">
   <w:p>
     <w:pPr>
       <w:pStyle w:val="Header"/>
@@ -3392,7 +3713,7 @@
     </w:pPr>
     <w:r>
       <w:rPr>
-        <w:rFonts w:ascii="Times New Roman" w:hAnsi="Times New Roman"/>
+        <w:rFonts w:ascii="Times New Roman" w:hAnsi="Times New Roman" w:eastAsia="黑体"/>
         <w:sz w:val="18"/>
         <w:rFonts w:eastAsia="黑体"/>
         <w:rFonts w:eastAsia="黑体"/>
@@ -3404,7 +3725,7 @@
 </file>
 
 <file path=word/numbering.xml><?xml version="1.0" encoding="utf-8"?>
-<w:numbering xmlns:m="http://schemas.openxmlformats.org/officeDocument/2006/math" xmlns:mc="http://schemas.openxmlformats.org/markup-compatibility/2006" xmlns:mo="http://schemas.microsoft.com/office/mac/office/2008/main" xmlns:mv="urn:schemas-microsoft-com:mac:vml" xmlns:o="urn:schemas-microsoft-com:office:office" xmlns:r="http://schemas.openxmlformats.org/officeDocument/2006/relationships" xmlns:v="urn:schemas-microsoft-com:vml" xmlns:w="http://schemas.openxmlformats.org/wordprocessingml/2006/main" xmlns:w10="urn:schemas-microsoft-com:office:word" xmlns:w14="http://schemas.microsoft.com/office/word/2010/wordml" xmlns:wne="http://schemas.microsoft.com/office/word/2006/wordml" xmlns:wp="http://schemas.openxmlformats.org/drawingml/2006/wordprocessingDrawing" xmlns:wp14="http://schemas.microsoft.com/office/word/2010/wordprocessingDrawing" xmlns:wpc="http://schemas.microsoft.com/office/word/2010/wordprocessingCanvas" xmlns:wpg="http://schemas.microsoft.com/office/word/2010/wordprocessingGroup" xmlns:wpi="http://schemas.microsoft.com/office/word/2010/wordprocessingInk" xmlns:wps="http://schemas.microsoft.com/office/word/2010/wordprocessingShape" mc:Ignorable="w14 wp14">
+<w:numbering xmlns:mc="http://schemas.openxmlformats.org/markup-compatibility/2006" xmlns:w="http://schemas.openxmlformats.org/wordprocessingml/2006/main" xmlns:m="http://schemas.openxmlformats.org/officeDocument/2006/math" xmlns:mo="http://schemas.microsoft.com/office/mac/office/2008/main" xmlns:mv="urn:schemas-microsoft-com:mac:vml" xmlns:o="urn:schemas-microsoft-com:office:office" xmlns:r="http://schemas.openxmlformats.org/officeDocument/2006/relationships" xmlns:v="urn:schemas-microsoft-com:vml" xmlns:w10="urn:schemas-microsoft-com:office:word" xmlns:w14="http://schemas.microsoft.com/office/word/2010/wordml" xmlns:wne="http://schemas.microsoft.com/office/word/2006/wordml" xmlns:wp="http://schemas.openxmlformats.org/drawingml/2006/wordprocessingDrawing" xmlns:wp14="http://schemas.microsoft.com/office/word/2010/wordprocessingDrawing" xmlns:wpc="http://schemas.microsoft.com/office/word/2010/wordprocessingCanvas" xmlns:wpg="http://schemas.microsoft.com/office/word/2010/wordprocessingGroup" xmlns:wpi="http://schemas.microsoft.com/office/word/2010/wordprocessingInk" xmlns:wps="http://schemas.microsoft.com/office/word/2010/wordprocessingShape" mc:Ignorable="w14 wp14">
   <w:abstractNum w:abstractNumId="0">
     <w:nsid w:val="FFFFFF7C"/>
     <w:multiLevelType w:val="singleLevel"/>
@@ -3491,7 +3812,7 @@
         <w:ind w:hanging="360" w:left="1440"/>
       </w:pPr>
       <w:rPr>
-        <w:rFonts w:ascii="Symbol" w:hAnsi="Symbol" w:hint="default"/>
+        <w:rFonts w:ascii="Symbol" w:hAnsi="Symbol" w:hint="default" w:eastAsia="黑体"/>
       </w:rPr>
     </w:lvl>
   </w:abstractNum>
@@ -3512,7 +3833,7 @@
         <w:ind w:hanging="360" w:left="1080"/>
       </w:pPr>
       <w:rPr>
-        <w:rFonts w:ascii="Symbol" w:hAnsi="Symbol" w:hint="default"/>
+        <w:rFonts w:ascii="Symbol" w:hAnsi="Symbol" w:hint="default" w:eastAsia="黑体"/>
       </w:rPr>
     </w:lvl>
   </w:abstractNum>
@@ -3533,7 +3854,7 @@
         <w:ind w:hanging="360" w:left="720"/>
       </w:pPr>
       <w:rPr>
-        <w:rFonts w:ascii="Symbol" w:hAnsi="Symbol" w:hint="default"/>
+        <w:rFonts w:ascii="Symbol" w:hAnsi="Symbol" w:hint="default" w:eastAsia="黑体"/>
       </w:rPr>
     </w:lvl>
   </w:abstractNum>
@@ -3572,7 +3893,7 @@
         <w:ind w:hanging="360" w:left="360"/>
       </w:pPr>
       <w:rPr>
-        <w:rFonts w:ascii="Symbol" w:hAnsi="Symbol" w:hint="default"/>
+        <w:rFonts w:ascii="Symbol" w:hAnsi="Symbol" w:hint="default" w:eastAsia="黑体"/>
       </w:rPr>
     </w:lvl>
   </w:abstractNum>
@@ -3663,7 +3984,7 @@
         <w:ind w:left="720" w:hanging="360"/>
       </w:pPr>
       <w:rPr>
-        <w:rFonts w:ascii="Symbol" w:hAnsi="Symbol" w:cs="Symbol" w:hint="default"/>
+        <w:rFonts w:ascii="Symbol" w:hAnsi="Symbol" w:cs="Symbol" w:hint="default" w:eastAsia="黑体"/>
       </w:rPr>
     </w:lvl>
     <w:lvl w:ilvl="1">
@@ -3674,7 +3995,7 @@
         <w:ind w:left="1440" w:hanging="360"/>
       </w:pPr>
       <w:rPr>
-        <w:rFonts w:ascii="Courier New" w:hAnsi="Courier New" w:cs="Courier New" w:hint="default"/>
+        <w:rFonts w:ascii="Courier New" w:hAnsi="Courier New" w:cs="Courier New" w:hint="default" w:eastAsia="黑体"/>
       </w:rPr>
     </w:lvl>
     <w:lvl w:ilvl="2">
@@ -3685,7 +4006,7 @@
         <w:ind w:left="2160" w:hanging="360"/>
       </w:pPr>
       <w:rPr>
-        <w:rFonts w:ascii="Wingdings" w:hAnsi="Wingdings" w:cs="Wingdings" w:hint="default"/>
+        <w:rFonts w:ascii="Wingdings" w:hAnsi="Wingdings" w:cs="Wingdings" w:hint="default" w:eastAsia="黑体"/>
       </w:rPr>
     </w:lvl>
     <w:lvl w:ilvl="3">
@@ -3696,7 +4017,7 @@
         <w:ind w:left="2880" w:hanging="360"/>
       </w:pPr>
       <w:rPr>
-        <w:rFonts w:ascii="Symbol" w:hAnsi="Symbol" w:cs="Symbol" w:hint="default"/>
+        <w:rFonts w:ascii="Symbol" w:hAnsi="Symbol" w:cs="Symbol" w:hint="default" w:eastAsia="黑体"/>
       </w:rPr>
     </w:lvl>
     <w:lvl w:ilvl="4">
@@ -3707,7 +4028,7 @@
         <w:ind w:left="3600" w:hanging="360"/>
       </w:pPr>
       <w:rPr>
-        <w:rFonts w:ascii="Courier New" w:hAnsi="Courier New" w:cs="Courier New" w:hint="default"/>
+        <w:rFonts w:ascii="Courier New" w:hAnsi="Courier New" w:cs="Courier New" w:hint="default" w:eastAsia="黑体"/>
       </w:rPr>
     </w:lvl>
     <w:lvl w:ilvl="5">
@@ -3718,7 +4039,7 @@
         <w:ind w:left="4320" w:hanging="360"/>
       </w:pPr>
       <w:rPr>
-        <w:rFonts w:ascii="Wingdings" w:hAnsi="Wingdings" w:cs="Wingdings" w:hint="default"/>
+        <w:rFonts w:ascii="Wingdings" w:hAnsi="Wingdings" w:cs="Wingdings" w:hint="default" w:eastAsia="黑体"/>
       </w:rPr>
     </w:lvl>
     <w:lvl w:ilvl="6">
@@ -3729,7 +4050,7 @@
         <w:ind w:left="5040" w:hanging="360"/>
       </w:pPr>
       <w:rPr>
-        <w:rFonts w:ascii="Symbol" w:hAnsi="Symbol" w:cs="Symbol" w:hint="default"/>
+        <w:rFonts w:ascii="Symbol" w:hAnsi="Symbol" w:cs="Symbol" w:hint="default" w:eastAsia="黑体"/>
       </w:rPr>
     </w:lvl>
     <w:lvl w:ilvl="7">
@@ -3740,7 +4061,7 @@
         <w:ind w:left="5760" w:hanging="360"/>
       </w:pPr>
       <w:rPr>
-        <w:rFonts w:ascii="Courier New" w:hAnsi="Courier New" w:cs="Courier New" w:hint="default"/>
+        <w:rFonts w:ascii="Courier New" w:hAnsi="Courier New" w:cs="Courier New" w:hint="default" w:eastAsia="黑体"/>
       </w:rPr>
     </w:lvl>
     <w:lvl w:ilvl="8">
@@ -3751,7 +4072,7 @@
         <w:ind w:left="6480" w:hanging="360"/>
       </w:pPr>
       <w:rPr>
-        <w:rFonts w:ascii="Wingdings" w:hAnsi="Wingdings" w:cs="Wingdings" w:hint="default"/>
+        <w:rFonts w:ascii="Wingdings" w:hAnsi="Wingdings" w:cs="Wingdings" w:hint="default" w:eastAsia="黑体"/>
       </w:rPr>
     </w:lvl>
   </w:abstractNum>
@@ -3807,11 +4128,11 @@
 </file>
 
 <file path=word/styles.xml><?xml version="1.0" encoding="utf-8"?>
-<w:styles xmlns:mc="http://schemas.openxmlformats.org/markup-compatibility/2006" xmlns:r="http://schemas.openxmlformats.org/officeDocument/2006/relationships" xmlns:w="http://schemas.openxmlformats.org/wordprocessingml/2006/main" xmlns:w14="http://schemas.microsoft.com/office/word/2010/wordml" mc:Ignorable="w14">
+<w:styles xmlns:mc="http://schemas.openxmlformats.org/markup-compatibility/2006" xmlns:w="http://schemas.openxmlformats.org/wordprocessingml/2006/main" xmlns:r="http://schemas.openxmlformats.org/officeDocument/2006/relationships" xmlns:w14="http://schemas.microsoft.com/office/word/2010/wordml" mc:Ignorable="w14">
   <w:docDefaults>
     <w:rPrDefault>
       <w:rPr>
-        <w:rFonts w:asciiTheme="minorHAnsi" w:cstheme="minorBidi" w:eastAsiaTheme="minorEastAsia" w:hAnsiTheme="minorHAnsi"/>
+        <w:rFonts w:asciiTheme="minorHAnsi" w:cstheme="minorBidi" w:hAnsiTheme="minorHAnsi" w:eastAsia="黑体"/>
         <w:sz w:val="22"/>
         <w:szCs w:val="22"/>
         <w:lang w:bidi="ar-SA" w:eastAsia="en-US" w:val="en-US"/>
@@ -4033,7 +4354,7 @@
       <w:outlineLvl w:val="0"/>
     </w:pPr>
     <w:rPr>
-      <w:rFonts w:ascii="Times New Roman" w:asciiTheme="majorHAnsi" w:cstheme="majorBidi" w:eastAsia="黑体" w:eastAsiaTheme="majorEastAsia" w:hAnsi="Times New Roman" w:hAnsiTheme="majorHAnsi"/>
+      <w:rFonts w:ascii="Times New Roman" w:asciiTheme="majorHAnsi" w:cstheme="majorBidi" w:eastAsia="黑体" w:hAnsi="Times New Roman" w:hAnsiTheme="majorHAnsi"/>
       <w:b/>
       <w:bCs/>
       <w:color w:val="1F3864"/>
@@ -4057,7 +4378,7 @@
       <w:outlineLvl w:val="1"/>
     </w:pPr>
     <w:rPr>
-      <w:rFonts w:ascii="Times New Roman" w:asciiTheme="majorHAnsi" w:cstheme="majorBidi" w:eastAsia="黑体" w:eastAsiaTheme="majorEastAsia" w:hAnsi="Times New Roman" w:hAnsiTheme="majorHAnsi"/>
+      <w:rFonts w:ascii="Times New Roman" w:asciiTheme="majorHAnsi" w:cstheme="majorBidi" w:eastAsia="黑体" w:hAnsi="Times New Roman" w:hAnsiTheme="majorHAnsi"/>
       <w:b/>
       <w:bCs/>
       <w:color w:val="2E4E7E"/>
@@ -4081,7 +4402,7 @@
       <w:outlineLvl w:val="2"/>
     </w:pPr>
     <w:rPr>
-      <w:rFonts w:ascii="Times New Roman" w:asciiTheme="majorHAnsi" w:cstheme="majorBidi" w:eastAsia="黑体" w:eastAsiaTheme="majorEastAsia" w:hAnsi="Times New Roman" w:hAnsiTheme="majorHAnsi"/>
+      <w:rFonts w:ascii="Times New Roman" w:asciiTheme="majorHAnsi" w:cstheme="majorBidi" w:eastAsia="黑体" w:hAnsi="Times New Roman" w:hAnsiTheme="majorHAnsi"/>
       <w:b/>
       <w:bCs/>
       <w:color w:val="2E4E7E"/>
@@ -4105,7 +4426,7 @@
       <w:outlineLvl w:val="3"/>
     </w:pPr>
     <w:rPr>
-      <w:rFonts w:ascii="Times New Roman" w:asciiTheme="majorHAnsi" w:cstheme="majorBidi" w:eastAsia="黑体" w:eastAsiaTheme="majorEastAsia" w:hAnsi="Times New Roman" w:hAnsiTheme="majorHAnsi"/>
+      <w:rFonts w:ascii="Times New Roman" w:asciiTheme="majorHAnsi" w:cstheme="majorBidi" w:eastAsia="黑体" w:hAnsi="Times New Roman" w:hAnsiTheme="majorHAnsi"/>
       <w:b/>
       <w:bCs/>
       <w:i/>
@@ -4131,7 +4452,7 @@
       <w:outlineLvl w:val="4"/>
     </w:pPr>
     <w:rPr>
-      <w:rFonts w:ascii="Times New Roman" w:asciiTheme="majorHAnsi" w:cstheme="majorBidi" w:eastAsia="黑体" w:eastAsiaTheme="majorEastAsia" w:hAnsi="Times New Roman" w:hAnsiTheme="majorHAnsi"/>
+      <w:rFonts w:ascii="Times New Roman" w:asciiTheme="majorHAnsi" w:cstheme="majorBidi" w:eastAsia="黑体" w:hAnsi="Times New Roman" w:hAnsiTheme="majorHAnsi"/>
       <w:b/>
       <w:color w:val="333333"/>
       <w:sz w:val="22"/>
@@ -4154,7 +4475,7 @@
       <w:outlineLvl w:val="5"/>
     </w:pPr>
     <w:rPr>
-      <w:rFonts w:asciiTheme="majorHAnsi" w:cstheme="majorBidi" w:eastAsiaTheme="majorEastAsia" w:hAnsiTheme="majorHAnsi"/>
+      <w:rFonts w:asciiTheme="majorHAnsi" w:cstheme="majorBidi" w:hAnsiTheme="majorHAnsi" w:eastAsia="黑体"/>
       <w:i/>
       <w:iCs/>
       <w:color w:themeColor="accent1" w:themeShade="7F" w:val="243F60"/>
@@ -4177,7 +4498,7 @@
       <w:outlineLvl w:val="6"/>
     </w:pPr>
     <w:rPr>
-      <w:rFonts w:asciiTheme="majorHAnsi" w:cstheme="majorBidi" w:eastAsiaTheme="majorEastAsia" w:hAnsiTheme="majorHAnsi"/>
+      <w:rFonts w:asciiTheme="majorHAnsi" w:cstheme="majorBidi" w:hAnsiTheme="majorHAnsi" w:eastAsia="黑体"/>
       <w:i/>
       <w:iCs/>
       <w:color w:themeColor="text1" w:themeTint="BF" w:val="404040"/>
@@ -4200,7 +4521,7 @@
       <w:outlineLvl w:val="7"/>
     </w:pPr>
     <w:rPr>
-      <w:rFonts w:asciiTheme="majorHAnsi" w:cstheme="majorBidi" w:eastAsiaTheme="majorEastAsia" w:hAnsiTheme="majorHAnsi"/>
+      <w:rFonts w:asciiTheme="majorHAnsi" w:cstheme="majorBidi" w:hAnsiTheme="majorHAnsi" w:eastAsia="黑体"/>
       <w:color w:themeColor="accent1" w:val="4F81BD"/>
       <w:sz w:val="20"/>
       <w:szCs w:val="20"/>
@@ -4223,7 +4544,7 @@
       <w:outlineLvl w:val="8"/>
     </w:pPr>
     <w:rPr>
-      <w:rFonts w:asciiTheme="majorHAnsi" w:cstheme="majorBidi" w:eastAsiaTheme="majorEastAsia" w:hAnsiTheme="majorHAnsi"/>
+      <w:rFonts w:asciiTheme="majorHAnsi" w:cstheme="majorBidi" w:hAnsiTheme="majorHAnsi" w:eastAsia="黑体"/>
       <w:i/>
       <w:iCs/>
       <w:color w:themeColor="text1" w:themeTint="BF" w:val="404040"/>
@@ -4274,7 +4595,7 @@
     <w:uiPriority w:val="9"/>
     <w:rsid w:val="00FC693F"/>
     <w:rPr>
-      <w:rFonts w:asciiTheme="majorHAnsi" w:cstheme="majorBidi" w:eastAsiaTheme="majorEastAsia" w:hAnsiTheme="majorHAnsi"/>
+      <w:rFonts w:asciiTheme="majorHAnsi" w:cstheme="majorBidi" w:hAnsiTheme="majorHAnsi" w:eastAsia="黑体"/>
       <w:b/>
       <w:bCs/>
       <w:color w:themeColor="accent1" w:themeShade="BF" w:val="365F91"/>
@@ -4289,7 +4610,7 @@
     <w:uiPriority w:val="9"/>
     <w:rsid w:val="00FC693F"/>
     <w:rPr>
-      <w:rFonts w:asciiTheme="majorHAnsi" w:cstheme="majorBidi" w:eastAsiaTheme="majorEastAsia" w:hAnsiTheme="majorHAnsi"/>
+      <w:rFonts w:asciiTheme="majorHAnsi" w:cstheme="majorBidi" w:hAnsiTheme="majorHAnsi" w:eastAsia="黑体"/>
       <w:b/>
       <w:bCs/>
       <w:color w:themeColor="accent1" w:val="4F81BD"/>
@@ -4304,7 +4625,7 @@
     <w:uiPriority w:val="9"/>
     <w:rsid w:val="00FC693F"/>
     <w:rPr>
-      <w:rFonts w:asciiTheme="majorHAnsi" w:cstheme="majorBidi" w:eastAsiaTheme="majorEastAsia" w:hAnsiTheme="majorHAnsi"/>
+      <w:rFonts w:asciiTheme="majorHAnsi" w:cstheme="majorBidi" w:hAnsiTheme="majorHAnsi" w:eastAsia="黑体"/>
       <w:b/>
       <w:bCs/>
       <w:color w:themeColor="accent1" w:val="4F81BD"/>
@@ -4327,7 +4648,7 @@
       <w:contextualSpacing/>
     </w:pPr>
     <w:rPr>
-      <w:rFonts w:ascii="Times New Roman" w:asciiTheme="majorHAnsi" w:cstheme="majorBidi" w:eastAsia="黑体" w:eastAsiaTheme="majorEastAsia" w:hAnsi="Times New Roman" w:hAnsiTheme="majorHAnsi"/>
+      <w:rFonts w:ascii="Times New Roman" w:asciiTheme="majorHAnsi" w:cstheme="majorBidi" w:eastAsia="黑体" w:hAnsi="Times New Roman" w:hAnsiTheme="majorHAnsi"/>
       <w:b/>
       <w:color w:val="1F3864"/>
       <w:spacing w:val="5"/>
@@ -4343,7 +4664,7 @@
     <w:uiPriority w:val="10"/>
     <w:rsid w:val="00FC693F"/>
     <w:rPr>
-      <w:rFonts w:asciiTheme="majorHAnsi" w:cstheme="majorBidi" w:eastAsiaTheme="majorEastAsia" w:hAnsiTheme="majorHAnsi"/>
+      <w:rFonts w:asciiTheme="majorHAnsi" w:cstheme="majorBidi" w:hAnsiTheme="majorHAnsi" w:eastAsia="黑体"/>
       <w:color w:themeColor="text2" w:themeShade="BF" w:val="17365D"/>
       <w:spacing w:val="5"/>
       <w:kern w:val="28"/>
@@ -4365,7 +4686,7 @@
       </w:numPr>
     </w:pPr>
     <w:rPr>
-      <w:rFonts w:asciiTheme="majorHAnsi" w:cstheme="majorBidi" w:eastAsiaTheme="majorEastAsia" w:hAnsiTheme="majorHAnsi"/>
+      <w:rFonts w:asciiTheme="majorHAnsi" w:cstheme="majorBidi" w:hAnsiTheme="majorHAnsi" w:eastAsia="黑体"/>
       <w:i/>
       <w:iCs/>
       <w:color w:themeColor="accent1" w:val="4F81BD"/>
@@ -4381,7 +4702,7 @@
     <w:uiPriority w:val="11"/>
     <w:rsid w:val="00FC693F"/>
     <w:rPr>
-      <w:rFonts w:asciiTheme="majorHAnsi" w:cstheme="majorBidi" w:eastAsiaTheme="majorEastAsia" w:hAnsiTheme="majorHAnsi"/>
+      <w:rFonts w:asciiTheme="majorHAnsi" w:cstheme="majorBidi" w:hAnsiTheme="majorHAnsi" w:eastAsia="黑体"/>
       <w:i/>
       <w:iCs/>
       <w:color w:themeColor="accent1" w:val="4F81BD"/>
@@ -4448,6 +4769,7 @@
       <w:spacing w:after="120"/>
     </w:pPr>
     <w:rPr>
+      <w:rFonts w:eastAsia="黑体"/>
       <w:sz w:val="16"/>
       <w:szCs w:val="16"/>
     </w:rPr>
@@ -4459,6 +4781,7 @@
     <w:uiPriority w:val="99"/>
     <w:rsid w:val="00AA1D8D"/>
     <w:rPr>
+      <w:rFonts w:eastAsia="黑体"/>
       <w:sz w:val="16"/>
       <w:szCs w:val="16"/>
     </w:rPr>
@@ -4628,7 +4951,7 @@
       </w:tabs>
     </w:pPr>
     <w:rPr>
-      <w:rFonts w:ascii="Courier" w:hAnsi="Courier"/>
+      <w:rFonts w:ascii="Courier" w:hAnsi="Courier" w:eastAsia="黑体"/>
       <w:sz w:val="20"/>
       <w:szCs w:val="20"/>
     </w:rPr>
@@ -4640,7 +4963,7 @@
     <w:uiPriority w:val="99"/>
     <w:rsid w:val="0029639D"/>
     <w:rPr>
-      <w:rFonts w:ascii="Courier" w:hAnsi="Courier"/>
+      <w:rFonts w:ascii="Courier" w:hAnsi="Courier" w:eastAsia="黑体"/>
       <w:sz w:val="20"/>
       <w:szCs w:val="20"/>
     </w:rPr>
@@ -4676,6 +4999,7 @@
     <w:uiPriority w:val="29"/>
     <w:rsid w:val="00FC693F"/>
     <w:rPr>
+      <w:rFonts w:eastAsia="黑体"/>
       <w:i/>
       <w:iCs/>
       <w:color w:themeColor="text1" w:val="000000"/>
@@ -4689,7 +5013,7 @@
     <w:semiHidden/>
     <w:rsid w:val="00FC693F"/>
     <w:rPr>
-      <w:rFonts w:asciiTheme="majorHAnsi" w:cstheme="majorBidi" w:eastAsiaTheme="majorEastAsia" w:hAnsiTheme="majorHAnsi"/>
+      <w:rFonts w:asciiTheme="majorHAnsi" w:cstheme="majorBidi" w:hAnsiTheme="majorHAnsi" w:eastAsia="黑体"/>
       <w:b/>
       <w:bCs/>
       <w:i/>
@@ -4705,7 +5029,7 @@
     <w:semiHidden/>
     <w:rsid w:val="00FC693F"/>
     <w:rPr>
-      <w:rFonts w:asciiTheme="majorHAnsi" w:cstheme="majorBidi" w:eastAsiaTheme="majorEastAsia" w:hAnsiTheme="majorHAnsi"/>
+      <w:rFonts w:asciiTheme="majorHAnsi" w:cstheme="majorBidi" w:hAnsiTheme="majorHAnsi" w:eastAsia="黑体"/>
       <w:color w:themeColor="accent1" w:themeShade="7F" w:val="243F60"/>
     </w:rPr>
   </w:style>
@@ -4717,7 +5041,7 @@
     <w:semiHidden/>
     <w:rsid w:val="00FC693F"/>
     <w:rPr>
-      <w:rFonts w:asciiTheme="majorHAnsi" w:cstheme="majorBidi" w:eastAsiaTheme="majorEastAsia" w:hAnsiTheme="majorHAnsi"/>
+      <w:rFonts w:asciiTheme="majorHAnsi" w:cstheme="majorBidi" w:hAnsiTheme="majorHAnsi" w:eastAsia="黑体"/>
       <w:i/>
       <w:iCs/>
       <w:color w:themeColor="accent1" w:themeShade="7F" w:val="243F60"/>
@@ -4731,7 +5055,7 @@
     <w:semiHidden/>
     <w:rsid w:val="00FC693F"/>
     <w:rPr>
-      <w:rFonts w:asciiTheme="majorHAnsi" w:cstheme="majorBidi" w:eastAsiaTheme="majorEastAsia" w:hAnsiTheme="majorHAnsi"/>
+      <w:rFonts w:asciiTheme="majorHAnsi" w:cstheme="majorBidi" w:hAnsiTheme="majorHAnsi" w:eastAsia="黑体"/>
       <w:i/>
       <w:iCs/>
       <w:color w:themeColor="text1" w:themeTint="BF" w:val="404040"/>
@@ -4745,7 +5069,7 @@
     <w:semiHidden/>
     <w:rsid w:val="00FC693F"/>
     <w:rPr>
-      <w:rFonts w:asciiTheme="majorHAnsi" w:cstheme="majorBidi" w:eastAsiaTheme="majorEastAsia" w:hAnsiTheme="majorHAnsi"/>
+      <w:rFonts w:asciiTheme="majorHAnsi" w:cstheme="majorBidi" w:hAnsiTheme="majorHAnsi" w:eastAsia="黑体"/>
       <w:color w:themeColor="accent1" w:val="4F81BD"/>
       <w:sz w:val="20"/>
       <w:szCs w:val="20"/>
@@ -4759,7 +5083,7 @@
     <w:semiHidden/>
     <w:rsid w:val="00FC693F"/>
     <w:rPr>
-      <w:rFonts w:asciiTheme="majorHAnsi" w:cstheme="majorBidi" w:eastAsiaTheme="majorEastAsia" w:hAnsiTheme="majorHAnsi"/>
+      <w:rFonts w:asciiTheme="majorHAnsi" w:cstheme="majorBidi" w:hAnsiTheme="majorHAnsi" w:eastAsia="黑体"/>
       <w:i/>
       <w:iCs/>
       <w:color w:themeColor="text1" w:themeTint="BF" w:val="404040"/>
@@ -4780,6 +5104,7 @@
       <w:spacing w:line="240" w:lineRule="auto"/>
     </w:pPr>
     <w:rPr>
+      <w:rFonts w:eastAsia="黑体"/>
       <w:b/>
       <w:bCs/>
       <w:color w:themeColor="accent1" w:val="4F81BD"/>
@@ -4794,6 +5119,7 @@
     <w:qFormat/>
     <w:rsid w:val="00FC693F"/>
     <w:rPr>
+      <w:rFonts w:eastAsia="黑体"/>
       <w:b/>
       <w:bCs/>
     </w:rPr>
@@ -4805,6 +5131,7 @@
     <w:qFormat/>
     <w:rsid w:val="00FC693F"/>
     <w:rPr>
+      <w:rFonts w:eastAsia="黑体"/>
       <w:i/>
       <w:iCs/>
     </w:rPr>
@@ -4825,6 +5152,7 @@
       <w:ind w:left="936" w:right="936"/>
     </w:pPr>
     <w:rPr>
+      <w:rFonts w:eastAsia="黑体"/>
       <w:b/>
       <w:bCs/>
       <w:i/>
@@ -4839,6 +5167,7 @@
     <w:uiPriority w:val="30"/>
     <w:rsid w:val="00FC693F"/>
     <w:rPr>
+      <w:rFonts w:eastAsia="黑体"/>
       <w:b/>
       <w:bCs/>
       <w:i/>
@@ -4853,6 +5182,7 @@
     <w:qFormat/>
     <w:rsid w:val="00FC693F"/>
     <w:rPr>
+      <w:rFonts w:eastAsia="黑体"/>
       <w:i/>
       <w:iCs/>
       <w:color w:themeColor="text1" w:themeTint="7F" w:val="808080"/>
@@ -4865,6 +5195,7 @@
     <w:qFormat/>
     <w:rsid w:val="00FC693F"/>
     <w:rPr>
+      <w:rFonts w:eastAsia="黑体"/>
       <w:b/>
       <w:bCs/>
       <w:i/>
@@ -4879,6 +5210,7 @@
     <w:qFormat/>
     <w:rsid w:val="00FC693F"/>
     <w:rPr>
+      <w:rFonts w:eastAsia="黑体"/>
       <w:smallCaps/>
       <w:color w:themeColor="accent2" w:val="C0504D"/>
       <w:u w:val="single"/>
@@ -4891,6 +5223,7 @@
     <w:qFormat/>
     <w:rsid w:val="00FC693F"/>
     <w:rPr>
+      <w:rFonts w:eastAsia="黑体"/>
       <w:b/>
       <w:bCs/>
       <w:smallCaps/>
@@ -4906,6 +5239,7 @@
     <w:qFormat/>
     <w:rsid w:val="00FC693F"/>
     <w:rPr>
+      <w:rFonts w:eastAsia="黑体"/>
       <w:b/>
       <w:bCs/>
       <w:smallCaps/>
@@ -4960,6 +5294,7 @@
       <w:spacing w:after="0" w:line="240" w:lineRule="auto"/>
     </w:pPr>
     <w:rPr>
+      <w:rFonts w:eastAsia="黑体"/>
       <w:color w:themeColor="text1" w:themeShade="BF" w:val="000000"/>
     </w:rPr>
     <w:tblPr>
@@ -4982,6 +5317,7 @@
         <w:spacing w:after="0" w:before="0" w:line="240" w:lineRule="auto"/>
       </w:pPr>
       <w:rPr>
+        <w:rFonts w:eastAsia="黑体"/>
         <w:b/>
         <w:bCs/>
       </w:rPr>
@@ -5002,6 +5338,7 @@
         <w:spacing w:after="0" w:before="0" w:line="240" w:lineRule="auto"/>
       </w:pPr>
       <w:rPr>
+        <w:rFonts w:eastAsia="黑体"/>
         <w:b/>
         <w:bCs/>
       </w:rPr>
@@ -5019,12 +5356,14 @@
     </w:tblStylePr>
     <w:tblStylePr w:type="firstCol">
       <w:rPr>
+        <w:rFonts w:eastAsia="黑体"/>
         <w:b/>
         <w:bCs/>
       </w:rPr>
     </w:tblStylePr>
     <w:tblStylePr w:type="lastCol">
       <w:rPr>
+        <w:rFonts w:eastAsia="黑体"/>
         <w:b/>
         <w:bCs/>
       </w:rPr>
@@ -5063,6 +5402,7 @@
       <w:spacing w:after="0" w:line="240" w:lineRule="auto"/>
     </w:pPr>
     <w:rPr>
+      <w:rFonts w:eastAsia="黑体"/>
       <w:color w:themeColor="accent1" w:themeShade="BF" w:val="365F91"/>
     </w:rPr>
     <w:tblPr>
@@ -5085,6 +5425,7 @@
         <w:spacing w:after="0" w:before="0" w:line="240" w:lineRule="auto"/>
       </w:pPr>
       <w:rPr>
+        <w:rFonts w:eastAsia="黑体"/>
         <w:b/>
         <w:bCs/>
       </w:rPr>
@@ -5105,6 +5446,7 @@
         <w:spacing w:after="0" w:before="0" w:line="240" w:lineRule="auto"/>
       </w:pPr>
       <w:rPr>
+        <w:rFonts w:eastAsia="黑体"/>
         <w:b/>
         <w:bCs/>
       </w:rPr>
@@ -5122,12 +5464,14 @@
     </w:tblStylePr>
     <w:tblStylePr w:type="firstCol">
       <w:rPr>
+        <w:rFonts w:eastAsia="黑体"/>
         <w:b/>
         <w:bCs/>
       </w:rPr>
     </w:tblStylePr>
     <w:tblStylePr w:type="lastCol">
       <w:rPr>
+        <w:rFonts w:eastAsia="黑体"/>
         <w:b/>
         <w:bCs/>
       </w:rPr>
@@ -5166,6 +5510,7 @@
       <w:spacing w:after="0" w:line="240" w:lineRule="auto"/>
     </w:pPr>
     <w:rPr>
+      <w:rFonts w:eastAsia="黑体"/>
       <w:color w:themeColor="accent2" w:themeShade="BF" w:val="943634"/>
     </w:rPr>
     <w:tblPr>
@@ -5188,6 +5533,7 @@
         <w:spacing w:after="0" w:before="0" w:line="240" w:lineRule="auto"/>
       </w:pPr>
       <w:rPr>
+        <w:rFonts w:eastAsia="黑体"/>
         <w:b/>
         <w:bCs/>
       </w:rPr>
@@ -5208,6 +5554,7 @@
         <w:spacing w:after="0" w:before="0" w:line="240" w:lineRule="auto"/>
       </w:pPr>
       <w:rPr>
+        <w:rFonts w:eastAsia="黑体"/>
         <w:b/>
         <w:bCs/>
       </w:rPr>
@@ -5225,12 +5572,14 @@
     </w:tblStylePr>
     <w:tblStylePr w:type="firstCol">
       <w:rPr>
+        <w:rFonts w:eastAsia="黑体"/>
         <w:b/>
         <w:bCs/>
       </w:rPr>
     </w:tblStylePr>
     <w:tblStylePr w:type="lastCol">
       <w:rPr>
+        <w:rFonts w:eastAsia="黑体"/>
         <w:b/>
         <w:bCs/>
       </w:rPr>
@@ -5269,6 +5618,7 @@
       <w:spacing w:after="0" w:line="240" w:lineRule="auto"/>
     </w:pPr>
     <w:rPr>
+      <w:rFonts w:eastAsia="黑体"/>
       <w:color w:themeColor="accent3" w:themeShade="BF" w:val="76923C"/>
     </w:rPr>
     <w:tblPr>
@@ -5291,6 +5641,7 @@
         <w:spacing w:after="0" w:before="0" w:line="240" w:lineRule="auto"/>
       </w:pPr>
       <w:rPr>
+        <w:rFonts w:eastAsia="黑体"/>
         <w:b/>
         <w:bCs/>
       </w:rPr>
@@ -5311,6 +5662,7 @@
         <w:spacing w:after="0" w:before="0" w:line="240" w:lineRule="auto"/>
       </w:pPr>
       <w:rPr>
+        <w:rFonts w:eastAsia="黑体"/>
         <w:b/>
         <w:bCs/>
       </w:rPr>
@@ -5328,12 +5680,14 @@
     </w:tblStylePr>
     <w:tblStylePr w:type="firstCol">
       <w:rPr>
+        <w:rFonts w:eastAsia="黑体"/>
         <w:b/>
         <w:bCs/>
       </w:rPr>
     </w:tblStylePr>
     <w:tblStylePr w:type="lastCol">
       <w:rPr>
+        <w:rFonts w:eastAsia="黑体"/>
         <w:b/>
         <w:bCs/>
       </w:rPr>
@@ -5372,6 +5726,7 @@
       <w:spacing w:after="0" w:line="240" w:lineRule="auto"/>
     </w:pPr>
     <w:rPr>
+      <w:rFonts w:eastAsia="黑体"/>
       <w:color w:themeColor="accent4" w:themeShade="BF" w:val="5F497A"/>
     </w:rPr>
     <w:tblPr>
@@ -5394,6 +5749,7 @@
         <w:spacing w:after="0" w:before="0" w:line="240" w:lineRule="auto"/>
       </w:pPr>
       <w:rPr>
+        <w:rFonts w:eastAsia="黑体"/>
         <w:b/>
         <w:bCs/>
       </w:rPr>
@@ -5414,6 +5770,7 @@
         <w:spacing w:after="0" w:before="0" w:line="240" w:lineRule="auto"/>
       </w:pPr>
       <w:rPr>
+        <w:rFonts w:eastAsia="黑体"/>
         <w:b/>
         <w:bCs/>
       </w:rPr>
@@ -5431,12 +5788,14 @@
     </w:tblStylePr>
     <w:tblStylePr w:type="firstCol">
       <w:rPr>
+        <w:rFonts w:eastAsia="黑体"/>
         <w:b/>
         <w:bCs/>
       </w:rPr>
     </w:tblStylePr>
     <w:tblStylePr w:type="lastCol">
       <w:rPr>
+        <w:rFonts w:eastAsia="黑体"/>
         <w:b/>
         <w:bCs/>
       </w:rPr>
@@ -5475,6 +5834,7 @@
       <w:spacing w:after="0" w:line="240" w:lineRule="auto"/>
     </w:pPr>
     <w:rPr>
+      <w:rFonts w:eastAsia="黑体"/>
       <w:color w:themeColor="accent5" w:themeShade="BF" w:val="31849B"/>
     </w:rPr>
     <w:tblPr>
@@ -5497,6 +5857,7 @@
         <w:spacing w:after="0" w:before="0" w:line="240" w:lineRule="auto"/>
       </w:pPr>
       <w:rPr>
+        <w:rFonts w:eastAsia="黑体"/>
         <w:b/>
         <w:bCs/>
       </w:rPr>
@@ -5517,6 +5878,7 @@
         <w:spacing w:after="0" w:before="0" w:line="240" w:lineRule="auto"/>
       </w:pPr>
       <w:rPr>
+        <w:rFonts w:eastAsia="黑体"/>
         <w:b/>
         <w:bCs/>
       </w:rPr>
@@ -5534,12 +5896,14 @@
     </w:tblStylePr>
     <w:tblStylePr w:type="firstCol">
       <w:rPr>
+        <w:rFonts w:eastAsia="黑体"/>
         <w:b/>
         <w:bCs/>
       </w:rPr>
     </w:tblStylePr>
     <w:tblStylePr w:type="lastCol">
       <w:rPr>
+        <w:rFonts w:eastAsia="黑体"/>
         <w:b/>
         <w:bCs/>
       </w:rPr>
@@ -5578,6 +5942,7 @@
       <w:spacing w:after="0" w:line="240" w:lineRule="auto"/>
     </w:pPr>
     <w:rPr>
+      <w:rFonts w:eastAsia="黑体"/>
       <w:color w:themeColor="accent6" w:themeShade="BF" w:val="E36C0A"/>
     </w:rPr>
     <w:tblPr>
@@ -5600,6 +5965,7 @@
         <w:spacing w:after="0" w:before="0" w:line="240" w:lineRule="auto"/>
       </w:pPr>
       <w:rPr>
+        <w:rFonts w:eastAsia="黑体"/>
         <w:b/>
         <w:bCs/>
       </w:rPr>
@@ -5620,6 +5986,7 @@
         <w:spacing w:after="0" w:before="0" w:line="240" w:lineRule="auto"/>
       </w:pPr>
       <w:rPr>
+        <w:rFonts w:eastAsia="黑体"/>
         <w:b/>
         <w:bCs/>
       </w:rPr>
@@ -5637,12 +6004,14 @@
     </w:tblStylePr>
     <w:tblStylePr w:type="firstCol">
       <w:rPr>
+        <w:rFonts w:eastAsia="黑体"/>
         <w:b/>
         <w:bCs/>
       </w:rPr>
     </w:tblStylePr>
     <w:tblStylePr w:type="lastCol">
       <w:rPr>
+        <w:rFonts w:eastAsia="黑体"/>
         <w:b/>
         <w:bCs/>
       </w:rPr>
@@ -5702,6 +6071,7 @@
         <w:spacing w:after="0" w:before="0" w:line="240" w:lineRule="auto"/>
       </w:pPr>
       <w:rPr>
+        <w:rFonts w:eastAsia="黑体"/>
         <w:b/>
         <w:bCs/>
         <w:color w:themeColor="background1" w:val="FFFFFF"/>
@@ -5716,6 +6086,7 @@
         <w:spacing w:after="0" w:before="0" w:line="240" w:lineRule="auto"/>
       </w:pPr>
       <w:rPr>
+        <w:rFonts w:eastAsia="黑体"/>
         <w:b/>
         <w:bCs/>
       </w:rPr>
@@ -5731,12 +6102,14 @@
     </w:tblStylePr>
     <w:tblStylePr w:type="firstCol">
       <w:rPr>
+        <w:rFonts w:eastAsia="黑体"/>
         <w:b/>
         <w:bCs/>
       </w:rPr>
     </w:tblStylePr>
     <w:tblStylePr w:type="lastCol">
       <w:rPr>
+        <w:rFonts w:eastAsia="黑体"/>
         <w:b/>
         <w:bCs/>
       </w:rPr>
@@ -5794,6 +6167,7 @@
         <w:spacing w:after="0" w:before="0" w:line="240" w:lineRule="auto"/>
       </w:pPr>
       <w:rPr>
+        <w:rFonts w:eastAsia="黑体"/>
         <w:b/>
         <w:bCs/>
         <w:color w:themeColor="background1" w:val="FFFFFF"/>
@@ -5808,6 +6182,7 @@
         <w:spacing w:after="0" w:before="0" w:line="240" w:lineRule="auto"/>
       </w:pPr>
       <w:rPr>
+        <w:rFonts w:eastAsia="黑体"/>
         <w:b/>
         <w:bCs/>
       </w:rPr>
@@ -5823,12 +6198,14 @@
     </w:tblStylePr>
     <w:tblStylePr w:type="firstCol">
       <w:rPr>
+        <w:rFonts w:eastAsia="黑体"/>
         <w:b/>
         <w:bCs/>
       </w:rPr>
     </w:tblStylePr>
     <w:tblStylePr w:type="lastCol">
       <w:rPr>
+        <w:rFonts w:eastAsia="黑体"/>
         <w:b/>
         <w:bCs/>
       </w:rPr>
@@ -5886,6 +6263,7 @@
         <w:spacing w:after="0" w:before="0" w:line="240" w:lineRule="auto"/>
       </w:pPr>
       <w:rPr>
+        <w:rFonts w:eastAsia="黑体"/>
         <w:b/>
         <w:bCs/>
         <w:color w:themeColor="background1" w:val="FFFFFF"/>
@@ -5900,6 +6278,7 @@
         <w:spacing w:after="0" w:before="0" w:line="240" w:lineRule="auto"/>
       </w:pPr>
       <w:rPr>
+        <w:rFonts w:eastAsia="黑体"/>
         <w:b/>
         <w:bCs/>
       </w:rPr>
@@ -5915,12 +6294,14 @@
     </w:tblStylePr>
     <w:tblStylePr w:type="firstCol">
       <w:rPr>
+        <w:rFonts w:eastAsia="黑体"/>
         <w:b/>
         <w:bCs/>
       </w:rPr>
     </w:tblStylePr>
     <w:tblStylePr w:type="lastCol">
       <w:rPr>
+        <w:rFonts w:eastAsia="黑体"/>
         <w:b/>
         <w:bCs/>
       </w:rPr>
@@ -5978,6 +6359,7 @@
         <w:spacing w:after="0" w:before="0" w:line="240" w:lineRule="auto"/>
       </w:pPr>
       <w:rPr>
+        <w:rFonts w:eastAsia="黑体"/>
         <w:b/>
         <w:bCs/>
         <w:color w:themeColor="background1" w:val="FFFFFF"/>
@@ -5992,6 +6374,7 @@
         <w:spacing w:after="0" w:before="0" w:line="240" w:lineRule="auto"/>
       </w:pPr>
       <w:rPr>
+        <w:rFonts w:eastAsia="黑体"/>
         <w:b/>
         <w:bCs/>
       </w:rPr>
@@ -6007,12 +6390,14 @@
     </w:tblStylePr>
     <w:tblStylePr w:type="firstCol">
       <w:rPr>
+        <w:rFonts w:eastAsia="黑体"/>
         <w:b/>
         <w:bCs/>
       </w:rPr>
     </w:tblStylePr>
     <w:tblStylePr w:type="lastCol">
       <w:rPr>
+        <w:rFonts w:eastAsia="黑体"/>
         <w:b/>
         <w:bCs/>
       </w:rPr>
@@ -6070,6 +6455,7 @@
         <w:spacing w:after="0" w:before="0" w:line="240" w:lineRule="auto"/>
       </w:pPr>
       <w:rPr>
+        <w:rFonts w:eastAsia="黑体"/>
         <w:b/>
         <w:bCs/>
         <w:color w:themeColor="background1" w:val="FFFFFF"/>
@@ -6084,6 +6470,7 @@
         <w:spacing w:after="0" w:before="0" w:line="240" w:lineRule="auto"/>
       </w:pPr>
       <w:rPr>
+        <w:rFonts w:eastAsia="黑体"/>
         <w:b/>
         <w:bCs/>
       </w:rPr>
@@ -6099,12 +6486,14 @@
     </w:tblStylePr>
     <w:tblStylePr w:type="firstCol">
       <w:rPr>
+        <w:rFonts w:eastAsia="黑体"/>
         <w:b/>
         <w:bCs/>
       </w:rPr>
     </w:tblStylePr>
     <w:tblStylePr w:type="lastCol">
       <w:rPr>
+        <w:rFonts w:eastAsia="黑体"/>
         <w:b/>
         <w:bCs/>
       </w:rPr>
@@ -6162,6 +6551,7 @@
         <w:spacing w:after="0" w:before="0" w:line="240" w:lineRule="auto"/>
       </w:pPr>
       <w:rPr>
+        <w:rFonts w:eastAsia="黑体"/>
         <w:b/>
         <w:bCs/>
         <w:color w:themeColor="background1" w:val="FFFFFF"/>
@@ -6176,6 +6566,7 @@
         <w:spacing w:after="0" w:before="0" w:line="240" w:lineRule="auto"/>
       </w:pPr>
       <w:rPr>
+        <w:rFonts w:eastAsia="黑体"/>
         <w:b/>
         <w:bCs/>
       </w:rPr>
@@ -6191,12 +6582,14 @@
     </w:tblStylePr>
     <w:tblStylePr w:type="firstCol">
       <w:rPr>
+        <w:rFonts w:eastAsia="黑体"/>
         <w:b/>
         <w:bCs/>
       </w:rPr>
     </w:tblStylePr>
     <w:tblStylePr w:type="lastCol">
       <w:rPr>
+        <w:rFonts w:eastAsia="黑体"/>
         <w:b/>
         <w:bCs/>
       </w:rPr>
@@ -6254,6 +6647,7 @@
         <w:spacing w:after="0" w:before="0" w:line="240" w:lineRule="auto"/>
       </w:pPr>
       <w:rPr>
+        <w:rFonts w:eastAsia="黑体"/>
         <w:b/>
         <w:bCs/>
         <w:color w:themeColor="background1" w:val="FFFFFF"/>
@@ -6268,6 +6662,7 @@
         <w:spacing w:after="0" w:before="0" w:line="240" w:lineRule="auto"/>
       </w:pPr>
       <w:rPr>
+        <w:rFonts w:eastAsia="黑体"/>
         <w:b/>
         <w:bCs/>
       </w:rPr>
@@ -6283,12 +6678,14 @@
     </w:tblStylePr>
     <w:tblStylePr w:type="firstCol">
       <w:rPr>
+        <w:rFonts w:eastAsia="黑体"/>
         <w:b/>
         <w:bCs/>
       </w:rPr>
     </w:tblStylePr>
     <w:tblStylePr w:type="lastCol">
       <w:rPr>
+        <w:rFonts w:eastAsia="黑体"/>
         <w:b/>
         <w:bCs/>
       </w:rPr>
@@ -6348,7 +6745,7 @@
         <w:spacing w:after="0" w:before="0" w:line="240" w:lineRule="auto"/>
       </w:pPr>
       <w:rPr>
-        <w:rFonts w:asciiTheme="majorHAnsi" w:cstheme="majorBidi" w:eastAsiaTheme="majorEastAsia" w:hAnsiTheme="majorHAnsi"/>
+        <w:rFonts w:asciiTheme="majorHAnsi" w:cstheme="majorBidi" w:hAnsiTheme="majorHAnsi" w:eastAsia="黑体"/>
         <w:b/>
         <w:bCs/>
       </w:rPr>
@@ -6369,7 +6766,7 @@
         <w:spacing w:after="0" w:before="0" w:line="240" w:lineRule="auto"/>
       </w:pPr>
       <w:rPr>
-        <w:rFonts w:asciiTheme="majorHAnsi" w:cstheme="majorBidi" w:eastAsiaTheme="majorEastAsia" w:hAnsiTheme="majorHAnsi"/>
+        <w:rFonts w:asciiTheme="majorHAnsi" w:cstheme="majorBidi" w:hAnsiTheme="majorHAnsi" w:eastAsia="黑体"/>
         <w:b/>
         <w:bCs/>
       </w:rPr>
@@ -6387,14 +6784,14 @@
     </w:tblStylePr>
     <w:tblStylePr w:type="firstCol">
       <w:rPr>
-        <w:rFonts w:asciiTheme="majorHAnsi" w:cstheme="majorBidi" w:eastAsiaTheme="majorEastAsia" w:hAnsiTheme="majorHAnsi"/>
+        <w:rFonts w:asciiTheme="majorHAnsi" w:cstheme="majorBidi" w:hAnsiTheme="majorHAnsi" w:eastAsia="黑体"/>
         <w:b/>
         <w:bCs/>
       </w:rPr>
     </w:tblStylePr>
     <w:tblStylePr w:type="lastCol">
       <w:rPr>
-        <w:rFonts w:asciiTheme="majorHAnsi" w:cstheme="majorBidi" w:eastAsiaTheme="majorEastAsia" w:hAnsiTheme="majorHAnsi"/>
+        <w:rFonts w:asciiTheme="majorHAnsi" w:cstheme="majorBidi" w:hAnsiTheme="majorHAnsi" w:eastAsia="黑体"/>
         <w:b/>
         <w:bCs/>
       </w:rPr>
@@ -6478,7 +6875,7 @@
         <w:spacing w:after="0" w:before="0" w:line="240" w:lineRule="auto"/>
       </w:pPr>
       <w:rPr>
-        <w:rFonts w:asciiTheme="majorHAnsi" w:cstheme="majorBidi" w:eastAsiaTheme="majorEastAsia" w:hAnsiTheme="majorHAnsi"/>
+        <w:rFonts w:asciiTheme="majorHAnsi" w:cstheme="majorBidi" w:hAnsiTheme="majorHAnsi" w:eastAsia="黑体"/>
         <w:b/>
         <w:bCs/>
       </w:rPr>
@@ -6499,7 +6896,7 @@
         <w:spacing w:after="0" w:before="0" w:line="240" w:lineRule="auto"/>
       </w:pPr>
       <w:rPr>
-        <w:rFonts w:asciiTheme="majorHAnsi" w:cstheme="majorBidi" w:eastAsiaTheme="majorEastAsia" w:hAnsiTheme="majorHAnsi"/>
+        <w:rFonts w:asciiTheme="majorHAnsi" w:cstheme="majorBidi" w:hAnsiTheme="majorHAnsi" w:eastAsia="黑体"/>
         <w:b/>
         <w:bCs/>
       </w:rPr>
@@ -6517,14 +6914,14 @@
     </w:tblStylePr>
     <w:tblStylePr w:type="firstCol">
       <w:rPr>
-        <w:rFonts w:asciiTheme="majorHAnsi" w:cstheme="majorBidi" w:eastAsiaTheme="majorEastAsia" w:hAnsiTheme="majorHAnsi"/>
+        <w:rFonts w:asciiTheme="majorHAnsi" w:cstheme="majorBidi" w:hAnsiTheme="majorHAnsi" w:eastAsia="黑体"/>
         <w:b/>
         <w:bCs/>
       </w:rPr>
     </w:tblStylePr>
     <w:tblStylePr w:type="lastCol">
       <w:rPr>
-        <w:rFonts w:asciiTheme="majorHAnsi" w:cstheme="majorBidi" w:eastAsiaTheme="majorEastAsia" w:hAnsiTheme="majorHAnsi"/>
+        <w:rFonts w:asciiTheme="majorHAnsi" w:cstheme="majorBidi" w:hAnsiTheme="majorHAnsi" w:eastAsia="黑体"/>
         <w:b/>
         <w:bCs/>
       </w:rPr>
@@ -6608,7 +7005,7 @@
         <w:spacing w:after="0" w:before="0" w:line="240" w:lineRule="auto"/>
       </w:pPr>
       <w:rPr>
-        <w:rFonts w:asciiTheme="majorHAnsi" w:cstheme="majorBidi" w:eastAsiaTheme="majorEastAsia" w:hAnsiTheme="majorHAnsi"/>
+        <w:rFonts w:asciiTheme="majorHAnsi" w:cstheme="majorBidi" w:hAnsiTheme="majorHAnsi" w:eastAsia="黑体"/>
         <w:b/>
         <w:bCs/>
       </w:rPr>
@@ -6629,7 +7026,7 @@
         <w:spacing w:after="0" w:before="0" w:line="240" w:lineRule="auto"/>
       </w:pPr>
       <w:rPr>
-        <w:rFonts w:asciiTheme="majorHAnsi" w:cstheme="majorBidi" w:eastAsiaTheme="majorEastAsia" w:hAnsiTheme="majorHAnsi"/>
+        <w:rFonts w:asciiTheme="majorHAnsi" w:cstheme="majorBidi" w:hAnsiTheme="majorHAnsi" w:eastAsia="黑体"/>
         <w:b/>
         <w:bCs/>
       </w:rPr>
@@ -6647,14 +7044,14 @@
     </w:tblStylePr>
     <w:tblStylePr w:type="firstCol">
       <w:rPr>
-        <w:rFonts w:asciiTheme="majorHAnsi" w:cstheme="majorBidi" w:eastAsiaTheme="majorEastAsia" w:hAnsiTheme="majorHAnsi"/>
+        <w:rFonts w:asciiTheme="majorHAnsi" w:cstheme="majorBidi" w:hAnsiTheme="majorHAnsi" w:eastAsia="黑体"/>
         <w:b/>
         <w:bCs/>
       </w:rPr>
     </w:tblStylePr>
     <w:tblStylePr w:type="lastCol">
       <w:rPr>
-        <w:rFonts w:asciiTheme="majorHAnsi" w:cstheme="majorBidi" w:eastAsiaTheme="majorEastAsia" w:hAnsiTheme="majorHAnsi"/>
+        <w:rFonts w:asciiTheme="majorHAnsi" w:cstheme="majorBidi" w:hAnsiTheme="majorHAnsi" w:eastAsia="黑体"/>
         <w:b/>
         <w:bCs/>
       </w:rPr>
@@ -6738,7 +7135,7 @@
         <w:spacing w:after="0" w:before="0" w:line="240" w:lineRule="auto"/>
       </w:pPr>
       <w:rPr>
-        <w:rFonts w:asciiTheme="majorHAnsi" w:cstheme="majorBidi" w:eastAsiaTheme="majorEastAsia" w:hAnsiTheme="majorHAnsi"/>
+        <w:rFonts w:asciiTheme="majorHAnsi" w:cstheme="majorBidi" w:hAnsiTheme="majorHAnsi" w:eastAsia="黑体"/>
         <w:b/>
         <w:bCs/>
       </w:rPr>
@@ -6759,7 +7156,7 @@
         <w:spacing w:after="0" w:before="0" w:line="240" w:lineRule="auto"/>
       </w:pPr>
       <w:rPr>
-        <w:rFonts w:asciiTheme="majorHAnsi" w:cstheme="majorBidi" w:eastAsiaTheme="majorEastAsia" w:hAnsiTheme="majorHAnsi"/>
+        <w:rFonts w:asciiTheme="majorHAnsi" w:cstheme="majorBidi" w:hAnsiTheme="majorHAnsi" w:eastAsia="黑体"/>
         <w:b/>
         <w:bCs/>
       </w:rPr>
@@ -6777,14 +7174,14 @@
     </w:tblStylePr>
     <w:tblStylePr w:type="firstCol">
       <w:rPr>
-        <w:rFonts w:asciiTheme="majorHAnsi" w:cstheme="majorBidi" w:eastAsiaTheme="majorEastAsia" w:hAnsiTheme="majorHAnsi"/>
+        <w:rFonts w:asciiTheme="majorHAnsi" w:cstheme="majorBidi" w:hAnsiTheme="majorHAnsi" w:eastAsia="黑体"/>
         <w:b/>
         <w:bCs/>
       </w:rPr>
     </w:tblStylePr>
     <w:tblStylePr w:type="lastCol">
       <w:rPr>
-        <w:rFonts w:asciiTheme="majorHAnsi" w:cstheme="majorBidi" w:eastAsiaTheme="majorEastAsia" w:hAnsiTheme="majorHAnsi"/>
+        <w:rFonts w:asciiTheme="majorHAnsi" w:cstheme="majorBidi" w:hAnsiTheme="majorHAnsi" w:eastAsia="黑体"/>
         <w:b/>
         <w:bCs/>
       </w:rPr>
@@ -6868,7 +7265,7 @@
         <w:spacing w:after="0" w:before="0" w:line="240" w:lineRule="auto"/>
       </w:pPr>
       <w:rPr>
-        <w:rFonts w:asciiTheme="majorHAnsi" w:cstheme="majorBidi" w:eastAsiaTheme="majorEastAsia" w:hAnsiTheme="majorHAnsi"/>
+        <w:rFonts w:asciiTheme="majorHAnsi" w:cstheme="majorBidi" w:hAnsiTheme="majorHAnsi" w:eastAsia="黑体"/>
         <w:b/>
         <w:bCs/>
       </w:rPr>
@@ -6889,7 +7286,7 @@
         <w:spacing w:after="0" w:before="0" w:line="240" w:lineRule="auto"/>
       </w:pPr>
       <w:rPr>
-        <w:rFonts w:asciiTheme="majorHAnsi" w:cstheme="majorBidi" w:eastAsiaTheme="majorEastAsia" w:hAnsiTheme="majorHAnsi"/>
+        <w:rFonts w:asciiTheme="majorHAnsi" w:cstheme="majorBidi" w:hAnsiTheme="majorHAnsi" w:eastAsia="黑体"/>
         <w:b/>
         <w:bCs/>
       </w:rPr>
@@ -6907,14 +7304,14 @@
     </w:tblStylePr>
     <w:tblStylePr w:type="firstCol">
       <w:rPr>
-        <w:rFonts w:asciiTheme="majorHAnsi" w:cstheme="majorBidi" w:eastAsiaTheme="majorEastAsia" w:hAnsiTheme="majorHAnsi"/>
+        <w:rFonts w:asciiTheme="majorHAnsi" w:cstheme="majorBidi" w:hAnsiTheme="majorHAnsi" w:eastAsia="黑体"/>
         <w:b/>
         <w:bCs/>
       </w:rPr>
     </w:tblStylePr>
     <w:tblStylePr w:type="lastCol">
       <w:rPr>
-        <w:rFonts w:asciiTheme="majorHAnsi" w:cstheme="majorBidi" w:eastAsiaTheme="majorEastAsia" w:hAnsiTheme="majorHAnsi"/>
+        <w:rFonts w:asciiTheme="majorHAnsi" w:cstheme="majorBidi" w:hAnsiTheme="majorHAnsi" w:eastAsia="黑体"/>
         <w:b/>
         <w:bCs/>
       </w:rPr>
@@ -6998,7 +7395,7 @@
         <w:spacing w:after="0" w:before="0" w:line="240" w:lineRule="auto"/>
       </w:pPr>
       <w:rPr>
-        <w:rFonts w:asciiTheme="majorHAnsi" w:cstheme="majorBidi" w:eastAsiaTheme="majorEastAsia" w:hAnsiTheme="majorHAnsi"/>
+        <w:rFonts w:asciiTheme="majorHAnsi" w:cstheme="majorBidi" w:hAnsiTheme="majorHAnsi" w:eastAsia="黑体"/>
         <w:b/>
         <w:bCs/>
       </w:rPr>
@@ -7019,7 +7416,7 @@
         <w:spacing w:after="0" w:before="0" w:line="240" w:lineRule="auto"/>
       </w:pPr>
       <w:rPr>
-        <w:rFonts w:asciiTheme="majorHAnsi" w:cstheme="majorBidi" w:eastAsiaTheme="majorEastAsia" w:hAnsiTheme="majorHAnsi"/>
+        <w:rFonts w:asciiTheme="majorHAnsi" w:cstheme="majorBidi" w:hAnsiTheme="majorHAnsi" w:eastAsia="黑体"/>
         <w:b/>
         <w:bCs/>
       </w:rPr>
@@ -7037,14 +7434,14 @@
     </w:tblStylePr>
     <w:tblStylePr w:type="firstCol">
       <w:rPr>
-        <w:rFonts w:asciiTheme="majorHAnsi" w:cstheme="majorBidi" w:eastAsiaTheme="majorEastAsia" w:hAnsiTheme="majorHAnsi"/>
+        <w:rFonts w:asciiTheme="majorHAnsi" w:cstheme="majorBidi" w:hAnsiTheme="majorHAnsi" w:eastAsia="黑体"/>
         <w:b/>
         <w:bCs/>
       </w:rPr>
     </w:tblStylePr>
     <w:tblStylePr w:type="lastCol">
       <w:rPr>
-        <w:rFonts w:asciiTheme="majorHAnsi" w:cstheme="majorBidi" w:eastAsiaTheme="majorEastAsia" w:hAnsiTheme="majorHAnsi"/>
+        <w:rFonts w:asciiTheme="majorHAnsi" w:cstheme="majorBidi" w:hAnsiTheme="majorHAnsi" w:eastAsia="黑体"/>
         <w:b/>
         <w:bCs/>
       </w:rPr>
@@ -7128,7 +7525,7 @@
         <w:spacing w:after="0" w:before="0" w:line="240" w:lineRule="auto"/>
       </w:pPr>
       <w:rPr>
-        <w:rFonts w:asciiTheme="majorHAnsi" w:cstheme="majorBidi" w:eastAsiaTheme="majorEastAsia" w:hAnsiTheme="majorHAnsi"/>
+        <w:rFonts w:asciiTheme="majorHAnsi" w:cstheme="majorBidi" w:hAnsiTheme="majorHAnsi" w:eastAsia="黑体"/>
         <w:b/>
         <w:bCs/>
       </w:rPr>
@@ -7149,7 +7546,7 @@
         <w:spacing w:after="0" w:before="0" w:line="240" w:lineRule="auto"/>
       </w:pPr>
       <w:rPr>
-        <w:rFonts w:asciiTheme="majorHAnsi" w:cstheme="majorBidi" w:eastAsiaTheme="majorEastAsia" w:hAnsiTheme="majorHAnsi"/>
+        <w:rFonts w:asciiTheme="majorHAnsi" w:cstheme="majorBidi" w:hAnsiTheme="majorHAnsi" w:eastAsia="黑体"/>
         <w:b/>
         <w:bCs/>
       </w:rPr>
@@ -7167,14 +7564,14 @@
     </w:tblStylePr>
     <w:tblStylePr w:type="firstCol">
       <w:rPr>
-        <w:rFonts w:asciiTheme="majorHAnsi" w:cstheme="majorBidi" w:eastAsiaTheme="majorEastAsia" w:hAnsiTheme="majorHAnsi"/>
+        <w:rFonts w:asciiTheme="majorHAnsi" w:cstheme="majorBidi" w:hAnsiTheme="majorHAnsi" w:eastAsia="黑体"/>
         <w:b/>
         <w:bCs/>
       </w:rPr>
     </w:tblStylePr>
     <w:tblStylePr w:type="lastCol">
       <w:rPr>
-        <w:rFonts w:asciiTheme="majorHAnsi" w:cstheme="majorBidi" w:eastAsiaTheme="majorEastAsia" w:hAnsiTheme="majorHAnsi"/>
+        <w:rFonts w:asciiTheme="majorHAnsi" w:cstheme="majorBidi" w:hAnsiTheme="majorHAnsi" w:eastAsia="黑体"/>
         <w:b/>
         <w:bCs/>
       </w:rPr>
@@ -7257,6 +7654,7 @@
         <w:spacing w:after="0" w:before="0" w:line="240" w:lineRule="auto"/>
       </w:pPr>
       <w:rPr>
+        <w:rFonts w:eastAsia="黑体"/>
         <w:b/>
         <w:bCs/>
         <w:color w:themeColor="background1" w:val="FFFFFF"/>
@@ -7279,6 +7677,7 @@
         <w:spacing w:after="0" w:before="0" w:line="240" w:lineRule="auto"/>
       </w:pPr>
       <w:rPr>
+        <w:rFonts w:eastAsia="黑体"/>
         <w:b/>
         <w:bCs/>
       </w:rPr>
@@ -7296,12 +7695,14 @@
     </w:tblStylePr>
     <w:tblStylePr w:type="firstCol">
       <w:rPr>
+        <w:rFonts w:eastAsia="黑体"/>
         <w:b/>
         <w:bCs/>
       </w:rPr>
     </w:tblStylePr>
     <w:tblStylePr w:type="lastCol">
       <w:rPr>
+        <w:rFonts w:eastAsia="黑体"/>
         <w:b/>
         <w:bCs/>
       </w:rPr>
@@ -7363,6 +7764,7 @@
         <w:spacing w:after="0" w:before="0" w:line="240" w:lineRule="auto"/>
       </w:pPr>
       <w:rPr>
+        <w:rFonts w:eastAsia="黑体"/>
         <w:b/>
         <w:bCs/>
         <w:color w:themeColor="background1" w:val="FFFFFF"/>
@@ -7385,6 +7787,7 @@
         <w:spacing w:after="0" w:before="0" w:line="240" w:lineRule="auto"/>
       </w:pPr>
       <w:rPr>
+        <w:rFonts w:eastAsia="黑体"/>
         <w:b/>
         <w:bCs/>
       </w:rPr>
@@ -7402,12 +7805,14 @@
     </w:tblStylePr>
     <w:tblStylePr w:type="firstCol">
       <w:rPr>
+        <w:rFonts w:eastAsia="黑体"/>
         <w:b/>
         <w:bCs/>
       </w:rPr>
     </w:tblStylePr>
     <w:tblStylePr w:type="lastCol">
       <w:rPr>
+        <w:rFonts w:eastAsia="黑体"/>
         <w:b/>
         <w:bCs/>
       </w:rPr>
@@ -7469,6 +7874,7 @@
         <w:spacing w:after="0" w:before="0" w:line="240" w:lineRule="auto"/>
       </w:pPr>
       <w:rPr>
+        <w:rFonts w:eastAsia="黑体"/>
         <w:b/>
         <w:bCs/>
         <w:color w:themeColor="background1" w:val="FFFFFF"/>
@@ -7491,6 +7897,7 @@
         <w:spacing w:after="0" w:before="0" w:line="240" w:lineRule="auto"/>
       </w:pPr>
       <w:rPr>
+        <w:rFonts w:eastAsia="黑体"/>
         <w:b/>
         <w:bCs/>
       </w:rPr>
@@ -7508,12 +7915,14 @@
     </w:tblStylePr>
     <w:tblStylePr w:type="firstCol">
       <w:rPr>
+        <w:rFonts w:eastAsia="黑体"/>
         <w:b/>
         <w:bCs/>
       </w:rPr>
     </w:tblStylePr>
     <w:tblStylePr w:type="lastCol">
       <w:rPr>
+        <w:rFonts w:eastAsia="黑体"/>
         <w:b/>
         <w:bCs/>
       </w:rPr>
@@ -7575,6 +7984,7 @@
         <w:spacing w:after="0" w:before="0" w:line="240" w:lineRule="auto"/>
       </w:pPr>
       <w:rPr>
+        <w:rFonts w:eastAsia="黑体"/>
         <w:b/>
         <w:bCs/>
         <w:color w:themeColor="background1" w:val="FFFFFF"/>
@@ -7597,6 +8007,7 @@
         <w:spacing w:after="0" w:before="0" w:line="240" w:lineRule="auto"/>
       </w:pPr>
       <w:rPr>
+        <w:rFonts w:eastAsia="黑体"/>
         <w:b/>
         <w:bCs/>
       </w:rPr>
@@ -7614,12 +8025,14 @@
     </w:tblStylePr>
     <w:tblStylePr w:type="firstCol">
       <w:rPr>
+        <w:rFonts w:eastAsia="黑体"/>
         <w:b/>
         <w:bCs/>
       </w:rPr>
     </w:tblStylePr>
     <w:tblStylePr w:type="lastCol">
       <w:rPr>
+        <w:rFonts w:eastAsia="黑体"/>
         <w:b/>
         <w:bCs/>
       </w:rPr>
@@ -7681,6 +8094,7 @@
         <w:spacing w:after="0" w:before="0" w:line="240" w:lineRule="auto"/>
       </w:pPr>
       <w:rPr>
+        <w:rFonts w:eastAsia="黑体"/>
         <w:b/>
         <w:bCs/>
         <w:color w:themeColor="background1" w:val="FFFFFF"/>
@@ -7703,6 +8117,7 @@
         <w:spacing w:after="0" w:before="0" w:line="240" w:lineRule="auto"/>
       </w:pPr>
       <w:rPr>
+        <w:rFonts w:eastAsia="黑体"/>
         <w:b/>
         <w:bCs/>
       </w:rPr>
@@ -7720,12 +8135,14 @@
     </w:tblStylePr>
     <w:tblStylePr w:type="firstCol">
       <w:rPr>
+        <w:rFonts w:eastAsia="黑体"/>
         <w:b/>
         <w:bCs/>
       </w:rPr>
     </w:tblStylePr>
     <w:tblStylePr w:type="lastCol">
       <w:rPr>
+        <w:rFonts w:eastAsia="黑体"/>
         <w:b/>
         <w:bCs/>
       </w:rPr>
@@ -7787,6 +8204,7 @@
         <w:spacing w:after="0" w:before="0" w:line="240" w:lineRule="auto"/>
       </w:pPr>
       <w:rPr>
+        <w:rFonts w:eastAsia="黑体"/>
         <w:b/>
         <w:bCs/>
         <w:color w:themeColor="background1" w:val="FFFFFF"/>
@@ -7809,6 +8227,7 @@
         <w:spacing w:after="0" w:before="0" w:line="240" w:lineRule="auto"/>
       </w:pPr>
       <w:rPr>
+        <w:rFonts w:eastAsia="黑体"/>
         <w:b/>
         <w:bCs/>
       </w:rPr>
@@ -7826,12 +8245,14 @@
     </w:tblStylePr>
     <w:tblStylePr w:type="firstCol">
       <w:rPr>
+        <w:rFonts w:eastAsia="黑体"/>
         <w:b/>
         <w:bCs/>
       </w:rPr>
     </w:tblStylePr>
     <w:tblStylePr w:type="lastCol">
       <w:rPr>
+        <w:rFonts w:eastAsia="黑体"/>
         <w:b/>
         <w:bCs/>
       </w:rPr>
@@ -7893,6 +8314,7 @@
         <w:spacing w:after="0" w:before="0" w:line="240" w:lineRule="auto"/>
       </w:pPr>
       <w:rPr>
+        <w:rFonts w:eastAsia="黑体"/>
         <w:b/>
         <w:bCs/>
         <w:color w:themeColor="background1" w:val="FFFFFF"/>
@@ -7915,6 +8337,7 @@
         <w:spacing w:after="0" w:before="0" w:line="240" w:lineRule="auto"/>
       </w:pPr>
       <w:rPr>
+        <w:rFonts w:eastAsia="黑体"/>
         <w:b/>
         <w:bCs/>
       </w:rPr>
@@ -7932,12 +8355,14 @@
     </w:tblStylePr>
     <w:tblStylePr w:type="firstCol">
       <w:rPr>
+        <w:rFonts w:eastAsia="黑体"/>
         <w:b/>
         <w:bCs/>
       </w:rPr>
     </w:tblStylePr>
     <w:tblStylePr w:type="lastCol">
       <w:rPr>
+        <w:rFonts w:eastAsia="黑体"/>
         <w:b/>
         <w:bCs/>
       </w:rPr>
@@ -7996,6 +8421,7 @@
         <w:spacing w:after="0" w:before="0" w:line="240" w:lineRule="auto"/>
       </w:pPr>
       <w:rPr>
+        <w:rFonts w:eastAsia="黑体"/>
         <w:b/>
         <w:bCs/>
         <w:color w:themeColor="background1" w:val="FFFFFF"/>
@@ -8018,6 +8444,7 @@
         <w:spacing w:after="0" w:before="0" w:line="240" w:lineRule="auto"/>
       </w:pPr>
       <w:rPr>
+        <w:rFonts w:eastAsia="黑体"/>
         <w:color w:val="auto"/>
       </w:rPr>
       <w:tblPr/>
@@ -8035,6 +8462,7 @@
     </w:tblStylePr>
     <w:tblStylePr w:type="firstCol">
       <w:rPr>
+        <w:rFonts w:eastAsia="黑体"/>
         <w:b/>
         <w:bCs/>
         <w:color w:themeColor="background1" w:val="FFFFFF"/>
@@ -8054,6 +8482,7 @@
     </w:tblStylePr>
     <w:tblStylePr w:type="lastCol">
       <w:rPr>
+        <w:rFonts w:eastAsia="黑体"/>
         <w:b/>
         <w:bCs/>
         <w:color w:themeColor="background1" w:val="FFFFFF"/>
@@ -8102,6 +8531,7 @@
     </w:tblStylePr>
     <w:tblStylePr w:type="nwCell">
       <w:rPr>
+        <w:rFonts w:eastAsia="黑体"/>
         <w:color w:themeColor="background1" w:val="FFFFFF"/>
       </w:rPr>
       <w:tblPr/>
@@ -8145,6 +8575,7 @@
         <w:spacing w:after="0" w:before="0" w:line="240" w:lineRule="auto"/>
       </w:pPr>
       <w:rPr>
+        <w:rFonts w:eastAsia="黑体"/>
         <w:b/>
         <w:bCs/>
         <w:color w:themeColor="background1" w:val="FFFFFF"/>
@@ -8167,6 +8598,7 @@
         <w:spacing w:after="0" w:before="0" w:line="240" w:lineRule="auto"/>
       </w:pPr>
       <w:rPr>
+        <w:rFonts w:eastAsia="黑体"/>
         <w:color w:val="auto"/>
       </w:rPr>
       <w:tblPr/>
@@ -8184,6 +8616,7 @@
     </w:tblStylePr>
     <w:tblStylePr w:type="firstCol">
       <w:rPr>
+        <w:rFonts w:eastAsia="黑体"/>
         <w:b/>
         <w:bCs/>
         <w:color w:themeColor="background1" w:val="FFFFFF"/>
@@ -8203,6 +8636,7 @@
     </w:tblStylePr>
     <w:tblStylePr w:type="lastCol">
       <w:rPr>
+        <w:rFonts w:eastAsia="黑体"/>
         <w:b/>
         <w:bCs/>
         <w:color w:themeColor="background1" w:val="FFFFFF"/>
@@ -8251,6 +8685,7 @@
     </w:tblStylePr>
     <w:tblStylePr w:type="nwCell">
       <w:rPr>
+        <w:rFonts w:eastAsia="黑体"/>
         <w:color w:themeColor="background1" w:val="FFFFFF"/>
       </w:rPr>
       <w:tblPr/>
@@ -8294,6 +8729,7 @@
         <w:spacing w:after="0" w:before="0" w:line="240" w:lineRule="auto"/>
       </w:pPr>
       <w:rPr>
+        <w:rFonts w:eastAsia="黑体"/>
         <w:b/>
         <w:bCs/>
         <w:color w:themeColor="background1" w:val="FFFFFF"/>
@@ -8316,6 +8752,7 @@
         <w:spacing w:after="0" w:before="0" w:line="240" w:lineRule="auto"/>
       </w:pPr>
       <w:rPr>
+        <w:rFonts w:eastAsia="黑体"/>
         <w:color w:val="auto"/>
       </w:rPr>
       <w:tblPr/>
@@ -8333,6 +8770,7 @@
     </w:tblStylePr>
     <w:tblStylePr w:type="firstCol">
       <w:rPr>
+        <w:rFonts w:eastAsia="黑体"/>
         <w:b/>
         <w:bCs/>
         <w:color w:themeColor="background1" w:val="FFFFFF"/>
@@ -8352,6 +8790,7 @@
     </w:tblStylePr>
     <w:tblStylePr w:type="lastCol">
       <w:rPr>
+        <w:rFonts w:eastAsia="黑体"/>
         <w:b/>
         <w:bCs/>
         <w:color w:themeColor="background1" w:val="FFFFFF"/>
@@ -8400,6 +8839,7 @@
     </w:tblStylePr>
     <w:tblStylePr w:type="nwCell">
       <w:rPr>
+        <w:rFonts w:eastAsia="黑体"/>
         <w:color w:themeColor="background1" w:val="FFFFFF"/>
       </w:rPr>
       <w:tblPr/>
@@ -8443,6 +8883,7 @@
         <w:spacing w:after="0" w:before="0" w:line="240" w:lineRule="auto"/>
       </w:pPr>
       <w:rPr>
+        <w:rFonts w:eastAsia="黑体"/>
         <w:b/>
         <w:bCs/>
         <w:color w:themeColor="background1" w:val="FFFFFF"/>
@@ -8465,6 +8906,7 @@
         <w:spacing w:after="0" w:before="0" w:line="240" w:lineRule="auto"/>
       </w:pPr>
       <w:rPr>
+        <w:rFonts w:eastAsia="黑体"/>
         <w:color w:val="auto"/>
       </w:rPr>
       <w:tblPr/>
@@ -8482,6 +8924,7 @@
     </w:tblStylePr>
     <w:tblStylePr w:type="firstCol">
       <w:rPr>
+        <w:rFonts w:eastAsia="黑体"/>
         <w:b/>
         <w:bCs/>
         <w:color w:themeColor="background1" w:val="FFFFFF"/>
@@ -8501,6 +8944,7 @@
     </w:tblStylePr>
     <w:tblStylePr w:type="lastCol">
       <w:rPr>
+        <w:rFonts w:eastAsia="黑体"/>
         <w:b/>
         <w:bCs/>
         <w:color w:themeColor="background1" w:val="FFFFFF"/>
@@ -8549,6 +8993,7 @@
     </w:tblStylePr>
     <w:tblStylePr w:type="nwCell">
       <w:rPr>
+        <w:rFonts w:eastAsia="黑体"/>
         <w:color w:themeColor="background1" w:val="FFFFFF"/>
       </w:rPr>
       <w:tblPr/>
@@ -8592,6 +9037,7 @@
         <w:spacing w:after="0" w:before="0" w:line="240" w:lineRule="auto"/>
       </w:pPr>
       <w:rPr>
+        <w:rFonts w:eastAsia="黑体"/>
         <w:b/>
         <w:bCs/>
         <w:color w:themeColor="background1" w:val="FFFFFF"/>
@@ -8614,6 +9060,7 @@
         <w:spacing w:after="0" w:before="0" w:line="240" w:lineRule="auto"/>
       </w:pPr>
       <w:rPr>
+        <w:rFonts w:eastAsia="黑体"/>
         <w:color w:val="auto"/>
       </w:rPr>
       <w:tblPr/>
@@ -8631,6 +9078,7 @@
     </w:tblStylePr>
     <w:tblStylePr w:type="firstCol">
       <w:rPr>
+        <w:rFonts w:eastAsia="黑体"/>
         <w:b/>
         <w:bCs/>
         <w:color w:themeColor="background1" w:val="FFFFFF"/>
@@ -8650,6 +9098,7 @@
     </w:tblStylePr>
     <w:tblStylePr w:type="lastCol">
       <w:rPr>
+        <w:rFonts w:eastAsia="黑体"/>
         <w:b/>
         <w:bCs/>
         <w:color w:themeColor="background1" w:val="FFFFFF"/>
@@ -8698,6 +9147,7 @@
     </w:tblStylePr>
     <w:tblStylePr w:type="nwCell">
       <w:rPr>
+        <w:rFonts w:eastAsia="黑体"/>
         <w:color w:themeColor="background1" w:val="FFFFFF"/>
       </w:rPr>
       <w:tblPr/>
@@ -8741,6 +9191,7 @@
         <w:spacing w:after="0" w:before="0" w:line="240" w:lineRule="auto"/>
       </w:pPr>
       <w:rPr>
+        <w:rFonts w:eastAsia="黑体"/>
         <w:b/>
         <w:bCs/>
         <w:color w:themeColor="background1" w:val="FFFFFF"/>
@@ -8763,6 +9214,7 @@
         <w:spacing w:after="0" w:before="0" w:line="240" w:lineRule="auto"/>
       </w:pPr>
       <w:rPr>
+        <w:rFonts w:eastAsia="黑体"/>
         <w:color w:val="auto"/>
       </w:rPr>
       <w:tblPr/>
@@ -8780,6 +9232,7 @@
     </w:tblStylePr>
     <w:tblStylePr w:type="firstCol">
       <w:rPr>
+        <w:rFonts w:eastAsia="黑体"/>
         <w:b/>
         <w:bCs/>
         <w:color w:themeColor="background1" w:val="FFFFFF"/>
@@ -8799,6 +9252,7 @@
     </w:tblStylePr>
     <w:tblStylePr w:type="lastCol">
       <w:rPr>
+        <w:rFonts w:eastAsia="黑体"/>
         <w:b/>
         <w:bCs/>
         <w:color w:themeColor="background1" w:val="FFFFFF"/>
@@ -8847,6 +9301,7 @@
     </w:tblStylePr>
     <w:tblStylePr w:type="nwCell">
       <w:rPr>
+        <w:rFonts w:eastAsia="黑体"/>
         <w:color w:themeColor="background1" w:val="FFFFFF"/>
       </w:rPr>
       <w:tblPr/>
@@ -8890,6 +9345,7 @@
         <w:spacing w:after="0" w:before="0" w:line="240" w:lineRule="auto"/>
       </w:pPr>
       <w:rPr>
+        <w:rFonts w:eastAsia="黑体"/>
         <w:b/>
         <w:bCs/>
         <w:color w:themeColor="background1" w:val="FFFFFF"/>
@@ -8912,6 +9368,7 @@
         <w:spacing w:after="0" w:before="0" w:line="240" w:lineRule="auto"/>
       </w:pPr>
       <w:rPr>
+        <w:rFonts w:eastAsia="黑体"/>
         <w:color w:val="auto"/>
       </w:rPr>
       <w:tblPr/>
@@ -8929,6 +9386,7 @@
     </w:tblStylePr>
     <w:tblStylePr w:type="firstCol">
       <w:rPr>
+        <w:rFonts w:eastAsia="黑体"/>
         <w:b/>
         <w:bCs/>
         <w:color w:themeColor="background1" w:val="FFFFFF"/>
@@ -8948,6 +9406,7 @@
     </w:tblStylePr>
     <w:tblStylePr w:type="lastCol">
       <w:rPr>
+        <w:rFonts w:eastAsia="黑体"/>
         <w:b/>
         <w:bCs/>
         <w:color w:themeColor="background1" w:val="FFFFFF"/>
@@ -8996,6 +9455,7 @@
     </w:tblStylePr>
     <w:tblStylePr w:type="nwCell">
       <w:rPr>
+        <w:rFonts w:eastAsia="黑体"/>
         <w:color w:themeColor="background1" w:val="FFFFFF"/>
       </w:rPr>
       <w:tblPr/>
@@ -9020,6 +9480,7 @@
       <w:spacing w:after="0" w:line="240" w:lineRule="auto"/>
     </w:pPr>
     <w:rPr>
+      <w:rFonts w:eastAsia="黑体"/>
       <w:color w:themeColor="text1" w:val="000000"/>
     </w:rPr>
     <w:tblPr>
@@ -9039,7 +9500,7 @@
     </w:tblPr>
     <w:tblStylePr w:type="firstRow">
       <w:rPr>
-        <w:rFonts w:asciiTheme="majorHAnsi" w:cstheme="majorBidi" w:eastAsiaTheme="majorEastAsia" w:hAnsiTheme="majorHAnsi"/>
+        <w:rFonts w:asciiTheme="majorHAnsi" w:cstheme="majorBidi" w:hAnsiTheme="majorHAnsi" w:eastAsia="黑体"/>
       </w:rPr>
       <w:tblPr/>
       <w:tcPr>
@@ -9051,6 +9512,7 @@
     </w:tblStylePr>
     <w:tblStylePr w:type="lastRow">
       <w:rPr>
+        <w:rFonts w:eastAsia="黑体"/>
         <w:b/>
         <w:bCs/>
         <w:color w:themeColor="text2" w:val="1F497D"/>
@@ -9065,12 +9527,14 @@
     </w:tblStylePr>
     <w:tblStylePr w:type="firstCol">
       <w:rPr>
+        <w:rFonts w:eastAsia="黑体"/>
         <w:b/>
         <w:bCs/>
       </w:rPr>
     </w:tblStylePr>
     <w:tblStylePr w:type="lastCol">
       <w:rPr>
+        <w:rFonts w:eastAsia="黑体"/>
         <w:b/>
         <w:bCs/>
       </w:rPr>
@@ -9104,6 +9568,7 @@
       <w:spacing w:after="0" w:line="240" w:lineRule="auto"/>
     </w:pPr>
     <w:rPr>
+      <w:rFonts w:eastAsia="黑体"/>
       <w:color w:themeColor="text1" w:val="000000"/>
     </w:rPr>
     <w:tblPr>
@@ -9123,7 +9588,7 @@
     </w:tblPr>
     <w:tblStylePr w:type="firstRow">
       <w:rPr>
-        <w:rFonts w:asciiTheme="majorHAnsi" w:cstheme="majorBidi" w:eastAsiaTheme="majorEastAsia" w:hAnsiTheme="majorHAnsi"/>
+        <w:rFonts w:asciiTheme="majorHAnsi" w:cstheme="majorBidi" w:hAnsiTheme="majorHAnsi" w:eastAsia="黑体"/>
       </w:rPr>
       <w:tblPr/>
       <w:tcPr>
@@ -9135,6 +9600,7 @@
     </w:tblStylePr>
     <w:tblStylePr w:type="lastRow">
       <w:rPr>
+        <w:rFonts w:eastAsia="黑体"/>
         <w:b/>
         <w:bCs/>
         <w:color w:themeColor="text2" w:val="1F497D"/>
@@ -9149,12 +9615,14 @@
     </w:tblStylePr>
     <w:tblStylePr w:type="firstCol">
       <w:rPr>
+        <w:rFonts w:eastAsia="黑体"/>
         <w:b/>
         <w:bCs/>
       </w:rPr>
     </w:tblStylePr>
     <w:tblStylePr w:type="lastCol">
       <w:rPr>
+        <w:rFonts w:eastAsia="黑体"/>
         <w:b/>
         <w:bCs/>
       </w:rPr>
@@ -9188,6 +9656,7 @@
       <w:spacing w:after="0" w:line="240" w:lineRule="auto"/>
     </w:pPr>
     <w:rPr>
+      <w:rFonts w:eastAsia="黑体"/>
       <w:color w:themeColor="text1" w:val="000000"/>
     </w:rPr>
     <w:tblPr>
@@ -9207,7 +9676,7 @@
     </w:tblPr>
     <w:tblStylePr w:type="firstRow">
       <w:rPr>
-        <w:rFonts w:asciiTheme="majorHAnsi" w:cstheme="majorBidi" w:eastAsiaTheme="majorEastAsia" w:hAnsiTheme="majorHAnsi"/>
+        <w:rFonts w:asciiTheme="majorHAnsi" w:cstheme="majorBidi" w:hAnsiTheme="majorHAnsi" w:eastAsia="黑体"/>
       </w:rPr>
       <w:tblPr/>
       <w:tcPr>
@@ -9219,6 +9688,7 @@
     </w:tblStylePr>
     <w:tblStylePr w:type="lastRow">
       <w:rPr>
+        <w:rFonts w:eastAsia="黑体"/>
         <w:b/>
         <w:bCs/>
         <w:color w:themeColor="text2" w:val="1F497D"/>
@@ -9233,12 +9703,14 @@
     </w:tblStylePr>
     <w:tblStylePr w:type="firstCol">
       <w:rPr>
+        <w:rFonts w:eastAsia="黑体"/>
         <w:b/>
         <w:bCs/>
       </w:rPr>
     </w:tblStylePr>
     <w:tblStylePr w:type="lastCol">
       <w:rPr>
+        <w:rFonts w:eastAsia="黑体"/>
         <w:b/>
         <w:bCs/>
       </w:rPr>
@@ -9272,6 +9744,7 @@
       <w:spacing w:after="0" w:line="240" w:lineRule="auto"/>
     </w:pPr>
     <w:rPr>
+      <w:rFonts w:eastAsia="黑体"/>
       <w:color w:themeColor="text1" w:val="000000"/>
     </w:rPr>
     <w:tblPr>
@@ -9291,7 +9764,7 @@
     </w:tblPr>
     <w:tblStylePr w:type="firstRow">
       <w:rPr>
-        <w:rFonts w:asciiTheme="majorHAnsi" w:cstheme="majorBidi" w:eastAsiaTheme="majorEastAsia" w:hAnsiTheme="majorHAnsi"/>
+        <w:rFonts w:asciiTheme="majorHAnsi" w:cstheme="majorBidi" w:hAnsiTheme="majorHAnsi" w:eastAsia="黑体"/>
       </w:rPr>
       <w:tblPr/>
       <w:tcPr>
@@ -9303,6 +9776,7 @@
     </w:tblStylePr>
     <w:tblStylePr w:type="lastRow">
       <w:rPr>
+        <w:rFonts w:eastAsia="黑体"/>
         <w:b/>
         <w:bCs/>
         <w:color w:themeColor="text2" w:val="1F497D"/>
@@ -9317,12 +9791,14 @@
     </w:tblStylePr>
     <w:tblStylePr w:type="firstCol">
       <w:rPr>
+        <w:rFonts w:eastAsia="黑体"/>
         <w:b/>
         <w:bCs/>
       </w:rPr>
     </w:tblStylePr>
     <w:tblStylePr w:type="lastCol">
       <w:rPr>
+        <w:rFonts w:eastAsia="黑体"/>
         <w:b/>
         <w:bCs/>
       </w:rPr>
@@ -9356,6 +9832,7 @@
       <w:spacing w:after="0" w:line="240" w:lineRule="auto"/>
     </w:pPr>
     <w:rPr>
+      <w:rFonts w:eastAsia="黑体"/>
       <w:color w:themeColor="text1" w:val="000000"/>
     </w:rPr>
     <w:tblPr>
@@ -9375,7 +9852,7 @@
     </w:tblPr>
     <w:tblStylePr w:type="firstRow">
       <w:rPr>
-        <w:rFonts w:asciiTheme="majorHAnsi" w:cstheme="majorBidi" w:eastAsiaTheme="majorEastAsia" w:hAnsiTheme="majorHAnsi"/>
+        <w:rFonts w:asciiTheme="majorHAnsi" w:cstheme="majorBidi" w:hAnsiTheme="majorHAnsi" w:eastAsia="黑体"/>
       </w:rPr>
       <w:tblPr/>
       <w:tcPr>
@@ -9387,6 +9864,7 @@
     </w:tblStylePr>
     <w:tblStylePr w:type="lastRow">
       <w:rPr>
+        <w:rFonts w:eastAsia="黑体"/>
         <w:b/>
         <w:bCs/>
         <w:color w:themeColor="text2" w:val="1F497D"/>
@@ -9401,12 +9879,14 @@
     </w:tblStylePr>
     <w:tblStylePr w:type="firstCol">
       <w:rPr>
+        <w:rFonts w:eastAsia="黑体"/>
         <w:b/>
         <w:bCs/>
       </w:rPr>
     </w:tblStylePr>
     <w:tblStylePr w:type="lastCol">
       <w:rPr>
+        <w:rFonts w:eastAsia="黑体"/>
         <w:b/>
         <w:bCs/>
       </w:rPr>
@@ -9440,6 +9920,7 @@
       <w:spacing w:after="0" w:line="240" w:lineRule="auto"/>
     </w:pPr>
     <w:rPr>
+      <w:rFonts w:eastAsia="黑体"/>
       <w:color w:themeColor="text1" w:val="000000"/>
     </w:rPr>
     <w:tblPr>
@@ -9459,7 +9940,7 @@
     </w:tblPr>
     <w:tblStylePr w:type="firstRow">
       <w:rPr>
-        <w:rFonts w:asciiTheme="majorHAnsi" w:cstheme="majorBidi" w:eastAsiaTheme="majorEastAsia" w:hAnsiTheme="majorHAnsi"/>
+        <w:rFonts w:asciiTheme="majorHAnsi" w:cstheme="majorBidi" w:hAnsiTheme="majorHAnsi" w:eastAsia="黑体"/>
       </w:rPr>
       <w:tblPr/>
       <w:tcPr>
@@ -9471,6 +9952,7 @@
     </w:tblStylePr>
     <w:tblStylePr w:type="lastRow">
       <w:rPr>
+        <w:rFonts w:eastAsia="黑体"/>
         <w:b/>
         <w:bCs/>
         <w:color w:themeColor="text2" w:val="1F497D"/>
@@ -9485,12 +9967,14 @@
     </w:tblStylePr>
     <w:tblStylePr w:type="firstCol">
       <w:rPr>
+        <w:rFonts w:eastAsia="黑体"/>
         <w:b/>
         <w:bCs/>
       </w:rPr>
     </w:tblStylePr>
     <w:tblStylePr w:type="lastCol">
       <w:rPr>
+        <w:rFonts w:eastAsia="黑体"/>
         <w:b/>
         <w:bCs/>
       </w:rPr>
@@ -9524,6 +10008,7 @@
       <w:spacing w:after="0" w:line="240" w:lineRule="auto"/>
     </w:pPr>
     <w:rPr>
+      <w:rFonts w:eastAsia="黑体"/>
       <w:color w:themeColor="text1" w:val="000000"/>
     </w:rPr>
     <w:tblPr>
@@ -9543,7 +10028,7 @@
     </w:tblPr>
     <w:tblStylePr w:type="firstRow">
       <w:rPr>
-        <w:rFonts w:asciiTheme="majorHAnsi" w:cstheme="majorBidi" w:eastAsiaTheme="majorEastAsia" w:hAnsiTheme="majorHAnsi"/>
+        <w:rFonts w:asciiTheme="majorHAnsi" w:cstheme="majorBidi" w:hAnsiTheme="majorHAnsi" w:eastAsia="黑体"/>
       </w:rPr>
       <w:tblPr/>
       <w:tcPr>
@@ -9555,6 +10040,7 @@
     </w:tblStylePr>
     <w:tblStylePr w:type="lastRow">
       <w:rPr>
+        <w:rFonts w:eastAsia="黑体"/>
         <w:b/>
         <w:bCs/>
         <w:color w:themeColor="text2" w:val="1F497D"/>
@@ -9569,12 +10055,14 @@
     </w:tblStylePr>
     <w:tblStylePr w:type="firstCol">
       <w:rPr>
+        <w:rFonts w:eastAsia="黑体"/>
         <w:b/>
         <w:bCs/>
       </w:rPr>
     </w:tblStylePr>
     <w:tblStylePr w:type="lastCol">
       <w:rPr>
+        <w:rFonts w:eastAsia="黑体"/>
         <w:b/>
         <w:bCs/>
       </w:rPr>
@@ -9608,7 +10096,7 @@
       <w:spacing w:after="0" w:line="240" w:lineRule="auto"/>
     </w:pPr>
     <w:rPr>
-      <w:rFonts w:asciiTheme="majorHAnsi" w:cstheme="majorBidi" w:eastAsiaTheme="majorEastAsia" w:hAnsiTheme="majorHAnsi"/>
+      <w:rFonts w:asciiTheme="majorHAnsi" w:cstheme="majorBidi" w:hAnsiTheme="majorHAnsi" w:eastAsia="黑体"/>
       <w:color w:themeColor="text1" w:val="000000"/>
     </w:rPr>
     <w:tblPr>
@@ -9630,6 +10118,7 @@
     </w:tblPr>
     <w:tblStylePr w:type="firstRow">
       <w:rPr>
+        <w:rFonts w:eastAsia="黑体"/>
         <w:sz w:val="24"/>
         <w:szCs w:val="24"/>
       </w:rPr>
@@ -9736,7 +10225,7 @@
       <w:spacing w:after="0" w:line="240" w:lineRule="auto"/>
     </w:pPr>
     <w:rPr>
-      <w:rFonts w:asciiTheme="majorHAnsi" w:cstheme="majorBidi" w:eastAsiaTheme="majorEastAsia" w:hAnsiTheme="majorHAnsi"/>
+      <w:rFonts w:asciiTheme="majorHAnsi" w:cstheme="majorBidi" w:hAnsiTheme="majorHAnsi" w:eastAsia="黑体"/>
       <w:color w:themeColor="text1" w:val="000000"/>
     </w:rPr>
     <w:tblPr>
@@ -9758,6 +10247,7 @@
     </w:tblPr>
     <w:tblStylePr w:type="firstRow">
       <w:rPr>
+        <w:rFonts w:eastAsia="黑体"/>
         <w:sz w:val="24"/>
         <w:szCs w:val="24"/>
       </w:rPr>
@@ -9864,7 +10354,7 @@
       <w:spacing w:after="0" w:line="240" w:lineRule="auto"/>
     </w:pPr>
     <w:rPr>
-      <w:rFonts w:asciiTheme="majorHAnsi" w:cstheme="majorBidi" w:eastAsiaTheme="majorEastAsia" w:hAnsiTheme="majorHAnsi"/>
+      <w:rFonts w:asciiTheme="majorHAnsi" w:cstheme="majorBidi" w:hAnsiTheme="majorHAnsi" w:eastAsia="黑体"/>
       <w:color w:themeColor="text1" w:val="000000"/>
     </w:rPr>
     <w:tblPr>
@@ -9886,6 +10376,7 @@
     </w:tblPr>
     <w:tblStylePr w:type="firstRow">
       <w:rPr>
+        <w:rFonts w:eastAsia="黑体"/>
         <w:sz w:val="24"/>
         <w:szCs w:val="24"/>
       </w:rPr>
@@ -9992,7 +10483,7 @@
       <w:spacing w:after="0" w:line="240" w:lineRule="auto"/>
     </w:pPr>
     <w:rPr>
-      <w:rFonts w:asciiTheme="majorHAnsi" w:cstheme="majorBidi" w:eastAsiaTheme="majorEastAsia" w:hAnsiTheme="majorHAnsi"/>
+      <w:rFonts w:asciiTheme="majorHAnsi" w:cstheme="majorBidi" w:hAnsiTheme="majorHAnsi" w:eastAsia="黑体"/>
       <w:color w:themeColor="text1" w:val="000000"/>
     </w:rPr>
     <w:tblPr>
@@ -10014,6 +10505,7 @@
     </w:tblPr>
     <w:tblStylePr w:type="firstRow">
       <w:rPr>
+        <w:rFonts w:eastAsia="黑体"/>
         <w:sz w:val="24"/>
         <w:szCs w:val="24"/>
       </w:rPr>
@@ -10120,7 +10612,7 @@
       <w:spacing w:after="0" w:line="240" w:lineRule="auto"/>
     </w:pPr>
     <w:rPr>
-      <w:rFonts w:asciiTheme="majorHAnsi" w:cstheme="majorBidi" w:eastAsiaTheme="majorEastAsia" w:hAnsiTheme="majorHAnsi"/>
+      <w:rFonts w:asciiTheme="majorHAnsi" w:cstheme="majorBidi" w:hAnsiTheme="majorHAnsi" w:eastAsia="黑体"/>
       <w:color w:themeColor="text1" w:val="000000"/>
     </w:rPr>
     <w:tblPr>
@@ -10142,6 +10634,7 @@
     </w:tblPr>
     <w:tblStylePr w:type="firstRow">
       <w:rPr>
+        <w:rFonts w:eastAsia="黑体"/>
         <w:sz w:val="24"/>
         <w:szCs w:val="24"/>
       </w:rPr>
@@ -10248,7 +10741,7 @@
       <w:spacing w:after="0" w:line="240" w:lineRule="auto"/>
     </w:pPr>
     <w:rPr>
-      <w:rFonts w:asciiTheme="majorHAnsi" w:cstheme="majorBidi" w:eastAsiaTheme="majorEastAsia" w:hAnsiTheme="majorHAnsi"/>
+      <w:rFonts w:asciiTheme="majorHAnsi" w:cstheme="majorBidi" w:hAnsiTheme="majorHAnsi" w:eastAsia="黑体"/>
       <w:color w:themeColor="text1" w:val="000000"/>
     </w:rPr>
     <w:tblPr>
@@ -10270,6 +10763,7 @@
     </w:tblPr>
     <w:tblStylePr w:type="firstRow">
       <w:rPr>
+        <w:rFonts w:eastAsia="黑体"/>
         <w:sz w:val="24"/>
         <w:szCs w:val="24"/>
       </w:rPr>
@@ -10376,7 +10870,7 @@
       <w:spacing w:after="0" w:line="240" w:lineRule="auto"/>
     </w:pPr>
     <w:rPr>
-      <w:rFonts w:asciiTheme="majorHAnsi" w:cstheme="majorBidi" w:eastAsiaTheme="majorEastAsia" w:hAnsiTheme="majorHAnsi"/>
+      <w:rFonts w:asciiTheme="majorHAnsi" w:cstheme="majorBidi" w:hAnsiTheme="majorHAnsi" w:eastAsia="黑体"/>
       <w:color w:themeColor="text1" w:val="000000"/>
     </w:rPr>
     <w:tblPr>
@@ -10398,6 +10892,7 @@
     </w:tblPr>
     <w:tblStylePr w:type="firstRow">
       <w:rPr>
+        <w:rFonts w:eastAsia="黑体"/>
         <w:sz w:val="24"/>
         <w:szCs w:val="24"/>
       </w:rPr>
@@ -10527,12 +11022,14 @@
     </w:tcPr>
     <w:tblStylePr w:type="firstRow">
       <w:rPr>
+        <w:rFonts w:eastAsia="黑体"/>
         <w:b/>
         <w:bCs/>
       </w:rPr>
     </w:tblStylePr>
     <w:tblStylePr w:type="lastRow">
       <w:rPr>
+        <w:rFonts w:eastAsia="黑体"/>
         <w:b/>
         <w:bCs/>
       </w:rPr>
@@ -10545,12 +11042,14 @@
     </w:tblStylePr>
     <w:tblStylePr w:type="firstCol">
       <w:rPr>
+        <w:rFonts w:eastAsia="黑体"/>
         <w:b/>
         <w:bCs/>
       </w:rPr>
     </w:tblStylePr>
     <w:tblStylePr w:type="lastCol">
       <w:rPr>
+        <w:rFonts w:eastAsia="黑体"/>
         <w:b/>
         <w:bCs/>
       </w:rPr>
@@ -10600,12 +11099,14 @@
     </w:tcPr>
     <w:tblStylePr w:type="firstRow">
       <w:rPr>
+        <w:rFonts w:eastAsia="黑体"/>
         <w:b/>
         <w:bCs/>
       </w:rPr>
     </w:tblStylePr>
     <w:tblStylePr w:type="lastRow">
       <w:rPr>
+        <w:rFonts w:eastAsia="黑体"/>
         <w:b/>
         <w:bCs/>
       </w:rPr>
@@ -10618,12 +11119,14 @@
     </w:tblStylePr>
     <w:tblStylePr w:type="firstCol">
       <w:rPr>
+        <w:rFonts w:eastAsia="黑体"/>
         <w:b/>
         <w:bCs/>
       </w:rPr>
     </w:tblStylePr>
     <w:tblStylePr w:type="lastCol">
       <w:rPr>
+        <w:rFonts w:eastAsia="黑体"/>
         <w:b/>
         <w:bCs/>
       </w:rPr>
@@ -10673,12 +11176,14 @@
     </w:tcPr>
     <w:tblStylePr w:type="firstRow">
       <w:rPr>
+        <w:rFonts w:eastAsia="黑体"/>
         <w:b/>
         <w:bCs/>
       </w:rPr>
     </w:tblStylePr>
     <w:tblStylePr w:type="lastRow">
       <w:rPr>
+        <w:rFonts w:eastAsia="黑体"/>
         <w:b/>
         <w:bCs/>
       </w:rPr>
@@ -10691,12 +11196,14 @@
     </w:tblStylePr>
     <w:tblStylePr w:type="firstCol">
       <w:rPr>
+        <w:rFonts w:eastAsia="黑体"/>
         <w:b/>
         <w:bCs/>
       </w:rPr>
     </w:tblStylePr>
     <w:tblStylePr w:type="lastCol">
       <w:rPr>
+        <w:rFonts w:eastAsia="黑体"/>
         <w:b/>
         <w:bCs/>
       </w:rPr>
@@ -10746,12 +11253,14 @@
     </w:tcPr>
     <w:tblStylePr w:type="firstRow">
       <w:rPr>
+        <w:rFonts w:eastAsia="黑体"/>
         <w:b/>
         <w:bCs/>
       </w:rPr>
     </w:tblStylePr>
     <w:tblStylePr w:type="lastRow">
       <w:rPr>
+        <w:rFonts w:eastAsia="黑体"/>
         <w:b/>
         <w:bCs/>
       </w:rPr>
@@ -10764,12 +11273,14 @@
     </w:tblStylePr>
     <w:tblStylePr w:type="firstCol">
       <w:rPr>
+        <w:rFonts w:eastAsia="黑体"/>
         <w:b/>
         <w:bCs/>
       </w:rPr>
     </w:tblStylePr>
     <w:tblStylePr w:type="lastCol">
       <w:rPr>
+        <w:rFonts w:eastAsia="黑体"/>
         <w:b/>
         <w:bCs/>
       </w:rPr>
@@ -10819,12 +11330,14 @@
     </w:tcPr>
     <w:tblStylePr w:type="firstRow">
       <w:rPr>
+        <w:rFonts w:eastAsia="黑体"/>
         <w:b/>
         <w:bCs/>
       </w:rPr>
     </w:tblStylePr>
     <w:tblStylePr w:type="lastRow">
       <w:rPr>
+        <w:rFonts w:eastAsia="黑体"/>
         <w:b/>
         <w:bCs/>
       </w:rPr>
@@ -10837,12 +11350,14 @@
     </w:tblStylePr>
     <w:tblStylePr w:type="firstCol">
       <w:rPr>
+        <w:rFonts w:eastAsia="黑体"/>
         <w:b/>
         <w:bCs/>
       </w:rPr>
     </w:tblStylePr>
     <w:tblStylePr w:type="lastCol">
       <w:rPr>
+        <w:rFonts w:eastAsia="黑体"/>
         <w:b/>
         <w:bCs/>
       </w:rPr>
@@ -10892,12 +11407,14 @@
     </w:tcPr>
     <w:tblStylePr w:type="firstRow">
       <w:rPr>
+        <w:rFonts w:eastAsia="黑体"/>
         <w:b/>
         <w:bCs/>
       </w:rPr>
     </w:tblStylePr>
     <w:tblStylePr w:type="lastRow">
       <w:rPr>
+        <w:rFonts w:eastAsia="黑体"/>
         <w:b/>
         <w:bCs/>
       </w:rPr>
@@ -10910,12 +11427,14 @@
     </w:tblStylePr>
     <w:tblStylePr w:type="firstCol">
       <w:rPr>
+        <w:rFonts w:eastAsia="黑体"/>
         <w:b/>
         <w:bCs/>
       </w:rPr>
     </w:tblStylePr>
     <w:tblStylePr w:type="lastCol">
       <w:rPr>
+        <w:rFonts w:eastAsia="黑体"/>
         <w:b/>
         <w:bCs/>
       </w:rPr>
@@ -10965,12 +11484,14 @@
     </w:tcPr>
     <w:tblStylePr w:type="firstRow">
       <w:rPr>
+        <w:rFonts w:eastAsia="黑体"/>
         <w:b/>
         <w:bCs/>
       </w:rPr>
     </w:tblStylePr>
     <w:tblStylePr w:type="lastRow">
       <w:rPr>
+        <w:rFonts w:eastAsia="黑体"/>
         <w:b/>
         <w:bCs/>
       </w:rPr>
@@ -10983,12 +11504,14 @@
     </w:tblStylePr>
     <w:tblStylePr w:type="firstCol">
       <w:rPr>
+        <w:rFonts w:eastAsia="黑体"/>
         <w:b/>
         <w:bCs/>
       </w:rPr>
     </w:tblStylePr>
     <w:tblStylePr w:type="lastCol">
       <w:rPr>
+        <w:rFonts w:eastAsia="黑体"/>
         <w:b/>
         <w:bCs/>
       </w:rPr>
@@ -11015,7 +11538,7 @@
       <w:spacing w:after="0" w:line="240" w:lineRule="auto"/>
     </w:pPr>
     <w:rPr>
-      <w:rFonts w:asciiTheme="majorHAnsi" w:cstheme="majorBidi" w:eastAsiaTheme="majorEastAsia" w:hAnsiTheme="majorHAnsi"/>
+      <w:rFonts w:asciiTheme="majorHAnsi" w:cstheme="majorBidi" w:hAnsiTheme="majorHAnsi" w:eastAsia="黑体"/>
       <w:color w:themeColor="text1" w:val="000000"/>
     </w:rPr>
     <w:tblPr>
@@ -11042,6 +11565,7 @@
     </w:tcPr>
     <w:tblStylePr w:type="firstRow">
       <w:rPr>
+        <w:rFonts w:eastAsia="黑体"/>
         <w:b/>
         <w:bCs/>
         <w:color w:themeColor="text1" w:val="000000"/>
@@ -11053,6 +11577,7 @@
     </w:tblStylePr>
     <w:tblStylePr w:type="lastRow">
       <w:rPr>
+        <w:rFonts w:eastAsia="黑体"/>
         <w:b/>
         <w:bCs/>
         <w:color w:themeColor="text1" w:val="000000"/>
@@ -11072,6 +11597,7 @@
     </w:tblStylePr>
     <w:tblStylePr w:type="firstCol">
       <w:rPr>
+        <w:rFonts w:eastAsia="黑体"/>
         <w:b/>
         <w:bCs/>
         <w:color w:themeColor="text1" w:val="000000"/>
@@ -11091,6 +11617,7 @@
     </w:tblStylePr>
     <w:tblStylePr w:type="lastCol">
       <w:rPr>
+        <w:rFonts w:eastAsia="黑体"/>
         <w:b w:val="0"/>
         <w:bCs w:val="0"/>
         <w:color w:themeColor="text1" w:val="000000"/>
@@ -11140,7 +11667,7 @@
       <w:spacing w:after="0" w:line="240" w:lineRule="auto"/>
     </w:pPr>
     <w:rPr>
-      <w:rFonts w:asciiTheme="majorHAnsi" w:cstheme="majorBidi" w:eastAsiaTheme="majorEastAsia" w:hAnsiTheme="majorHAnsi"/>
+      <w:rFonts w:asciiTheme="majorHAnsi" w:cstheme="majorBidi" w:hAnsiTheme="majorHAnsi" w:eastAsia="黑体"/>
       <w:color w:themeColor="text1" w:val="000000"/>
     </w:rPr>
     <w:tblPr>
@@ -11167,6 +11694,7 @@
     </w:tcPr>
     <w:tblStylePr w:type="firstRow">
       <w:rPr>
+        <w:rFonts w:eastAsia="黑体"/>
         <w:b/>
         <w:bCs/>
         <w:color w:themeColor="text1" w:val="000000"/>
@@ -11178,6 +11706,7 @@
     </w:tblStylePr>
     <w:tblStylePr w:type="lastRow">
       <w:rPr>
+        <w:rFonts w:eastAsia="黑体"/>
         <w:b/>
         <w:bCs/>
         <w:color w:themeColor="text1" w:val="000000"/>
@@ -11197,6 +11726,7 @@
     </w:tblStylePr>
     <w:tblStylePr w:type="firstCol">
       <w:rPr>
+        <w:rFonts w:eastAsia="黑体"/>
         <w:b/>
         <w:bCs/>
         <w:color w:themeColor="text1" w:val="000000"/>
@@ -11216,6 +11746,7 @@
     </w:tblStylePr>
     <w:tblStylePr w:type="lastCol">
       <w:rPr>
+        <w:rFonts w:eastAsia="黑体"/>
         <w:b w:val="0"/>
         <w:bCs w:val="0"/>
         <w:color w:themeColor="text1" w:val="000000"/>
@@ -11265,7 +11796,7 @@
       <w:spacing w:after="0" w:line="240" w:lineRule="auto"/>
     </w:pPr>
     <w:rPr>
-      <w:rFonts w:asciiTheme="majorHAnsi" w:cstheme="majorBidi" w:eastAsiaTheme="majorEastAsia" w:hAnsiTheme="majorHAnsi"/>
+      <w:rFonts w:asciiTheme="majorHAnsi" w:cstheme="majorBidi" w:hAnsiTheme="majorHAnsi" w:eastAsia="黑体"/>
       <w:color w:themeColor="text1" w:val="000000"/>
     </w:rPr>
     <w:tblPr>
@@ -11292,6 +11823,7 @@
     </w:tcPr>
     <w:tblStylePr w:type="firstRow">
       <w:rPr>
+        <w:rFonts w:eastAsia="黑体"/>
         <w:b/>
         <w:bCs/>
         <w:color w:themeColor="text1" w:val="000000"/>
@@ -11303,6 +11835,7 @@
     </w:tblStylePr>
     <w:tblStylePr w:type="lastRow">
       <w:rPr>
+        <w:rFonts w:eastAsia="黑体"/>
         <w:b/>
         <w:bCs/>
         <w:color w:themeColor="text1" w:val="000000"/>
@@ -11322,6 +11855,7 @@
     </w:tblStylePr>
     <w:tblStylePr w:type="firstCol">
       <w:rPr>
+        <w:rFonts w:eastAsia="黑体"/>
         <w:b/>
         <w:bCs/>
         <w:color w:themeColor="text1" w:val="000000"/>
@@ -11341,6 +11875,7 @@
     </w:tblStylePr>
     <w:tblStylePr w:type="lastCol">
       <w:rPr>
+        <w:rFonts w:eastAsia="黑体"/>
         <w:b w:val="0"/>
         <w:bCs w:val="0"/>
         <w:color w:themeColor="text1" w:val="000000"/>
@@ -11390,7 +11925,7 @@
       <w:spacing w:after="0" w:line="240" w:lineRule="auto"/>
     </w:pPr>
     <w:rPr>
-      <w:rFonts w:asciiTheme="majorHAnsi" w:cstheme="majorBidi" w:eastAsiaTheme="majorEastAsia" w:hAnsiTheme="majorHAnsi"/>
+      <w:rFonts w:asciiTheme="majorHAnsi" w:cstheme="majorBidi" w:hAnsiTheme="majorHAnsi" w:eastAsia="黑体"/>
       <w:color w:themeColor="text1" w:val="000000"/>
     </w:rPr>
     <w:tblPr>
@@ -11417,6 +11952,7 @@
     </w:tcPr>
     <w:tblStylePr w:type="firstRow">
       <w:rPr>
+        <w:rFonts w:eastAsia="黑体"/>
         <w:b/>
         <w:bCs/>
         <w:color w:themeColor="text1" w:val="000000"/>
@@ -11428,6 +11964,7 @@
     </w:tblStylePr>
     <w:tblStylePr w:type="lastRow">
       <w:rPr>
+        <w:rFonts w:eastAsia="黑体"/>
         <w:b/>
         <w:bCs/>
         <w:color w:themeColor="text1" w:val="000000"/>
@@ -11447,6 +11984,7 @@
     </w:tblStylePr>
     <w:tblStylePr w:type="firstCol">
       <w:rPr>
+        <w:rFonts w:eastAsia="黑体"/>
         <w:b/>
         <w:bCs/>
         <w:color w:themeColor="text1" w:val="000000"/>
@@ -11466,6 +12004,7 @@
     </w:tblStylePr>
     <w:tblStylePr w:type="lastCol">
       <w:rPr>
+        <w:rFonts w:eastAsia="黑体"/>
         <w:b w:val="0"/>
         <w:bCs w:val="0"/>
         <w:color w:themeColor="text1" w:val="000000"/>
@@ -11515,7 +12054,7 @@
       <w:spacing w:after="0" w:line="240" w:lineRule="auto"/>
     </w:pPr>
     <w:rPr>
-      <w:rFonts w:asciiTheme="majorHAnsi" w:cstheme="majorBidi" w:eastAsiaTheme="majorEastAsia" w:hAnsiTheme="majorHAnsi"/>
+      <w:rFonts w:asciiTheme="majorHAnsi" w:cstheme="majorBidi" w:hAnsiTheme="majorHAnsi" w:eastAsia="黑体"/>
       <w:color w:themeColor="text1" w:val="000000"/>
     </w:rPr>
     <w:tblPr>
@@ -11542,6 +12081,7 @@
     </w:tcPr>
     <w:tblStylePr w:type="firstRow">
       <w:rPr>
+        <w:rFonts w:eastAsia="黑体"/>
         <w:b/>
         <w:bCs/>
         <w:color w:themeColor="text1" w:val="000000"/>
@@ -11553,6 +12093,7 @@
     </w:tblStylePr>
     <w:tblStylePr w:type="lastRow">
       <w:rPr>
+        <w:rFonts w:eastAsia="黑体"/>
         <w:b/>
         <w:bCs/>
         <w:color w:themeColor="text1" w:val="000000"/>
@@ -11572,6 +12113,7 @@
     </w:tblStylePr>
     <w:tblStylePr w:type="firstCol">
       <w:rPr>
+        <w:rFonts w:eastAsia="黑体"/>
         <w:b/>
         <w:bCs/>
         <w:color w:themeColor="text1" w:val="000000"/>
@@ -11591,6 +12133,7 @@
     </w:tblStylePr>
     <w:tblStylePr w:type="lastCol">
       <w:rPr>
+        <w:rFonts w:eastAsia="黑体"/>
         <w:b w:val="0"/>
         <w:bCs w:val="0"/>
         <w:color w:themeColor="text1" w:val="000000"/>
@@ -11640,7 +12183,7 @@
       <w:spacing w:after="0" w:line="240" w:lineRule="auto"/>
     </w:pPr>
     <w:rPr>
-      <w:rFonts w:asciiTheme="majorHAnsi" w:cstheme="majorBidi" w:eastAsiaTheme="majorEastAsia" w:hAnsiTheme="majorHAnsi"/>
+      <w:rFonts w:asciiTheme="majorHAnsi" w:cstheme="majorBidi" w:hAnsiTheme="majorHAnsi" w:eastAsia="黑体"/>
       <w:color w:themeColor="text1" w:val="000000"/>
     </w:rPr>
     <w:tblPr>
@@ -11667,6 +12210,7 @@
     </w:tcPr>
     <w:tblStylePr w:type="firstRow">
       <w:rPr>
+        <w:rFonts w:eastAsia="黑体"/>
         <w:b/>
         <w:bCs/>
         <w:color w:themeColor="text1" w:val="000000"/>
@@ -11678,6 +12222,7 @@
     </w:tblStylePr>
     <w:tblStylePr w:type="lastRow">
       <w:rPr>
+        <w:rFonts w:eastAsia="黑体"/>
         <w:b/>
         <w:bCs/>
         <w:color w:themeColor="text1" w:val="000000"/>
@@ -11697,6 +12242,7 @@
     </w:tblStylePr>
     <w:tblStylePr w:type="firstCol">
       <w:rPr>
+        <w:rFonts w:eastAsia="黑体"/>
         <w:b/>
         <w:bCs/>
         <w:color w:themeColor="text1" w:val="000000"/>
@@ -11716,6 +12262,7 @@
     </w:tblStylePr>
     <w:tblStylePr w:type="lastCol">
       <w:rPr>
+        <w:rFonts w:eastAsia="黑体"/>
         <w:b w:val="0"/>
         <w:bCs w:val="0"/>
         <w:color w:themeColor="text1" w:val="000000"/>
@@ -11765,7 +12312,7 @@
       <w:spacing w:after="0" w:line="240" w:lineRule="auto"/>
     </w:pPr>
     <w:rPr>
-      <w:rFonts w:asciiTheme="majorHAnsi" w:cstheme="majorBidi" w:eastAsiaTheme="majorEastAsia" w:hAnsiTheme="majorHAnsi"/>
+      <w:rFonts w:asciiTheme="majorHAnsi" w:cstheme="majorBidi" w:hAnsiTheme="majorHAnsi" w:eastAsia="黑体"/>
       <w:color w:themeColor="text1" w:val="000000"/>
     </w:rPr>
     <w:tblPr>
@@ -11792,6 +12339,7 @@
     </w:tcPr>
     <w:tblStylePr w:type="firstRow">
       <w:rPr>
+        <w:rFonts w:eastAsia="黑体"/>
         <w:b/>
         <w:bCs/>
         <w:color w:themeColor="text1" w:val="000000"/>
@@ -11803,6 +12351,7 @@
     </w:tblStylePr>
     <w:tblStylePr w:type="lastRow">
       <w:rPr>
+        <w:rFonts w:eastAsia="黑体"/>
         <w:b/>
         <w:bCs/>
         <w:color w:themeColor="text1" w:val="000000"/>
@@ -11822,6 +12371,7 @@
     </w:tblStylePr>
     <w:tblStylePr w:type="firstCol">
       <w:rPr>
+        <w:rFonts w:eastAsia="黑体"/>
         <w:b/>
         <w:bCs/>
         <w:color w:themeColor="text1" w:val="000000"/>
@@ -11841,6 +12391,7 @@
     </w:tblStylePr>
     <w:tblStylePr w:type="lastCol">
       <w:rPr>
+        <w:rFonts w:eastAsia="黑体"/>
         <w:b w:val="0"/>
         <w:bCs w:val="0"/>
         <w:color w:themeColor="text1" w:val="000000"/>
@@ -11913,6 +12464,7 @@
     </w:tcPr>
     <w:tblStylePr w:type="firstRow">
       <w:rPr>
+        <w:rFonts w:eastAsia="黑体"/>
         <w:b/>
         <w:bCs/>
         <w:i w:val="0"/>
@@ -11934,6 +12486,7 @@
     </w:tblStylePr>
     <w:tblStylePr w:type="lastRow">
       <w:rPr>
+        <w:rFonts w:eastAsia="黑体"/>
         <w:b/>
         <w:bCs/>
         <w:i w:val="0"/>
@@ -11955,6 +12508,7 @@
     </w:tblStylePr>
     <w:tblStylePr w:type="firstCol">
       <w:rPr>
+        <w:rFonts w:eastAsia="黑体"/>
         <w:b/>
         <w:bCs/>
         <w:i w:val="0"/>
@@ -11974,6 +12528,7 @@
     </w:tblStylePr>
     <w:tblStylePr w:type="lastCol">
       <w:rPr>
+        <w:rFonts w:eastAsia="黑体"/>
         <w:b/>
         <w:bCs/>
         <w:i w:val="0"/>
@@ -12054,6 +12609,7 @@
     </w:tcPr>
     <w:tblStylePr w:type="firstRow">
       <w:rPr>
+        <w:rFonts w:eastAsia="黑体"/>
         <w:b/>
         <w:bCs/>
         <w:i w:val="0"/>
@@ -12075,6 +12631,7 @@
     </w:tblStylePr>
     <w:tblStylePr w:type="lastRow">
       <w:rPr>
+        <w:rFonts w:eastAsia="黑体"/>
         <w:b/>
         <w:bCs/>
         <w:i w:val="0"/>
@@ -12096,6 +12653,7 @@
     </w:tblStylePr>
     <w:tblStylePr w:type="firstCol">
       <w:rPr>
+        <w:rFonts w:eastAsia="黑体"/>
         <w:b/>
         <w:bCs/>
         <w:i w:val="0"/>
@@ -12115,6 +12673,7 @@
     </w:tblStylePr>
     <w:tblStylePr w:type="lastCol">
       <w:rPr>
+        <w:rFonts w:eastAsia="黑体"/>
         <w:b/>
         <w:bCs/>
         <w:i w:val="0"/>
@@ -12195,6 +12754,7 @@
     </w:tcPr>
     <w:tblStylePr w:type="firstRow">
       <w:rPr>
+        <w:rFonts w:eastAsia="黑体"/>
         <w:b/>
         <w:bCs/>
         <w:i w:val="0"/>
@@ -12216,6 +12776,7 @@
     </w:tblStylePr>
     <w:tblStylePr w:type="lastRow">
       <w:rPr>
+        <w:rFonts w:eastAsia="黑体"/>
         <w:b/>
         <w:bCs/>
         <w:i w:val="0"/>
@@ -12237,6 +12798,7 @@
     </w:tblStylePr>
     <w:tblStylePr w:type="firstCol">
       <w:rPr>
+        <w:rFonts w:eastAsia="黑体"/>
         <w:b/>
         <w:bCs/>
         <w:i w:val="0"/>
@@ -12256,6 +12818,7 @@
     </w:tblStylePr>
     <w:tblStylePr w:type="lastCol">
       <w:rPr>
+        <w:rFonts w:eastAsia="黑体"/>
         <w:b/>
         <w:bCs/>
         <w:i w:val="0"/>
@@ -12336,6 +12899,7 @@
     </w:tcPr>
     <w:tblStylePr w:type="firstRow">
       <w:rPr>
+        <w:rFonts w:eastAsia="黑体"/>
         <w:b/>
         <w:bCs/>
         <w:i w:val="0"/>
@@ -12357,6 +12921,7 @@
     </w:tblStylePr>
     <w:tblStylePr w:type="lastRow">
       <w:rPr>
+        <w:rFonts w:eastAsia="黑体"/>
         <w:b/>
         <w:bCs/>
         <w:i w:val="0"/>
@@ -12378,6 +12943,7 @@
     </w:tblStylePr>
     <w:tblStylePr w:type="firstCol">
       <w:rPr>
+        <w:rFonts w:eastAsia="黑体"/>
         <w:b/>
         <w:bCs/>
         <w:i w:val="0"/>
@@ -12397,6 +12963,7 @@
     </w:tblStylePr>
     <w:tblStylePr w:type="lastCol">
       <w:rPr>
+        <w:rFonts w:eastAsia="黑体"/>
         <w:b/>
         <w:bCs/>
         <w:i w:val="0"/>
@@ -12477,6 +13044,7 @@
     </w:tcPr>
     <w:tblStylePr w:type="firstRow">
       <w:rPr>
+        <w:rFonts w:eastAsia="黑体"/>
         <w:b/>
         <w:bCs/>
         <w:i w:val="0"/>
@@ -12498,6 +13066,7 @@
     </w:tblStylePr>
     <w:tblStylePr w:type="lastRow">
       <w:rPr>
+        <w:rFonts w:eastAsia="黑体"/>
         <w:b/>
         <w:bCs/>
         <w:i w:val="0"/>
@@ -12519,6 +13088,7 @@
     </w:tblStylePr>
     <w:tblStylePr w:type="firstCol">
       <w:rPr>
+        <w:rFonts w:eastAsia="黑体"/>
         <w:b/>
         <w:bCs/>
         <w:i w:val="0"/>
@@ -12538,6 +13108,7 @@
     </w:tblStylePr>
     <w:tblStylePr w:type="lastCol">
       <w:rPr>
+        <w:rFonts w:eastAsia="黑体"/>
         <w:b/>
         <w:bCs/>
         <w:i w:val="0"/>
@@ -12618,6 +13189,7 @@
     </w:tcPr>
     <w:tblStylePr w:type="firstRow">
       <w:rPr>
+        <w:rFonts w:eastAsia="黑体"/>
         <w:b/>
         <w:bCs/>
         <w:i w:val="0"/>
@@ -12639,6 +13211,7 @@
     </w:tblStylePr>
     <w:tblStylePr w:type="lastRow">
       <w:rPr>
+        <w:rFonts w:eastAsia="黑体"/>
         <w:b/>
         <w:bCs/>
         <w:i w:val="0"/>
@@ -12660,6 +13233,7 @@
     </w:tblStylePr>
     <w:tblStylePr w:type="firstCol">
       <w:rPr>
+        <w:rFonts w:eastAsia="黑体"/>
         <w:b/>
         <w:bCs/>
         <w:i w:val="0"/>
@@ -12679,6 +13253,7 @@
     </w:tblStylePr>
     <w:tblStylePr w:type="lastCol">
       <w:rPr>
+        <w:rFonts w:eastAsia="黑体"/>
         <w:b/>
         <w:bCs/>
         <w:i w:val="0"/>
@@ -12759,6 +13334,7 @@
     </w:tcPr>
     <w:tblStylePr w:type="firstRow">
       <w:rPr>
+        <w:rFonts w:eastAsia="黑体"/>
         <w:b/>
         <w:bCs/>
         <w:i w:val="0"/>
@@ -12780,6 +13356,7 @@
     </w:tblStylePr>
     <w:tblStylePr w:type="lastRow">
       <w:rPr>
+        <w:rFonts w:eastAsia="黑体"/>
         <w:b/>
         <w:bCs/>
         <w:i w:val="0"/>
@@ -12801,6 +13378,7 @@
     </w:tblStylePr>
     <w:tblStylePr w:type="firstCol">
       <w:rPr>
+        <w:rFonts w:eastAsia="黑体"/>
         <w:b/>
         <w:bCs/>
         <w:i w:val="0"/>
@@ -12820,6 +13398,7 @@
     </w:tblStylePr>
     <w:tblStylePr w:type="lastCol">
       <w:rPr>
+        <w:rFonts w:eastAsia="黑体"/>
         <w:b/>
         <w:bCs/>
         <w:i w:val="0"/>
@@ -12877,6 +13456,7 @@
       <w:spacing w:after="0" w:line="240" w:lineRule="auto"/>
     </w:pPr>
     <w:rPr>
+      <w:rFonts w:eastAsia="黑体"/>
       <w:color w:themeColor="background1" w:val="FFFFFF"/>
     </w:rPr>
     <w:tblPr>
@@ -12895,6 +13475,7 @@
     </w:tcPr>
     <w:tblStylePr w:type="firstRow">
       <w:rPr>
+        <w:rFonts w:eastAsia="黑体"/>
         <w:b/>
         <w:bCs/>
       </w:rPr>
@@ -12991,6 +13572,7 @@
       <w:spacing w:after="0" w:line="240" w:lineRule="auto"/>
     </w:pPr>
     <w:rPr>
+      <w:rFonts w:eastAsia="黑体"/>
       <w:color w:themeColor="background1" w:val="FFFFFF"/>
     </w:rPr>
     <w:tblPr>
@@ -13009,6 +13591,7 @@
     </w:tcPr>
     <w:tblStylePr w:type="firstRow">
       <w:rPr>
+        <w:rFonts w:eastAsia="黑体"/>
         <w:b/>
         <w:bCs/>
       </w:rPr>
@@ -13105,6 +13688,7 @@
       <w:spacing w:after="0" w:line="240" w:lineRule="auto"/>
     </w:pPr>
     <w:rPr>
+      <w:rFonts w:eastAsia="黑体"/>
       <w:color w:themeColor="background1" w:val="FFFFFF"/>
     </w:rPr>
     <w:tblPr>
@@ -13123,6 +13707,7 @@
     </w:tcPr>
     <w:tblStylePr w:type="firstRow">
       <w:rPr>
+        <w:rFonts w:eastAsia="黑体"/>
         <w:b/>
         <w:bCs/>
       </w:rPr>
@@ -13219,6 +13804,7 @@
       <w:spacing w:after="0" w:line="240" w:lineRule="auto"/>
     </w:pPr>
     <w:rPr>
+      <w:rFonts w:eastAsia="黑体"/>
       <w:color w:themeColor="background1" w:val="FFFFFF"/>
     </w:rPr>
     <w:tblPr>
@@ -13237,6 +13823,7 @@
     </w:tcPr>
     <w:tblStylePr w:type="firstRow">
       <w:rPr>
+        <w:rFonts w:eastAsia="黑体"/>
         <w:b/>
         <w:bCs/>
       </w:rPr>
@@ -13333,6 +13920,7 @@
       <w:spacing w:after="0" w:line="240" w:lineRule="auto"/>
     </w:pPr>
     <w:rPr>
+      <w:rFonts w:eastAsia="黑体"/>
       <w:color w:themeColor="background1" w:val="FFFFFF"/>
     </w:rPr>
     <w:tblPr>
@@ -13351,6 +13939,7 @@
     </w:tcPr>
     <w:tblStylePr w:type="firstRow">
       <w:rPr>
+        <w:rFonts w:eastAsia="黑体"/>
         <w:b/>
         <w:bCs/>
       </w:rPr>
@@ -13447,6 +14036,7 @@
       <w:spacing w:after="0" w:line="240" w:lineRule="auto"/>
     </w:pPr>
     <w:rPr>
+      <w:rFonts w:eastAsia="黑体"/>
       <w:color w:themeColor="background1" w:val="FFFFFF"/>
     </w:rPr>
     <w:tblPr>
@@ -13465,6 +14055,7 @@
     </w:tcPr>
     <w:tblStylePr w:type="firstRow">
       <w:rPr>
+        <w:rFonts w:eastAsia="黑体"/>
         <w:b/>
         <w:bCs/>
       </w:rPr>
@@ -13561,6 +14152,7 @@
       <w:spacing w:after="0" w:line="240" w:lineRule="auto"/>
     </w:pPr>
     <w:rPr>
+      <w:rFonts w:eastAsia="黑体"/>
       <w:color w:themeColor="background1" w:val="FFFFFF"/>
     </w:rPr>
     <w:tblPr>
@@ -13579,6 +14171,7 @@
     </w:tcPr>
     <w:tblStylePr w:type="firstRow">
       <w:rPr>
+        <w:rFonts w:eastAsia="黑体"/>
         <w:b/>
         <w:bCs/>
       </w:rPr>
@@ -13675,6 +14268,7 @@
       <w:spacing w:after="0" w:line="240" w:lineRule="auto"/>
     </w:pPr>
     <w:rPr>
+      <w:rFonts w:eastAsia="黑体"/>
       <w:color w:themeColor="text1" w:val="000000"/>
     </w:rPr>
     <w:tblPr>
@@ -13701,6 +14295,7 @@
     </w:tcPr>
     <w:tblStylePr w:type="firstRow">
       <w:rPr>
+        <w:rFonts w:eastAsia="黑体"/>
         <w:b/>
         <w:bCs/>
       </w:rPr>
@@ -13719,6 +14314,7 @@
     </w:tblStylePr>
     <w:tblStylePr w:type="lastRow">
       <w:rPr>
+        <w:rFonts w:eastAsia="黑体"/>
         <w:b/>
         <w:bCs/>
         <w:color w:themeColor="background1" w:val="FFFFFF"/>
@@ -13733,6 +14329,7 @@
     </w:tblStylePr>
     <w:tblStylePr w:type="firstCol">
       <w:rPr>
+        <w:rFonts w:eastAsia="黑体"/>
         <w:color w:themeColor="background1" w:val="FFFFFF"/>
       </w:rPr>
       <w:tblPr/>
@@ -13750,6 +14347,7 @@
     </w:tblStylePr>
     <w:tblStylePr w:type="lastCol">
       <w:rPr>
+        <w:rFonts w:eastAsia="黑体"/>
         <w:color w:themeColor="background1" w:val="FFFFFF"/>
       </w:rPr>
       <w:tblPr/>
@@ -13779,11 +14377,13 @@
     </w:tblStylePr>
     <w:tblStylePr w:type="neCell">
       <w:rPr>
+        <w:rFonts w:eastAsia="黑体"/>
         <w:color w:themeColor="text1" w:val="000000"/>
       </w:rPr>
     </w:tblStylePr>
     <w:tblStylePr w:type="nwCell">
       <w:rPr>
+        <w:rFonts w:eastAsia="黑体"/>
         <w:color w:themeColor="text1" w:val="000000"/>
       </w:rPr>
     </w:tblStylePr>
@@ -13797,6 +14397,7 @@
       <w:spacing w:after="0" w:line="240" w:lineRule="auto"/>
     </w:pPr>
     <w:rPr>
+      <w:rFonts w:eastAsia="黑体"/>
       <w:color w:themeColor="text1" w:val="000000"/>
     </w:rPr>
     <w:tblPr>
@@ -13823,6 +14424,7 @@
     </w:tcPr>
     <w:tblStylePr w:type="firstRow">
       <w:rPr>
+        <w:rFonts w:eastAsia="黑体"/>
         <w:b/>
         <w:bCs/>
       </w:rPr>
@@ -13841,6 +14443,7 @@
     </w:tblStylePr>
     <w:tblStylePr w:type="lastRow">
       <w:rPr>
+        <w:rFonts w:eastAsia="黑体"/>
         <w:b/>
         <w:bCs/>
         <w:color w:themeColor="background1" w:val="FFFFFF"/>
@@ -13855,6 +14458,7 @@
     </w:tblStylePr>
     <w:tblStylePr w:type="firstCol">
       <w:rPr>
+        <w:rFonts w:eastAsia="黑体"/>
         <w:color w:themeColor="background1" w:val="FFFFFF"/>
       </w:rPr>
       <w:tblPr/>
@@ -13872,6 +14476,7 @@
     </w:tblStylePr>
     <w:tblStylePr w:type="lastCol">
       <w:rPr>
+        <w:rFonts w:eastAsia="黑体"/>
         <w:color w:themeColor="background1" w:val="FFFFFF"/>
       </w:rPr>
       <w:tblPr/>
@@ -13901,11 +14506,13 @@
     </w:tblStylePr>
     <w:tblStylePr w:type="neCell">
       <w:rPr>
+        <w:rFonts w:eastAsia="黑体"/>
         <w:color w:themeColor="text1" w:val="000000"/>
       </w:rPr>
     </w:tblStylePr>
     <w:tblStylePr w:type="nwCell">
       <w:rPr>
+        <w:rFonts w:eastAsia="黑体"/>
         <w:color w:themeColor="text1" w:val="000000"/>
       </w:rPr>
     </w:tblStylePr>
@@ -13919,6 +14526,7 @@
       <w:spacing w:after="0" w:line="240" w:lineRule="auto"/>
     </w:pPr>
     <w:rPr>
+      <w:rFonts w:eastAsia="黑体"/>
       <w:color w:themeColor="text1" w:val="000000"/>
     </w:rPr>
     <w:tblPr>
@@ -13945,6 +14553,7 @@
     </w:tcPr>
     <w:tblStylePr w:type="firstRow">
       <w:rPr>
+        <w:rFonts w:eastAsia="黑体"/>
         <w:b/>
         <w:bCs/>
       </w:rPr>
@@ -13963,6 +14572,7 @@
     </w:tblStylePr>
     <w:tblStylePr w:type="lastRow">
       <w:rPr>
+        <w:rFonts w:eastAsia="黑体"/>
         <w:b/>
         <w:bCs/>
         <w:color w:themeColor="background1" w:val="FFFFFF"/>
@@ -13977,6 +14587,7 @@
     </w:tblStylePr>
     <w:tblStylePr w:type="firstCol">
       <w:rPr>
+        <w:rFonts w:eastAsia="黑体"/>
         <w:color w:themeColor="background1" w:val="FFFFFF"/>
       </w:rPr>
       <w:tblPr/>
@@ -13994,6 +14605,7 @@
     </w:tblStylePr>
     <w:tblStylePr w:type="lastCol">
       <w:rPr>
+        <w:rFonts w:eastAsia="黑体"/>
         <w:color w:themeColor="background1" w:val="FFFFFF"/>
       </w:rPr>
       <w:tblPr/>
@@ -14023,11 +14635,13 @@
     </w:tblStylePr>
     <w:tblStylePr w:type="neCell">
       <w:rPr>
+        <w:rFonts w:eastAsia="黑体"/>
         <w:color w:themeColor="text1" w:val="000000"/>
       </w:rPr>
     </w:tblStylePr>
     <w:tblStylePr w:type="nwCell">
       <w:rPr>
+        <w:rFonts w:eastAsia="黑体"/>
         <w:color w:themeColor="text1" w:val="000000"/>
       </w:rPr>
     </w:tblStylePr>
@@ -14041,6 +14655,7 @@
       <w:spacing w:after="0" w:line="240" w:lineRule="auto"/>
     </w:pPr>
     <w:rPr>
+      <w:rFonts w:eastAsia="黑体"/>
       <w:color w:themeColor="text1" w:val="000000"/>
     </w:rPr>
     <w:tblPr>
@@ -14067,6 +14682,7 @@
     </w:tcPr>
     <w:tblStylePr w:type="firstRow">
       <w:rPr>
+        <w:rFonts w:eastAsia="黑体"/>
         <w:b/>
         <w:bCs/>
       </w:rPr>
@@ -14085,6 +14701,7 @@
     </w:tblStylePr>
     <w:tblStylePr w:type="lastRow">
       <w:rPr>
+        <w:rFonts w:eastAsia="黑体"/>
         <w:b/>
         <w:bCs/>
         <w:color w:themeColor="background1" w:val="FFFFFF"/>
@@ -14099,6 +14716,7 @@
     </w:tblStylePr>
     <w:tblStylePr w:type="firstCol">
       <w:rPr>
+        <w:rFonts w:eastAsia="黑体"/>
         <w:color w:themeColor="background1" w:val="FFFFFF"/>
       </w:rPr>
       <w:tblPr/>
@@ -14116,6 +14734,7 @@
     </w:tblStylePr>
     <w:tblStylePr w:type="lastCol">
       <w:rPr>
+        <w:rFonts w:eastAsia="黑体"/>
         <w:color w:themeColor="background1" w:val="FFFFFF"/>
       </w:rPr>
       <w:tblPr/>
@@ -14153,6 +14772,7 @@
       <w:spacing w:after="0" w:line="240" w:lineRule="auto"/>
     </w:pPr>
     <w:rPr>
+      <w:rFonts w:eastAsia="黑体"/>
       <w:color w:themeColor="text1" w:val="000000"/>
     </w:rPr>
     <w:tblPr>
@@ -14179,6 +14799,7 @@
     </w:tcPr>
     <w:tblStylePr w:type="firstRow">
       <w:rPr>
+        <w:rFonts w:eastAsia="黑体"/>
         <w:b/>
         <w:bCs/>
       </w:rPr>
@@ -14197,6 +14818,7 @@
     </w:tblStylePr>
     <w:tblStylePr w:type="lastRow">
       <w:rPr>
+        <w:rFonts w:eastAsia="黑体"/>
         <w:b/>
         <w:bCs/>
         <w:color w:themeColor="background1" w:val="FFFFFF"/>
@@ -14211,6 +14833,7 @@
     </w:tblStylePr>
     <w:tblStylePr w:type="firstCol">
       <w:rPr>
+        <w:rFonts w:eastAsia="黑体"/>
         <w:color w:themeColor="background1" w:val="FFFFFF"/>
       </w:rPr>
       <w:tblPr/>
@@ -14228,6 +14851,7 @@
     </w:tblStylePr>
     <w:tblStylePr w:type="lastCol">
       <w:rPr>
+        <w:rFonts w:eastAsia="黑体"/>
         <w:color w:themeColor="background1" w:val="FFFFFF"/>
       </w:rPr>
       <w:tblPr/>
@@ -14257,11 +14881,13 @@
     </w:tblStylePr>
     <w:tblStylePr w:type="neCell">
       <w:rPr>
+        <w:rFonts w:eastAsia="黑体"/>
         <w:color w:themeColor="text1" w:val="000000"/>
       </w:rPr>
     </w:tblStylePr>
     <w:tblStylePr w:type="nwCell">
       <w:rPr>
+        <w:rFonts w:eastAsia="黑体"/>
         <w:color w:themeColor="text1" w:val="000000"/>
       </w:rPr>
     </w:tblStylePr>
@@ -14275,6 +14901,7 @@
       <w:spacing w:after="0" w:line="240" w:lineRule="auto"/>
     </w:pPr>
     <w:rPr>
+      <w:rFonts w:eastAsia="黑体"/>
       <w:color w:themeColor="text1" w:val="000000"/>
     </w:rPr>
     <w:tblPr>
@@ -14301,6 +14928,7 @@
     </w:tcPr>
     <w:tblStylePr w:type="firstRow">
       <w:rPr>
+        <w:rFonts w:eastAsia="黑体"/>
         <w:b/>
         <w:bCs/>
       </w:rPr>
@@ -14319,6 +14947,7 @@
     </w:tblStylePr>
     <w:tblStylePr w:type="lastRow">
       <w:rPr>
+        <w:rFonts w:eastAsia="黑体"/>
         <w:b/>
         <w:bCs/>
         <w:color w:themeColor="background1" w:val="FFFFFF"/>
@@ -14333,6 +14962,7 @@
     </w:tblStylePr>
     <w:tblStylePr w:type="firstCol">
       <w:rPr>
+        <w:rFonts w:eastAsia="黑体"/>
         <w:color w:themeColor="background1" w:val="FFFFFF"/>
       </w:rPr>
       <w:tblPr/>
@@ -14350,6 +14980,7 @@
     </w:tblStylePr>
     <w:tblStylePr w:type="lastCol">
       <w:rPr>
+        <w:rFonts w:eastAsia="黑体"/>
         <w:color w:themeColor="background1" w:val="FFFFFF"/>
       </w:rPr>
       <w:tblPr/>
@@ -14379,11 +15010,13 @@
     </w:tblStylePr>
     <w:tblStylePr w:type="neCell">
       <w:rPr>
+        <w:rFonts w:eastAsia="黑体"/>
         <w:color w:themeColor="text1" w:val="000000"/>
       </w:rPr>
     </w:tblStylePr>
     <w:tblStylePr w:type="nwCell">
       <w:rPr>
+        <w:rFonts w:eastAsia="黑体"/>
         <w:color w:themeColor="text1" w:val="000000"/>
       </w:rPr>
     </w:tblStylePr>
@@ -14397,6 +15030,7 @@
       <w:spacing w:after="0" w:line="240" w:lineRule="auto"/>
     </w:pPr>
     <w:rPr>
+      <w:rFonts w:eastAsia="黑体"/>
       <w:color w:themeColor="text1" w:val="000000"/>
     </w:rPr>
     <w:tblPr>
@@ -14423,6 +15057,7 @@
     </w:tcPr>
     <w:tblStylePr w:type="firstRow">
       <w:rPr>
+        <w:rFonts w:eastAsia="黑体"/>
         <w:b/>
         <w:bCs/>
       </w:rPr>
@@ -14441,6 +15076,7 @@
     </w:tblStylePr>
     <w:tblStylePr w:type="lastRow">
       <w:rPr>
+        <w:rFonts w:eastAsia="黑体"/>
         <w:b/>
         <w:bCs/>
         <w:color w:themeColor="background1" w:val="FFFFFF"/>
@@ -14455,6 +15091,7 @@
     </w:tblStylePr>
     <w:tblStylePr w:type="firstCol">
       <w:rPr>
+        <w:rFonts w:eastAsia="黑体"/>
         <w:color w:themeColor="background1" w:val="FFFFFF"/>
       </w:rPr>
       <w:tblPr/>
@@ -14472,6 +15109,7 @@
     </w:tblStylePr>
     <w:tblStylePr w:type="lastCol">
       <w:rPr>
+        <w:rFonts w:eastAsia="黑体"/>
         <w:color w:themeColor="background1" w:val="FFFFFF"/>
       </w:rPr>
       <w:tblPr/>
@@ -14501,11 +15139,13 @@
     </w:tblStylePr>
     <w:tblStylePr w:type="neCell">
       <w:rPr>
+        <w:rFonts w:eastAsia="黑体"/>
         <w:color w:themeColor="text1" w:val="000000"/>
       </w:rPr>
     </w:tblStylePr>
     <w:tblStylePr w:type="nwCell">
       <w:rPr>
+        <w:rFonts w:eastAsia="黑体"/>
         <w:color w:themeColor="text1" w:val="000000"/>
       </w:rPr>
     </w:tblStylePr>
@@ -14519,6 +15159,7 @@
       <w:spacing w:after="0" w:line="240" w:lineRule="auto"/>
     </w:pPr>
     <w:rPr>
+      <w:rFonts w:eastAsia="黑体"/>
       <w:color w:themeColor="text1" w:val="000000"/>
     </w:rPr>
     <w:tblPr>
@@ -14537,6 +15178,7 @@
     </w:tcPr>
     <w:tblStylePr w:type="firstRow">
       <w:rPr>
+        <w:rFonts w:eastAsia="黑体"/>
         <w:b/>
         <w:bCs/>
         <w:color w:themeColor="background1" w:val="FFFFFF"/>
@@ -14551,6 +15193,7 @@
     </w:tblStylePr>
     <w:tblStylePr w:type="lastRow">
       <w:rPr>
+        <w:rFonts w:eastAsia="黑体"/>
         <w:b/>
         <w:bCs/>
         <w:color w:themeColor="accent2" w:themeShade="CC" w:val="9E3A38"/>
@@ -14565,12 +15208,14 @@
     </w:tblStylePr>
     <w:tblStylePr w:type="firstCol">
       <w:rPr>
+        <w:rFonts w:eastAsia="黑体"/>
         <w:b/>
         <w:bCs/>
       </w:rPr>
     </w:tblStylePr>
     <w:tblStylePr w:type="lastCol">
       <w:rPr>
+        <w:rFonts w:eastAsia="黑体"/>
         <w:b/>
         <w:bCs/>
       </w:rPr>
@@ -14605,6 +15250,7 @@
       <w:spacing w:after="0" w:line="240" w:lineRule="auto"/>
     </w:pPr>
     <w:rPr>
+      <w:rFonts w:eastAsia="黑体"/>
       <w:color w:themeColor="text1" w:val="000000"/>
     </w:rPr>
     <w:tblPr>
@@ -14623,6 +15269,7 @@
     </w:tcPr>
     <w:tblStylePr w:type="firstRow">
       <w:rPr>
+        <w:rFonts w:eastAsia="黑体"/>
         <w:b/>
         <w:bCs/>
         <w:color w:themeColor="background1" w:val="FFFFFF"/>
@@ -14637,6 +15284,7 @@
     </w:tblStylePr>
     <w:tblStylePr w:type="lastRow">
       <w:rPr>
+        <w:rFonts w:eastAsia="黑体"/>
         <w:b/>
         <w:bCs/>
         <w:color w:themeColor="accent2" w:themeShade="CC" w:val="9E3A38"/>
@@ -14651,12 +15299,14 @@
     </w:tblStylePr>
     <w:tblStylePr w:type="firstCol">
       <w:rPr>
+        <w:rFonts w:eastAsia="黑体"/>
         <w:b/>
         <w:bCs/>
       </w:rPr>
     </w:tblStylePr>
     <w:tblStylePr w:type="lastCol">
       <w:rPr>
+        <w:rFonts w:eastAsia="黑体"/>
         <w:b/>
         <w:bCs/>
       </w:rPr>
@@ -14691,6 +15341,7 @@
       <w:spacing w:after="0" w:line="240" w:lineRule="auto"/>
     </w:pPr>
     <w:rPr>
+      <w:rFonts w:eastAsia="黑体"/>
       <w:color w:themeColor="text1" w:val="000000"/>
     </w:rPr>
     <w:tblPr>
@@ -14709,6 +15360,7 @@
     </w:tcPr>
     <w:tblStylePr w:type="firstRow">
       <w:rPr>
+        <w:rFonts w:eastAsia="黑体"/>
         <w:b/>
         <w:bCs/>
         <w:color w:themeColor="background1" w:val="FFFFFF"/>
@@ -14723,6 +15375,7 @@
     </w:tblStylePr>
     <w:tblStylePr w:type="lastRow">
       <w:rPr>
+        <w:rFonts w:eastAsia="黑体"/>
         <w:b/>
         <w:bCs/>
         <w:color w:themeColor="accent2" w:themeShade="CC" w:val="9E3A38"/>
@@ -14737,12 +15390,14 @@
     </w:tblStylePr>
     <w:tblStylePr w:type="firstCol">
       <w:rPr>
+        <w:rFonts w:eastAsia="黑体"/>
         <w:b/>
         <w:bCs/>
       </w:rPr>
     </w:tblStylePr>
     <w:tblStylePr w:type="lastCol">
       <w:rPr>
+        <w:rFonts w:eastAsia="黑体"/>
         <w:b/>
         <w:bCs/>
       </w:rPr>
@@ -14777,6 +15432,7 @@
       <w:spacing w:after="0" w:line="240" w:lineRule="auto"/>
     </w:pPr>
     <w:rPr>
+      <w:rFonts w:eastAsia="黑体"/>
       <w:color w:themeColor="text1" w:val="000000"/>
     </w:rPr>
     <w:tblPr>
@@ -14795,6 +15451,7 @@
     </w:tcPr>
     <w:tblStylePr w:type="firstRow">
       <w:rPr>
+        <w:rFonts w:eastAsia="黑体"/>
         <w:b/>
         <w:bCs/>
         <w:color w:themeColor="background1" w:val="FFFFFF"/>
@@ -14809,6 +15466,7 @@
     </w:tblStylePr>
     <w:tblStylePr w:type="lastRow">
       <w:rPr>
+        <w:rFonts w:eastAsia="黑体"/>
         <w:b/>
         <w:bCs/>
         <w:color w:themeColor="accent4" w:themeShade="CC" w:val="664E82"/>
@@ -14823,12 +15481,14 @@
     </w:tblStylePr>
     <w:tblStylePr w:type="firstCol">
       <w:rPr>
+        <w:rFonts w:eastAsia="黑体"/>
         <w:b/>
         <w:bCs/>
       </w:rPr>
     </w:tblStylePr>
     <w:tblStylePr w:type="lastCol">
       <w:rPr>
+        <w:rFonts w:eastAsia="黑体"/>
         <w:b/>
         <w:bCs/>
       </w:rPr>
@@ -14863,6 +15523,7 @@
       <w:spacing w:after="0" w:line="240" w:lineRule="auto"/>
     </w:pPr>
     <w:rPr>
+      <w:rFonts w:eastAsia="黑体"/>
       <w:color w:themeColor="text1" w:val="000000"/>
     </w:rPr>
     <w:tblPr>
@@ -14881,6 +15542,7 @@
     </w:tcPr>
     <w:tblStylePr w:type="firstRow">
       <w:rPr>
+        <w:rFonts w:eastAsia="黑体"/>
         <w:b/>
         <w:bCs/>
         <w:color w:themeColor="background1" w:val="FFFFFF"/>
@@ -14895,6 +15557,7 @@
     </w:tblStylePr>
     <w:tblStylePr w:type="lastRow">
       <w:rPr>
+        <w:rFonts w:eastAsia="黑体"/>
         <w:b/>
         <w:bCs/>
         <w:color w:themeColor="accent3" w:themeShade="CC" w:val="7E9C40"/>
@@ -14909,12 +15572,14 @@
     </w:tblStylePr>
     <w:tblStylePr w:type="firstCol">
       <w:rPr>
+        <w:rFonts w:eastAsia="黑体"/>
         <w:b/>
         <w:bCs/>
       </w:rPr>
     </w:tblStylePr>
     <w:tblStylePr w:type="lastCol">
       <w:rPr>
+        <w:rFonts w:eastAsia="黑体"/>
         <w:b/>
         <w:bCs/>
       </w:rPr>
@@ -14949,6 +15614,7 @@
       <w:spacing w:after="0" w:line="240" w:lineRule="auto"/>
     </w:pPr>
     <w:rPr>
+      <w:rFonts w:eastAsia="黑体"/>
       <w:color w:themeColor="text1" w:val="000000"/>
     </w:rPr>
     <w:tblPr>
@@ -14967,6 +15633,7 @@
     </w:tcPr>
     <w:tblStylePr w:type="firstRow">
       <w:rPr>
+        <w:rFonts w:eastAsia="黑体"/>
         <w:b/>
         <w:bCs/>
         <w:color w:themeColor="background1" w:val="FFFFFF"/>
@@ -14981,6 +15648,7 @@
     </w:tblStylePr>
     <w:tblStylePr w:type="lastRow">
       <w:rPr>
+        <w:rFonts w:eastAsia="黑体"/>
         <w:b/>
         <w:bCs/>
         <w:color w:themeColor="accent6" w:themeShade="CC" w:val="F2730A"/>
@@ -14995,12 +15663,14 @@
     </w:tblStylePr>
     <w:tblStylePr w:type="firstCol">
       <w:rPr>
+        <w:rFonts w:eastAsia="黑体"/>
         <w:b/>
         <w:bCs/>
       </w:rPr>
     </w:tblStylePr>
     <w:tblStylePr w:type="lastCol">
       <w:rPr>
+        <w:rFonts w:eastAsia="黑体"/>
         <w:b/>
         <w:bCs/>
       </w:rPr>
@@ -15035,6 +15705,7 @@
       <w:spacing w:after="0" w:line="240" w:lineRule="auto"/>
     </w:pPr>
     <w:rPr>
+      <w:rFonts w:eastAsia="黑体"/>
       <w:color w:themeColor="text1" w:val="000000"/>
     </w:rPr>
     <w:tblPr>
@@ -15053,6 +15724,7 @@
     </w:tcPr>
     <w:tblStylePr w:type="firstRow">
       <w:rPr>
+        <w:rFonts w:eastAsia="黑体"/>
         <w:b/>
         <w:bCs/>
         <w:color w:themeColor="background1" w:val="FFFFFF"/>
@@ -15067,6 +15739,7 @@
     </w:tblStylePr>
     <w:tblStylePr w:type="lastRow">
       <w:rPr>
+        <w:rFonts w:eastAsia="黑体"/>
         <w:b/>
         <w:bCs/>
         <w:color w:themeColor="accent5" w:themeShade="CC" w:val="348DA5"/>
@@ -15081,12 +15754,14 @@
     </w:tblStylePr>
     <w:tblStylePr w:type="firstCol">
       <w:rPr>
+        <w:rFonts w:eastAsia="黑体"/>
         <w:b/>
         <w:bCs/>
       </w:rPr>
     </w:tblStylePr>
     <w:tblStylePr w:type="lastCol">
       <w:rPr>
+        <w:rFonts w:eastAsia="黑体"/>
         <w:b/>
         <w:bCs/>
       </w:rPr>
@@ -15121,6 +15796,7 @@
       <w:spacing w:after="0" w:line="240" w:lineRule="auto"/>
     </w:pPr>
     <w:rPr>
+      <w:rFonts w:eastAsia="黑体"/>
       <w:color w:themeColor="text1" w:val="000000"/>
     </w:rPr>
     <w:tblPr>
@@ -15142,6 +15818,7 @@
     </w:tcPr>
     <w:tblStylePr w:type="firstRow">
       <w:rPr>
+        <w:rFonts w:eastAsia="黑体"/>
         <w:b/>
         <w:bCs/>
       </w:rPr>
@@ -15152,6 +15829,7 @@
     </w:tblStylePr>
     <w:tblStylePr w:type="lastRow">
       <w:rPr>
+        <w:rFonts w:eastAsia="黑体"/>
         <w:b/>
         <w:bCs/>
         <w:color w:themeColor="text1" w:val="000000"/>
@@ -15163,6 +15841,7 @@
     </w:tblStylePr>
     <w:tblStylePr w:type="firstCol">
       <w:rPr>
+        <w:rFonts w:eastAsia="黑体"/>
         <w:color w:themeColor="background1" w:val="FFFFFF"/>
       </w:rPr>
       <w:tblPr/>
@@ -15172,6 +15851,7 @@
     </w:tblStylePr>
     <w:tblStylePr w:type="lastCol">
       <w:rPr>
+        <w:rFonts w:eastAsia="黑体"/>
         <w:color w:themeColor="background1" w:val="FFFFFF"/>
       </w:rPr>
       <w:tblPr/>
@@ -15201,6 +15881,7 @@
       <w:spacing w:after="0" w:line="240" w:lineRule="auto"/>
     </w:pPr>
     <w:rPr>
+      <w:rFonts w:eastAsia="黑体"/>
       <w:color w:themeColor="text1" w:val="000000"/>
     </w:rPr>
     <w:tblPr>
@@ -15222,6 +15903,7 @@
     </w:tcPr>
     <w:tblStylePr w:type="firstRow">
       <w:rPr>
+        <w:rFonts w:eastAsia="黑体"/>
         <w:b/>
         <w:bCs/>
       </w:rPr>
@@ -15232,6 +15914,7 @@
     </w:tblStylePr>
     <w:tblStylePr w:type="lastRow">
       <w:rPr>
+        <w:rFonts w:eastAsia="黑体"/>
         <w:b/>
         <w:bCs/>
         <w:color w:themeColor="text1" w:val="000000"/>
@@ -15243,6 +15926,7 @@
     </w:tblStylePr>
     <w:tblStylePr w:type="firstCol">
       <w:rPr>
+        <w:rFonts w:eastAsia="黑体"/>
         <w:color w:themeColor="background1" w:val="FFFFFF"/>
       </w:rPr>
       <w:tblPr/>
@@ -15252,6 +15936,7 @@
     </w:tblStylePr>
     <w:tblStylePr w:type="lastCol">
       <w:rPr>
+        <w:rFonts w:eastAsia="黑体"/>
         <w:color w:themeColor="background1" w:val="FFFFFF"/>
       </w:rPr>
       <w:tblPr/>
@@ -15281,6 +15966,7 @@
       <w:spacing w:after="0" w:line="240" w:lineRule="auto"/>
     </w:pPr>
     <w:rPr>
+      <w:rFonts w:eastAsia="黑体"/>
       <w:color w:themeColor="text1" w:val="000000"/>
     </w:rPr>
     <w:tblPr>
@@ -15302,6 +15988,7 @@
     </w:tcPr>
     <w:tblStylePr w:type="firstRow">
       <w:rPr>
+        <w:rFonts w:eastAsia="黑体"/>
         <w:b/>
         <w:bCs/>
       </w:rPr>
@@ -15312,6 +15999,7 @@
     </w:tblStylePr>
     <w:tblStylePr w:type="lastRow">
       <w:rPr>
+        <w:rFonts w:eastAsia="黑体"/>
         <w:b/>
         <w:bCs/>
         <w:color w:themeColor="text1" w:val="000000"/>
@@ -15323,6 +16011,7 @@
     </w:tblStylePr>
     <w:tblStylePr w:type="firstCol">
       <w:rPr>
+        <w:rFonts w:eastAsia="黑体"/>
         <w:color w:themeColor="background1" w:val="FFFFFF"/>
       </w:rPr>
       <w:tblPr/>
@@ -15332,6 +16021,7 @@
     </w:tblStylePr>
     <w:tblStylePr w:type="lastCol">
       <w:rPr>
+        <w:rFonts w:eastAsia="黑体"/>
         <w:color w:themeColor="background1" w:val="FFFFFF"/>
       </w:rPr>
       <w:tblPr/>
@@ -15361,6 +16051,7 @@
       <w:spacing w:after="0" w:line="240" w:lineRule="auto"/>
     </w:pPr>
     <w:rPr>
+      <w:rFonts w:eastAsia="黑体"/>
       <w:color w:themeColor="text1" w:val="000000"/>
     </w:rPr>
     <w:tblPr>
@@ -15382,6 +16073,7 @@
     </w:tcPr>
     <w:tblStylePr w:type="firstRow">
       <w:rPr>
+        <w:rFonts w:eastAsia="黑体"/>
         <w:b/>
         <w:bCs/>
       </w:rPr>
@@ -15392,6 +16084,7 @@
     </w:tblStylePr>
     <w:tblStylePr w:type="lastRow">
       <w:rPr>
+        <w:rFonts w:eastAsia="黑体"/>
         <w:b/>
         <w:bCs/>
         <w:color w:themeColor="text1" w:val="000000"/>
@@ -15403,6 +16096,7 @@
     </w:tblStylePr>
     <w:tblStylePr w:type="firstCol">
       <w:rPr>
+        <w:rFonts w:eastAsia="黑体"/>
         <w:color w:themeColor="background1" w:val="FFFFFF"/>
       </w:rPr>
       <w:tblPr/>
@@ -15412,6 +16106,7 @@
     </w:tblStylePr>
     <w:tblStylePr w:type="lastCol">
       <w:rPr>
+        <w:rFonts w:eastAsia="黑体"/>
         <w:color w:themeColor="background1" w:val="FFFFFF"/>
       </w:rPr>
       <w:tblPr/>
@@ -15441,6 +16136,7 @@
       <w:spacing w:after="0" w:line="240" w:lineRule="auto"/>
     </w:pPr>
     <w:rPr>
+      <w:rFonts w:eastAsia="黑体"/>
       <w:color w:themeColor="text1" w:val="000000"/>
     </w:rPr>
     <w:tblPr>
@@ -15462,6 +16158,7 @@
     </w:tcPr>
     <w:tblStylePr w:type="firstRow">
       <w:rPr>
+        <w:rFonts w:eastAsia="黑体"/>
         <w:b/>
         <w:bCs/>
       </w:rPr>
@@ -15472,6 +16169,7 @@
     </w:tblStylePr>
     <w:tblStylePr w:type="lastRow">
       <w:rPr>
+        <w:rFonts w:eastAsia="黑体"/>
         <w:b/>
         <w:bCs/>
         <w:color w:themeColor="text1" w:val="000000"/>
@@ -15483,6 +16181,7 @@
     </w:tblStylePr>
     <w:tblStylePr w:type="firstCol">
       <w:rPr>
+        <w:rFonts w:eastAsia="黑体"/>
         <w:color w:themeColor="background1" w:val="FFFFFF"/>
       </w:rPr>
       <w:tblPr/>
@@ -15492,6 +16191,7 @@
     </w:tblStylePr>
     <w:tblStylePr w:type="lastCol">
       <w:rPr>
+        <w:rFonts w:eastAsia="黑体"/>
         <w:color w:themeColor="background1" w:val="FFFFFF"/>
       </w:rPr>
       <w:tblPr/>
@@ -15521,6 +16221,7 @@
       <w:spacing w:after="0" w:line="240" w:lineRule="auto"/>
     </w:pPr>
     <w:rPr>
+      <w:rFonts w:eastAsia="黑体"/>
       <w:color w:themeColor="text1" w:val="000000"/>
     </w:rPr>
     <w:tblPr>
@@ -15542,6 +16243,7 @@
     </w:tcPr>
     <w:tblStylePr w:type="firstRow">
       <w:rPr>
+        <w:rFonts w:eastAsia="黑体"/>
         <w:b/>
         <w:bCs/>
       </w:rPr>
@@ -15552,6 +16254,7 @@
     </w:tblStylePr>
     <w:tblStylePr w:type="lastRow">
       <w:rPr>
+        <w:rFonts w:eastAsia="黑体"/>
         <w:b/>
         <w:bCs/>
         <w:color w:themeColor="text1" w:val="000000"/>
@@ -15563,6 +16266,7 @@
     </w:tblStylePr>
     <w:tblStylePr w:type="firstCol">
       <w:rPr>
+        <w:rFonts w:eastAsia="黑体"/>
         <w:color w:themeColor="background1" w:val="FFFFFF"/>
       </w:rPr>
       <w:tblPr/>
@@ -15572,6 +16276,7 @@
     </w:tblStylePr>
     <w:tblStylePr w:type="lastCol">
       <w:rPr>
+        <w:rFonts w:eastAsia="黑体"/>
         <w:color w:themeColor="background1" w:val="FFFFFF"/>
       </w:rPr>
       <w:tblPr/>
@@ -15601,6 +16306,7 @@
       <w:spacing w:after="0" w:line="240" w:lineRule="auto"/>
     </w:pPr>
     <w:rPr>
+      <w:rFonts w:eastAsia="黑体"/>
       <w:color w:themeColor="text1" w:val="000000"/>
     </w:rPr>
     <w:tblPr>
@@ -15622,6 +16328,7 @@
     </w:tcPr>
     <w:tblStylePr w:type="firstRow">
       <w:rPr>
+        <w:rFonts w:eastAsia="黑体"/>
         <w:b/>
         <w:bCs/>
       </w:rPr>
@@ -15632,6 +16339,7 @@
     </w:tblStylePr>
     <w:tblStylePr w:type="lastRow">
       <w:rPr>
+        <w:rFonts w:eastAsia="黑体"/>
         <w:b/>
         <w:bCs/>
         <w:color w:themeColor="text1" w:val="000000"/>
@@ -15643,6 +16351,7 @@
     </w:tblStylePr>
     <w:tblStylePr w:type="firstCol">
       <w:rPr>
+        <w:rFonts w:eastAsia="黑体"/>
         <w:color w:themeColor="background1" w:val="FFFFFF"/>
       </w:rPr>
       <w:tblPr/>
@@ -15652,6 +16361,7 @@
     </w:tblStylePr>
     <w:tblStylePr w:type="lastCol">
       <w:rPr>
+        <w:rFonts w:eastAsia="黑体"/>
         <w:color w:themeColor="background1" w:val="FFFFFF"/>
       </w:rPr>
       <w:tblPr/>
@@ -15684,6 +16394,7 @@
     <w:name w:val="KeywordTok"/>
     <w:basedOn w:val="VerbatimChar"/>
     <w:rPr>
+      <w:rFonts w:eastAsia="黑体"/>
       <w:b/>
       <w:color w:val="007020"/>
     </w:rPr>
@@ -15692,6 +16403,7 @@
     <w:name w:val="DataTypeTok"/>
     <w:basedOn w:val="VerbatimChar"/>
     <w:rPr>
+      <w:rFonts w:eastAsia="黑体"/>
       <w:color w:val="902000"/>
     </w:rPr>
   </w:style>
@@ -15699,6 +16411,7 @@
     <w:name w:val="DecValTok"/>
     <w:basedOn w:val="VerbatimChar"/>
     <w:rPr>
+      <w:rFonts w:eastAsia="黑体"/>
       <w:color w:val="40a070"/>
     </w:rPr>
   </w:style>
@@ -15706,6 +16419,7 @@
     <w:name w:val="BaseNTok"/>
     <w:basedOn w:val="VerbatimChar"/>
     <w:rPr>
+      <w:rFonts w:eastAsia="黑体"/>
       <w:color w:val="40a070"/>
     </w:rPr>
   </w:style>
@@ -15713,6 +16427,7 @@
     <w:name w:val="FloatTok"/>
     <w:basedOn w:val="VerbatimChar"/>
     <w:rPr>
+      <w:rFonts w:eastAsia="黑体"/>
       <w:color w:val="40a070"/>
     </w:rPr>
   </w:style>
@@ -15720,6 +16435,7 @@
     <w:name w:val="ConstantTok"/>
     <w:basedOn w:val="VerbatimChar"/>
     <w:rPr>
+      <w:rFonts w:eastAsia="黑体"/>
       <w:color w:val="880000"/>
     </w:rPr>
   </w:style>
@@ -15727,6 +16443,7 @@
     <w:name w:val="CharTok"/>
     <w:basedOn w:val="VerbatimChar"/>
     <w:rPr>
+      <w:rFonts w:eastAsia="黑体"/>
       <w:color w:val="4070a0"/>
     </w:rPr>
   </w:style>
@@ -15734,6 +16451,7 @@
     <w:name w:val="SpecialCharTok"/>
     <w:basedOn w:val="VerbatimChar"/>
     <w:rPr>
+      <w:rFonts w:eastAsia="黑体"/>
       <w:color w:val="4070a0"/>
     </w:rPr>
   </w:style>
@@ -15741,6 +16459,7 @@
     <w:name w:val="StringTok"/>
     <w:basedOn w:val="VerbatimChar"/>
     <w:rPr>
+      <w:rFonts w:eastAsia="黑体"/>
       <w:color w:val="4070a0"/>
     </w:rPr>
   </w:style>
@@ -15748,6 +16467,7 @@
     <w:name w:val="VerbatimStringTok"/>
     <w:basedOn w:val="VerbatimChar"/>
     <w:rPr>
+      <w:rFonts w:eastAsia="黑体"/>
       <w:color w:val="4070a0"/>
     </w:rPr>
   </w:style>
@@ -15755,6 +16475,7 @@
     <w:name w:val="SpecialStringTok"/>
     <w:basedOn w:val="VerbatimChar"/>
     <w:rPr>
+      <w:rFonts w:eastAsia="黑体"/>
       <w:color w:val="bb6688"/>
     </w:rPr>
   </w:style>
@@ -15762,6 +16483,7 @@
     <w:name w:val="ImportTok"/>
     <w:basedOn w:val="VerbatimChar"/>
     <w:rPr>
+      <w:rFonts w:eastAsia="黑体"/>
       <w:b/>
       <w:color w:val="008000"/>
     </w:rPr>
@@ -15770,6 +16492,7 @@
     <w:name w:val="CommentTok"/>
     <w:basedOn w:val="VerbatimChar"/>
     <w:rPr>
+      <w:rFonts w:eastAsia="黑体"/>
       <w:i/>
       <w:color w:val="60a0b0"/>
     </w:rPr>
@@ -15778,6 +16501,7 @@
     <w:name w:val="DocumentationTok"/>
     <w:basedOn w:val="VerbatimChar"/>
     <w:rPr>
+      <w:rFonts w:eastAsia="黑体"/>
       <w:i/>
       <w:color w:val="ba2121"/>
     </w:rPr>
@@ -15786,6 +16510,7 @@
     <w:name w:val="AnnotationTok"/>
     <w:basedOn w:val="VerbatimChar"/>
     <w:rPr>
+      <w:rFonts w:eastAsia="黑体"/>
       <w:b/>
       <w:i/>
       <w:color w:val="60a0b0"/>
@@ -15795,6 +16520,7 @@
     <w:name w:val="CommentVarTok"/>
     <w:basedOn w:val="VerbatimChar"/>
     <w:rPr>
+      <w:rFonts w:eastAsia="黑体"/>
       <w:b/>
       <w:i/>
       <w:color w:val="60a0b0"/>
@@ -15804,6 +16530,7 @@
     <w:name w:val="OtherTok"/>
     <w:basedOn w:val="VerbatimChar"/>
     <w:rPr>
+      <w:rFonts w:eastAsia="黑体"/>
       <w:color w:val="007020"/>
     </w:rPr>
   </w:style>
@@ -15811,6 +16538,7 @@
     <w:name w:val="FunctionTok"/>
     <w:basedOn w:val="VerbatimChar"/>
     <w:rPr>
+      <w:rFonts w:eastAsia="黑体"/>
       <w:color w:val="06287e"/>
     </w:rPr>
   </w:style>
@@ -15818,6 +16546,7 @@
     <w:name w:val="VariableTok"/>
     <w:basedOn w:val="VerbatimChar"/>
     <w:rPr>
+      <w:rFonts w:eastAsia="黑体"/>
       <w:color w:val="19177c"/>
     </w:rPr>
   </w:style>
@@ -15825,6 +16554,7 @@
     <w:name w:val="ControlFlowTok"/>
     <w:basedOn w:val="VerbatimChar"/>
     <w:rPr>
+      <w:rFonts w:eastAsia="黑体"/>
       <w:b/>
       <w:color w:val="007020"/>
     </w:rPr>
@@ -15833,6 +16563,7 @@
     <w:name w:val="OperatorTok"/>
     <w:basedOn w:val="VerbatimChar"/>
     <w:rPr>
+      <w:rFonts w:eastAsia="黑体"/>
       <w:color w:val="666666"/>
     </w:rPr>
   </w:style>
@@ -15840,18 +16571,22 @@
     <w:name w:val="BuiltInTok"/>
     <w:basedOn w:val="VerbatimChar"/>
     <w:rPr>
+      <w:rFonts w:eastAsia="黑体"/>
       <w:color w:val="008000"/>
     </w:rPr>
   </w:style>
   <w:style w:type="character" w:customStyle="1" w:styleId="ExtensionTok">
     <w:name w:val="ExtensionTok"/>
     <w:basedOn w:val="VerbatimChar"/>
-    <w:rPr/>
+    <w:rPr>
+      <w:rFonts w:eastAsia="黑体"/>
+    </w:rPr>
   </w:style>
   <w:style w:type="character" w:customStyle="1" w:styleId="PreprocessorTok">
     <w:name w:val="PreprocessorTok"/>
     <w:basedOn w:val="VerbatimChar"/>
     <w:rPr>
+      <w:rFonts w:eastAsia="黑体"/>
       <w:color w:val="bc7a00"/>
     </w:rPr>
   </w:style>
@@ -15859,18 +16594,22 @@
     <w:name w:val="AttributeTok"/>
     <w:basedOn w:val="VerbatimChar"/>
     <w:rPr>
+      <w:rFonts w:eastAsia="黑体"/>
       <w:color w:val="7d9029"/>
     </w:rPr>
   </w:style>
   <w:style w:type="character" w:customStyle="1" w:styleId="RegionMarkerTok">
     <w:name w:val="RegionMarkerTok"/>
     <w:basedOn w:val="VerbatimChar"/>
-    <w:rPr/>
+    <w:rPr>
+      <w:rFonts w:eastAsia="黑体"/>
+    </w:rPr>
   </w:style>
   <w:style w:type="character" w:customStyle="1" w:styleId="InformationTok">
     <w:name w:val="InformationTok"/>
     <w:basedOn w:val="VerbatimChar"/>
     <w:rPr>
+      <w:rFonts w:eastAsia="黑体"/>
       <w:b/>
       <w:i/>
       <w:color w:val="60a0b0"/>
@@ -15880,6 +16619,7 @@
     <w:name w:val="WarningTok"/>
     <w:basedOn w:val="VerbatimChar"/>
     <w:rPr>
+      <w:rFonts w:eastAsia="黑体"/>
       <w:b/>
       <w:i/>
       <w:color w:val="60a0b0"/>
@@ -15889,6 +16629,7 @@
     <w:name w:val="AlertTok"/>
     <w:basedOn w:val="VerbatimChar"/>
     <w:rPr>
+      <w:rFonts w:eastAsia="黑体"/>
       <w:b/>
       <w:color w:val="ff0000"/>
     </w:rPr>
@@ -15897,6 +16638,7 @@
     <w:name w:val="ErrorTok"/>
     <w:basedOn w:val="VerbatimChar"/>
     <w:rPr>
+      <w:rFonts w:eastAsia="黑体"/>
       <w:b/>
       <w:color w:val="ff0000"/>
     </w:rPr>
@@ -15904,7 +16646,9 @@
   <w:style w:type="character" w:customStyle="1" w:styleId="NormalTok">
     <w:name w:val="NormalTok"/>
     <w:basedOn w:val="VerbatimChar"/>
-    <w:rPr/>
+    <w:rPr>
+      <w:rFonts w:eastAsia="黑体"/>
+    </w:rPr>
   </w:style>
 </w:styles>
 </file>
@@ -15953,12 +16697,12 @@
     <a:fontScheme name="Office">
       <a:majorFont>
         <a:latin typeface="Calibri"/>
-        <a:ea typeface=""/>
+        <a:ea typeface="黑体"/>
         <a:cs typeface=""/>
         <a:font script="Jpan" typeface="ＭＳ ゴシック"/>
         <a:font script="Hang" typeface="맑은 고딕"/>
-        <a:font script="Hans" typeface="宋体"/>
-        <a:font script="Hant" typeface="新細明體"/>
+        <a:font script="Hans" typeface="黑体"/>
+        <a:font script="Hant" typeface="黑体"/>
         <a:font script="Arab" typeface="Times New Roman"/>
         <a:font script="Hebr" typeface="Times New Roman"/>
         <a:font script="Thai" typeface="Angsana New"/>
@@ -15988,12 +16732,12 @@
       </a:majorFont>
       <a:minorFont>
         <a:latin typeface="Cambria"/>
-        <a:ea typeface=""/>
+        <a:ea typeface="黑体"/>
         <a:cs typeface=""/>
         <a:font script="Jpan" typeface="ＭＳ 明朝"/>
         <a:font script="Hang" typeface="맑은 고딕"/>
-        <a:font script="Hans" typeface="宋体"/>
-        <a:font script="Hant" typeface="新細明體"/>
+        <a:font script="Hans" typeface="黑体"/>
+        <a:font script="Hant" typeface="黑体"/>
         <a:font script="Arab" typeface="Arial"/>
         <a:font script="Hebr" typeface="Arial"/>
         <a:font script="Thai" typeface="Cordia New"/>

--- a/01-电源电路/01-线性稳压电路/低压差LDO稳压电路/低压差LDO稳压电路.docx
+++ b/01-电源电路/01-线性稳压电路/低压差LDO稳压电路/低压差LDO稳压电路.docx
@@ -3626,7 +3626,7 @@
           <w:color w:val="555555"/>
           <w:sz w:val="21"/>
         </w:rPr>
-        <w:t>材料收集者：杜文杰，WX手机：19519196569，QQ:3478827729</w:t>
+        <w:t>材料收集者：杜文杰，微信/手机：19519196569，QQ:3478827729</w:t>
       </w:r>
     </w:p>
     <w:sectPr>
